--- a/docs/ResiBrands_Readiness_Execution.docx
+++ b/docs/ResiBrands_Readiness_Execution.docx
@@ -2476,749 +2476,6 @@
     </w:p>
     <w:p>
       <w:pPr>
-        <w:pStyle w:val="Heading2"/>
-        <w:spacing w:after="140" w:before="280"/>
-      </w:pPr>
-      <w:r>
-        <w:rPr>
-          <w:rFonts w:ascii="Arial" w:cs="Arial" w:eastAsia="Arial" w:hAnsi="Arial"/>
-          <w:b/>
-          <w:bCs/>
-          <w:color w:val="185FA5"/>
-          <w:sz w:val="26"/>
-          <w:szCs w:val="26"/>
-        </w:rPr>
-        <w:t xml:space="preserve">How we got to this tech count</w:t>
-      </w:r>
-    </w:p>
-    <w:tbl>
-      <w:tblPr>
-        <w:tblW w:type="dxa" w:w="9360"/>
-        <w:tblBorders>
-          <w:top w:val="single" w:color="auto" w:sz="4"/>
-          <w:left w:val="single" w:color="auto" w:sz="4"/>
-          <w:bottom w:val="single" w:color="auto" w:sz="4"/>
-          <w:right w:val="single" w:color="auto" w:sz="4"/>
-          <w:insideH w:val="single" w:color="auto" w:sz="4"/>
-          <w:insideV w:val="single" w:color="auto" w:sz="4"/>
-        </w:tblBorders>
-      </w:tblPr>
-      <w:tblGrid>
-        <w:gridCol w:w="9360"/>
-      </w:tblGrid>
-      <w:tr>
-        <w:tc>
-          <w:tcPr>
-            <w:tcW w:type="dxa" w:w="9360"/>
-            <w:tcBorders>
-              <w:top w:val="single" w:color="CCCCCC" w:sz="4"/>
-              <w:left w:val="single" w:color="CCCCCC" w:sz="4"/>
-              <w:bottom w:val="single" w:color="CCCCCC" w:sz="4"/>
-              <w:right w:val="single" w:color="CCCCCC" w:sz="4"/>
-            </w:tcBorders>
-            <w:shd w:fill="FFF8E1" w:val="clear"/>
-            <w:tcMar>
-              <w:top w:type="dxa" w:w="200"/>
-              <w:left w:type="dxa" w:w="240"/>
-              <w:bottom w:type="dxa" w:w="200"/>
-              <w:right w:type="dxa" w:w="240"/>
-            </w:tcMar>
-          </w:tcPr>
-          <w:p>
-            <w:pPr>
-              <w:spacing w:after="120"/>
-            </w:pPr>
-            <w:r>
-              <w:rPr>
-                <w:rFonts w:ascii="Arial" w:cs="Arial" w:eastAsia="Arial" w:hAnsi="Arial"/>
-                <w:b/>
-                <w:bCs/>
-                <w:color w:val="1A2B3C"/>
-                <w:sz w:val="24"/>
-                <w:szCs w:val="24"/>
-              </w:rPr>
-              <w:t xml:space="preserve">Honest framing: this is a vertical-calibrated mid-point estimate, not verified headcount</w:t>
-            </w:r>
-          </w:p>
-          <w:p>
-            <w:r>
-              <w:rPr>
-                <w:rFonts w:ascii="Arial" w:cs="Arial" w:eastAsia="Arial" w:hAnsi="Arial"/>
-                <w:sz w:val="22"/>
-                <w:szCs w:val="22"/>
-              </w:rPr>
-              <w:t xml:space="preserve">ResiBrands' 5 brands include That 1 Painter (~380 units, primary), House Doctors handyman, plus three smaller brands. Painting and handyman verticals run lighter on techs (2-4 per franchisee). Range reflects newer-brand dynamics. FDDs do not typically disclose techs-per-franchisee — Item 20 lists locations, Item 19 lists financials, but average headcount is not a standard disclosure. So our 2,550 mid-point for ResiBrands is anchored on what's reasonable given the brand mix, but the actual number could land anywhere in the range below. Marketing teammates likely have direct headcount data through operator surveys, regional meeting reports, or franchisee scorecards that would tighten this from ESTIMATED to VERIFIED.</w:t>
-            </w:r>
-          </w:p>
-        </w:tc>
-      </w:tr>
-    </w:tbl>
-    <w:p>
-      <w:pPr>
-        <w:spacing w:after="80" w:before="80"/>
-      </w:pPr>
-      <w:r>
-        <w:rPr>
-          <w:rFonts w:ascii="Arial" w:cs="Arial" w:eastAsia="Arial" w:hAnsi="Arial"/>
-          <w:sz w:val="22"/>
-          <w:szCs w:val="22"/>
-        </w:rPr>
-        <w:t xml:space="preserve"/>
-      </w:r>
-    </w:p>
-    <w:p>
-      <w:pPr>
-        <w:spacing w:after="100" w:before="200"/>
-      </w:pPr>
-      <w:r>
-        <w:rPr>
-          <w:rFonts w:ascii="Arial" w:cs="Arial" w:eastAsia="Arial" w:hAnsi="Arial"/>
-          <w:b/>
-          <w:bCs/>
-          <w:color w:val="1A2B3C"/>
-          <w:sz w:val="22"/>
-          <w:szCs w:val="22"/>
-        </w:rPr>
-        <w:t xml:space="preserve">Range and corresponding Year 1 ARR @ 10% baseline</w:t>
-      </w:r>
-    </w:p>
-    <w:tbl>
-      <w:tblPr>
-        <w:tblW w:type="dxa" w:w="9360"/>
-        <w:tblBorders>
-          <w:top w:val="single" w:color="auto" w:sz="4"/>
-          <w:left w:val="single" w:color="auto" w:sz="4"/>
-          <w:bottom w:val="single" w:color="auto" w:sz="4"/>
-          <w:right w:val="single" w:color="auto" w:sz="4"/>
-          <w:insideH w:val="single" w:color="auto" w:sz="4"/>
-          <w:insideV w:val="single" w:color="auto" w:sz="4"/>
-        </w:tblBorders>
-      </w:tblPr>
-      <w:tblGrid>
-        <w:gridCol w:w="2300"/>
-        <w:gridCol w:w="2300"/>
-        <w:gridCol w:w="2380"/>
-        <w:gridCol w:w="2380"/>
-      </w:tblGrid>
-      <w:tr>
-        <w:trPr>
-          <w:tblHeader/>
-        </w:trPr>
-        <w:tc>
-          <w:tcPr>
-            <w:tcW w:type="dxa" w:w="2300"/>
-            <w:tcBorders>
-              <w:top w:val="single" w:color="CCCCCC" w:sz="4"/>
-              <w:left w:val="single" w:color="CCCCCC" w:sz="4"/>
-              <w:bottom w:val="single" w:color="CCCCCC" w:sz="4"/>
-              <w:right w:val="single" w:color="CCCCCC" w:sz="4"/>
-            </w:tcBorders>
-            <w:shd w:fill="1A2B3C" w:val="clear"/>
-            <w:tcMar>
-              <w:top w:type="dxa" w:w="80"/>
-              <w:left w:type="dxa" w:w="120"/>
-              <w:bottom w:type="dxa" w:w="80"/>
-              <w:right w:type="dxa" w:w="120"/>
-            </w:tcMar>
-          </w:tcPr>
-          <w:p>
-            <w:pPr>
-              <w:jc w:val="left"/>
-            </w:pPr>
-            <w:r>
-              <w:rPr>
-                <w:rFonts w:ascii="Arial" w:cs="Arial" w:eastAsia="Arial" w:hAnsi="Arial"/>
-                <w:b/>
-                <w:bCs/>
-                <w:i w:val="false"/>
-                <w:iCs w:val="false"/>
-                <w:color w:val="FFFFFF"/>
-                <w:sz w:val="18"/>
-                <w:szCs w:val="18"/>
-              </w:rPr>
-              <w:t xml:space="preserve">Scenario</w:t>
-            </w:r>
-          </w:p>
-        </w:tc>
-        <w:tc>
-          <w:tcPr>
-            <w:tcW w:type="dxa" w:w="2300"/>
-            <w:tcBorders>
-              <w:top w:val="single" w:color="CCCCCC" w:sz="4"/>
-              <w:left w:val="single" w:color="CCCCCC" w:sz="4"/>
-              <w:bottom w:val="single" w:color="CCCCCC" w:sz="4"/>
-              <w:right w:val="single" w:color="CCCCCC" w:sz="4"/>
-            </w:tcBorders>
-            <w:shd w:fill="1A2B3C" w:val="clear"/>
-            <w:tcMar>
-              <w:top w:type="dxa" w:w="80"/>
-              <w:left w:type="dxa" w:w="120"/>
-              <w:bottom w:type="dxa" w:w="80"/>
-              <w:right w:type="dxa" w:w="120"/>
-            </w:tcMar>
-          </w:tcPr>
-          <w:p>
-            <w:pPr>
-              <w:jc w:val="center"/>
-            </w:pPr>
-            <w:r>
-              <w:rPr>
-                <w:rFonts w:ascii="Arial" w:cs="Arial" w:eastAsia="Arial" w:hAnsi="Arial"/>
-                <w:b/>
-                <w:bCs/>
-                <w:i w:val="false"/>
-                <w:iCs w:val="false"/>
-                <w:color w:val="FFFFFF"/>
-                <w:sz w:val="18"/>
-                <w:szCs w:val="18"/>
-              </w:rPr>
-              <w:t xml:space="preserve">Tech count</w:t>
-            </w:r>
-          </w:p>
-        </w:tc>
-        <w:tc>
-          <w:tcPr>
-            <w:tcW w:type="dxa" w:w="2380"/>
-            <w:tcBorders>
-              <w:top w:val="single" w:color="CCCCCC" w:sz="4"/>
-              <w:left w:val="single" w:color="CCCCCC" w:sz="4"/>
-              <w:bottom w:val="single" w:color="CCCCCC" w:sz="4"/>
-              <w:right w:val="single" w:color="CCCCCC" w:sz="4"/>
-            </w:tcBorders>
-            <w:shd w:fill="1A2B3C" w:val="clear"/>
-            <w:tcMar>
-              <w:top w:type="dxa" w:w="80"/>
-              <w:left w:type="dxa" w:w="120"/>
-              <w:bottom w:type="dxa" w:w="80"/>
-              <w:right w:type="dxa" w:w="120"/>
-            </w:tcMar>
-          </w:tcPr>
-          <w:p>
-            <w:pPr>
-              <w:jc w:val="center"/>
-            </w:pPr>
-            <w:r>
-              <w:rPr>
-                <w:rFonts w:ascii="Arial" w:cs="Arial" w:eastAsia="Arial" w:hAnsi="Arial"/>
-                <w:b/>
-                <w:bCs/>
-                <w:i w:val="false"/>
-                <w:iCs w:val="false"/>
-                <w:color w:val="FFFFFF"/>
-                <w:sz w:val="18"/>
-                <w:szCs w:val="18"/>
-              </w:rPr>
-              <w:t xml:space="preserve">Y1 ARR @ 10%</w:t>
-            </w:r>
-          </w:p>
-        </w:tc>
-        <w:tc>
-          <w:tcPr>
-            <w:tcW w:type="dxa" w:w="2380"/>
-            <w:tcBorders>
-              <w:top w:val="single" w:color="CCCCCC" w:sz="4"/>
-              <w:left w:val="single" w:color="CCCCCC" w:sz="4"/>
-              <w:bottom w:val="single" w:color="CCCCCC" w:sz="4"/>
-              <w:right w:val="single" w:color="CCCCCC" w:sz="4"/>
-            </w:tcBorders>
-            <w:shd w:fill="1A2B3C" w:val="clear"/>
-            <w:tcMar>
-              <w:top w:type="dxa" w:w="80"/>
-              <w:left w:type="dxa" w:w="120"/>
-              <w:bottom w:type="dxa" w:w="80"/>
-              <w:right w:type="dxa" w:w="120"/>
-            </w:tcMar>
-          </w:tcPr>
-          <w:p>
-            <w:pPr>
-              <w:jc w:val="center"/>
-            </w:pPr>
-            <w:r>
-              <w:rPr>
-                <w:rFonts w:ascii="Arial" w:cs="Arial" w:eastAsia="Arial" w:hAnsi="Arial"/>
-                <w:b/>
-                <w:bCs/>
-                <w:i w:val="false"/>
-                <w:iCs w:val="false"/>
-                <w:color w:val="FFFFFF"/>
-                <w:sz w:val="18"/>
-                <w:szCs w:val="18"/>
-              </w:rPr>
-              <w:t xml:space="preserve">Y1 ARR @ 25%</w:t>
-            </w:r>
-          </w:p>
-        </w:tc>
-      </w:tr>
-      <w:tr>
-        <w:tc>
-          <w:tcPr>
-            <w:tcW w:type="dxa" w:w="2300"/>
-            <w:tcBorders>
-              <w:top w:val="single" w:color="CCCCCC" w:sz="4"/>
-              <w:left w:val="single" w:color="CCCCCC" w:sz="4"/>
-              <w:bottom w:val="single" w:color="CCCCCC" w:sz="4"/>
-              <w:right w:val="single" w:color="CCCCCC" w:sz="4"/>
-            </w:tcBorders>
-            <w:tcMar>
-              <w:top w:type="dxa" w:w="80"/>
-              <w:left w:type="dxa" w:w="120"/>
-              <w:bottom w:type="dxa" w:w="80"/>
-              <w:right w:type="dxa" w:w="120"/>
-            </w:tcMar>
-          </w:tcPr>
-          <w:p>
-            <w:pPr>
-              <w:jc w:val="left"/>
-            </w:pPr>
-            <w:r>
-              <w:rPr>
-                <w:rFonts w:ascii="Arial" w:cs="Arial" w:eastAsia="Arial" w:hAnsi="Arial"/>
-                <w:b w:val="false"/>
-                <w:bCs w:val="false"/>
-                <w:i/>
-                <w:iCs/>
-                <w:color w:val="888780"/>
-                <w:sz w:val="17"/>
-                <w:szCs w:val="17"/>
-              </w:rPr>
-              <w:t xml:space="preserve">Low (conservative)</w:t>
-            </w:r>
-          </w:p>
-        </w:tc>
-        <w:tc>
-          <w:tcPr>
-            <w:tcW w:type="dxa" w:w="2300"/>
-            <w:tcBorders>
-              <w:top w:val="single" w:color="CCCCCC" w:sz="4"/>
-              <w:left w:val="single" w:color="CCCCCC" w:sz="4"/>
-              <w:bottom w:val="single" w:color="CCCCCC" w:sz="4"/>
-              <w:right w:val="single" w:color="CCCCCC" w:sz="4"/>
-            </w:tcBorders>
-            <w:tcMar>
-              <w:top w:type="dxa" w:w="80"/>
-              <w:left w:type="dxa" w:w="120"/>
-              <w:bottom w:type="dxa" w:w="80"/>
-              <w:right w:type="dxa" w:w="120"/>
-            </w:tcMar>
-          </w:tcPr>
-          <w:p>
-            <w:pPr>
-              <w:jc w:val="center"/>
-            </w:pPr>
-            <w:r>
-              <w:rPr>
-                <w:rFonts w:ascii="Arial" w:cs="Arial" w:eastAsia="Arial" w:hAnsi="Arial"/>
-                <w:b w:val="false"/>
-                <w:bCs w:val="false"/>
-                <w:i w:val="false"/>
-                <w:iCs w:val="false"/>
-                <w:color w:val="888780"/>
-                <w:sz w:val="18"/>
-                <w:szCs w:val="18"/>
-              </w:rPr>
-              <w:t xml:space="preserve">1,900</w:t>
-            </w:r>
-          </w:p>
-        </w:tc>
-        <w:tc>
-          <w:tcPr>
-            <w:tcW w:type="dxa" w:w="2380"/>
-            <w:tcBorders>
-              <w:top w:val="single" w:color="CCCCCC" w:sz="4"/>
-              <w:left w:val="single" w:color="CCCCCC" w:sz="4"/>
-              <w:bottom w:val="single" w:color="CCCCCC" w:sz="4"/>
-              <w:right w:val="single" w:color="CCCCCC" w:sz="4"/>
-            </w:tcBorders>
-            <w:tcMar>
-              <w:top w:type="dxa" w:w="80"/>
-              <w:left w:type="dxa" w:w="120"/>
-              <w:bottom w:type="dxa" w:w="80"/>
-              <w:right w:type="dxa" w:w="120"/>
-            </w:tcMar>
-          </w:tcPr>
-          <w:p>
-            <w:pPr>
-              <w:jc w:val="center"/>
-            </w:pPr>
-            <w:r>
-              <w:rPr>
-                <w:rFonts w:ascii="Arial" w:cs="Arial" w:eastAsia="Arial" w:hAnsi="Arial"/>
-                <w:b w:val="false"/>
-                <w:bCs w:val="false"/>
-                <w:i w:val="false"/>
-                <w:iCs w:val="false"/>
-                <w:color w:val="888780"/>
-                <w:sz w:val="18"/>
-                <w:szCs w:val="18"/>
-              </w:rPr>
-              <w:t xml:space="preserve">$56,886</w:t>
-            </w:r>
-          </w:p>
-        </w:tc>
-        <w:tc>
-          <w:tcPr>
-            <w:tcW w:type="dxa" w:w="2380"/>
-            <w:tcBorders>
-              <w:top w:val="single" w:color="CCCCCC" w:sz="4"/>
-              <w:left w:val="single" w:color="CCCCCC" w:sz="4"/>
-              <w:bottom w:val="single" w:color="CCCCCC" w:sz="4"/>
-              <w:right w:val="single" w:color="CCCCCC" w:sz="4"/>
-            </w:tcBorders>
-            <w:tcMar>
-              <w:top w:type="dxa" w:w="80"/>
-              <w:left w:type="dxa" w:w="120"/>
-              <w:bottom w:type="dxa" w:w="80"/>
-              <w:right w:type="dxa" w:w="120"/>
-            </w:tcMar>
-          </w:tcPr>
-          <w:p>
-            <w:pPr>
-              <w:jc w:val="center"/>
-            </w:pPr>
-            <w:r>
-              <w:rPr>
-                <w:rFonts w:ascii="Arial" w:cs="Arial" w:eastAsia="Arial" w:hAnsi="Arial"/>
-                <w:b w:val="false"/>
-                <w:bCs w:val="false"/>
-                <w:i w:val="false"/>
-                <w:iCs w:val="false"/>
-                <w:color w:val="888780"/>
-                <w:sz w:val="18"/>
-                <w:szCs w:val="18"/>
-              </w:rPr>
-              <w:t xml:space="preserve">$142,215</w:t>
-            </w:r>
-          </w:p>
-        </w:tc>
-      </w:tr>
-      <w:tr>
-        <w:tc>
-          <w:tcPr>
-            <w:tcW w:type="dxa" w:w="2300"/>
-            <w:tcBorders>
-              <w:top w:val="single" w:color="CCCCCC" w:sz="4"/>
-              <w:left w:val="single" w:color="CCCCCC" w:sz="4"/>
-              <w:bottom w:val="single" w:color="CCCCCC" w:sz="4"/>
-              <w:right w:val="single" w:color="CCCCCC" w:sz="4"/>
-            </w:tcBorders>
-            <w:shd w:fill="EAF3DE" w:val="clear"/>
-            <w:tcMar>
-              <w:top w:type="dxa" w:w="80"/>
-              <w:left w:type="dxa" w:w="120"/>
-              <w:bottom w:type="dxa" w:w="80"/>
-              <w:right w:type="dxa" w:w="120"/>
-            </w:tcMar>
-          </w:tcPr>
-          <w:p>
-            <w:pPr>
-              <w:jc w:val="left"/>
-            </w:pPr>
-            <w:r>
-              <w:rPr>
-                <w:rFonts w:ascii="Arial" w:cs="Arial" w:eastAsia="Arial" w:hAnsi="Arial"/>
-                <w:b/>
-                <w:bCs/>
-                <w:i w:val="false"/>
-                <w:iCs w:val="false"/>
-                <w:color w:val="27500A"/>
-                <w:sz w:val="18"/>
-                <w:szCs w:val="18"/>
-              </w:rPr>
-              <w:t xml:space="preserve">Mid (our headline)</w:t>
-            </w:r>
-          </w:p>
-        </w:tc>
-        <w:tc>
-          <w:tcPr>
-            <w:tcW w:type="dxa" w:w="2300"/>
-            <w:tcBorders>
-              <w:top w:val="single" w:color="CCCCCC" w:sz="4"/>
-              <w:left w:val="single" w:color="CCCCCC" w:sz="4"/>
-              <w:bottom w:val="single" w:color="CCCCCC" w:sz="4"/>
-              <w:right w:val="single" w:color="CCCCCC" w:sz="4"/>
-            </w:tcBorders>
-            <w:shd w:fill="EAF3DE" w:val="clear"/>
-            <w:tcMar>
-              <w:top w:type="dxa" w:w="80"/>
-              <w:left w:type="dxa" w:w="120"/>
-              <w:bottom w:type="dxa" w:w="80"/>
-              <w:right w:type="dxa" w:w="120"/>
-            </w:tcMar>
-          </w:tcPr>
-          <w:p>
-            <w:pPr>
-              <w:jc w:val="center"/>
-            </w:pPr>
-            <w:r>
-              <w:rPr>
-                <w:rFonts w:ascii="Arial" w:cs="Arial" w:eastAsia="Arial" w:hAnsi="Arial"/>
-                <w:b/>
-                <w:bCs/>
-                <w:i w:val="false"/>
-                <w:iCs w:val="false"/>
-                <w:color w:val="27500A"/>
-                <w:sz w:val="20"/>
-                <w:szCs w:val="20"/>
-              </w:rPr>
-              <w:t xml:space="preserve">2,550</w:t>
-            </w:r>
-          </w:p>
-        </w:tc>
-        <w:tc>
-          <w:tcPr>
-            <w:tcW w:type="dxa" w:w="2380"/>
-            <w:tcBorders>
-              <w:top w:val="single" w:color="CCCCCC" w:sz="4"/>
-              <w:left w:val="single" w:color="CCCCCC" w:sz="4"/>
-              <w:bottom w:val="single" w:color="CCCCCC" w:sz="4"/>
-              <w:right w:val="single" w:color="CCCCCC" w:sz="4"/>
-            </w:tcBorders>
-            <w:shd w:fill="EAF3DE" w:val="clear"/>
-            <w:tcMar>
-              <w:top w:type="dxa" w:w="80"/>
-              <w:left w:type="dxa" w:w="120"/>
-              <w:bottom w:type="dxa" w:w="80"/>
-              <w:right w:type="dxa" w:w="120"/>
-            </w:tcMar>
-          </w:tcPr>
-          <w:p>
-            <w:pPr>
-              <w:jc w:val="center"/>
-            </w:pPr>
-            <w:r>
-              <w:rPr>
-                <w:rFonts w:ascii="Arial" w:cs="Arial" w:eastAsia="Arial" w:hAnsi="Arial"/>
-                <w:b/>
-                <w:bCs/>
-                <w:i w:val="false"/>
-                <w:iCs w:val="false"/>
-                <w:color w:val="27500A"/>
-                <w:sz w:val="20"/>
-                <w:szCs w:val="20"/>
-              </w:rPr>
-              <w:t xml:space="preserve">$76,347</w:t>
-            </w:r>
-          </w:p>
-        </w:tc>
-        <w:tc>
-          <w:tcPr>
-            <w:tcW w:type="dxa" w:w="2380"/>
-            <w:tcBorders>
-              <w:top w:val="single" w:color="CCCCCC" w:sz="4"/>
-              <w:left w:val="single" w:color="CCCCCC" w:sz="4"/>
-              <w:bottom w:val="single" w:color="CCCCCC" w:sz="4"/>
-              <w:right w:val="single" w:color="CCCCCC" w:sz="4"/>
-            </w:tcBorders>
-            <w:shd w:fill="EAF3DE" w:val="clear"/>
-            <w:tcMar>
-              <w:top w:type="dxa" w:w="80"/>
-              <w:left w:type="dxa" w:w="120"/>
-              <w:bottom w:type="dxa" w:w="80"/>
-              <w:right w:type="dxa" w:w="120"/>
-            </w:tcMar>
-          </w:tcPr>
-          <w:p>
-            <w:pPr>
-              <w:jc w:val="center"/>
-            </w:pPr>
-            <w:r>
-              <w:rPr>
-                <w:rFonts w:ascii="Arial" w:cs="Arial" w:eastAsia="Arial" w:hAnsi="Arial"/>
-                <w:b/>
-                <w:bCs/>
-                <w:i w:val="false"/>
-                <w:iCs w:val="false"/>
-                <w:color w:val="27500A"/>
-                <w:sz w:val="20"/>
-                <w:szCs w:val="20"/>
-              </w:rPr>
-              <w:t xml:space="preserve">$190,868</w:t>
-            </w:r>
-          </w:p>
-        </w:tc>
-      </w:tr>
-      <w:tr>
-        <w:tc>
-          <w:tcPr>
-            <w:tcW w:type="dxa" w:w="2300"/>
-            <w:tcBorders>
-              <w:top w:val="single" w:color="CCCCCC" w:sz="4"/>
-              <w:left w:val="single" w:color="CCCCCC" w:sz="4"/>
-              <w:bottom w:val="single" w:color="CCCCCC" w:sz="4"/>
-              <w:right w:val="single" w:color="CCCCCC" w:sz="4"/>
-            </w:tcBorders>
-            <w:tcMar>
-              <w:top w:type="dxa" w:w="80"/>
-              <w:left w:type="dxa" w:w="120"/>
-              <w:bottom w:type="dxa" w:w="80"/>
-              <w:right w:type="dxa" w:w="120"/>
-            </w:tcMar>
-          </w:tcPr>
-          <w:p>
-            <w:pPr>
-              <w:jc w:val="left"/>
-            </w:pPr>
-            <w:r>
-              <w:rPr>
-                <w:rFonts w:ascii="Arial" w:cs="Arial" w:eastAsia="Arial" w:hAnsi="Arial"/>
-                <w:b w:val="false"/>
-                <w:bCs w:val="false"/>
-                <w:i/>
-                <w:iCs/>
-                <w:color w:val="888780"/>
-                <w:sz w:val="17"/>
-                <w:szCs w:val="17"/>
-              </w:rPr>
-              <w:t xml:space="preserve">High (stretch)</w:t>
-            </w:r>
-          </w:p>
-        </w:tc>
-        <w:tc>
-          <w:tcPr>
-            <w:tcW w:type="dxa" w:w="2300"/>
-            <w:tcBorders>
-              <w:top w:val="single" w:color="CCCCCC" w:sz="4"/>
-              <w:left w:val="single" w:color="CCCCCC" w:sz="4"/>
-              <w:bottom w:val="single" w:color="CCCCCC" w:sz="4"/>
-              <w:right w:val="single" w:color="CCCCCC" w:sz="4"/>
-            </w:tcBorders>
-            <w:tcMar>
-              <w:top w:type="dxa" w:w="80"/>
-              <w:left w:type="dxa" w:w="120"/>
-              <w:bottom w:type="dxa" w:w="80"/>
-              <w:right w:type="dxa" w:w="120"/>
-            </w:tcMar>
-          </w:tcPr>
-          <w:p>
-            <w:pPr>
-              <w:jc w:val="center"/>
-            </w:pPr>
-            <w:r>
-              <w:rPr>
-                <w:rFonts w:ascii="Arial" w:cs="Arial" w:eastAsia="Arial" w:hAnsi="Arial"/>
-                <w:b w:val="false"/>
-                <w:bCs w:val="false"/>
-                <w:i w:val="false"/>
-                <w:iCs w:val="false"/>
-                <w:color w:val="888780"/>
-                <w:sz w:val="18"/>
-                <w:szCs w:val="18"/>
-              </w:rPr>
-              <w:t xml:space="preserve">3,300</w:t>
-            </w:r>
-          </w:p>
-        </w:tc>
-        <w:tc>
-          <w:tcPr>
-            <w:tcW w:type="dxa" w:w="2380"/>
-            <w:tcBorders>
-              <w:top w:val="single" w:color="CCCCCC" w:sz="4"/>
-              <w:left w:val="single" w:color="CCCCCC" w:sz="4"/>
-              <w:bottom w:val="single" w:color="CCCCCC" w:sz="4"/>
-              <w:right w:val="single" w:color="CCCCCC" w:sz="4"/>
-            </w:tcBorders>
-            <w:tcMar>
-              <w:top w:type="dxa" w:w="80"/>
-              <w:left w:type="dxa" w:w="120"/>
-              <w:bottom w:type="dxa" w:w="80"/>
-              <w:right w:type="dxa" w:w="120"/>
-            </w:tcMar>
-          </w:tcPr>
-          <w:p>
-            <w:pPr>
-              <w:jc w:val="center"/>
-            </w:pPr>
-            <w:r>
-              <w:rPr>
-                <w:rFonts w:ascii="Arial" w:cs="Arial" w:eastAsia="Arial" w:hAnsi="Arial"/>
-                <w:b w:val="false"/>
-                <w:bCs w:val="false"/>
-                <w:i w:val="false"/>
-                <w:iCs w:val="false"/>
-                <w:color w:val="888780"/>
-                <w:sz w:val="18"/>
-                <w:szCs w:val="18"/>
-              </w:rPr>
-              <w:t xml:space="preserve">$98,802</w:t>
-            </w:r>
-          </w:p>
-        </w:tc>
-        <w:tc>
-          <w:tcPr>
-            <w:tcW w:type="dxa" w:w="2380"/>
-            <w:tcBorders>
-              <w:top w:val="single" w:color="CCCCCC" w:sz="4"/>
-              <w:left w:val="single" w:color="CCCCCC" w:sz="4"/>
-              <w:bottom w:val="single" w:color="CCCCCC" w:sz="4"/>
-              <w:right w:val="single" w:color="CCCCCC" w:sz="4"/>
-            </w:tcBorders>
-            <w:tcMar>
-              <w:top w:type="dxa" w:w="80"/>
-              <w:left w:type="dxa" w:w="120"/>
-              <w:bottom w:type="dxa" w:w="80"/>
-              <w:right w:type="dxa" w:w="120"/>
-            </w:tcMar>
-          </w:tcPr>
-          <w:p>
-            <w:pPr>
-              <w:jc w:val="center"/>
-            </w:pPr>
-            <w:r>
-              <w:rPr>
-                <w:rFonts w:ascii="Arial" w:cs="Arial" w:eastAsia="Arial" w:hAnsi="Arial"/>
-                <w:b w:val="false"/>
-                <w:bCs w:val="false"/>
-                <w:i w:val="false"/>
-                <w:iCs w:val="false"/>
-                <w:color w:val="888780"/>
-                <w:sz w:val="18"/>
-                <w:szCs w:val="18"/>
-              </w:rPr>
-              <w:t xml:space="preserve">$247,005</w:t>
-            </w:r>
-          </w:p>
-        </w:tc>
-      </w:tr>
-    </w:tbl>
-    <w:p>
-      <w:pPr>
-        <w:spacing w:after="80" w:before="80"/>
-      </w:pPr>
-      <w:r>
-        <w:rPr>
-          <w:rFonts w:ascii="Arial" w:cs="Arial" w:eastAsia="Arial" w:hAnsi="Arial"/>
-          <w:sz w:val="22"/>
-          <w:szCs w:val="22"/>
-        </w:rPr>
-        <w:t xml:space="preserve"/>
-      </w:r>
-    </w:p>
-    <w:p>
-      <w:pPr>
-        <w:spacing w:after="80" w:before="80"/>
-      </w:pPr>
-      <w:r>
-        <w:rPr>
-          <w:rFonts w:ascii="Arial" w:cs="Arial" w:eastAsia="Arial" w:hAnsi="Arial"/>
-          <w:i/>
-          <w:iCs/>
-          <w:color w:val="888780"/>
-          <w:sz w:val="22"/>
-          <w:szCs w:val="22"/>
-        </w:rPr>
-        <w:t xml:space="preserve">Headline numbers throughout this package run off the mid-point. The low/high band is the honest defensive context — if a CFO asks how confident we are in 2,550 techs, the answer is "vertical-calibrated mid-point; range is 1,900-3,300 depending on actual tech-per-location at the brand mix; Marketing teammates have the real headcount data to tighten this." Reads honest, not defensive.</w:t>
-      </w:r>
-    </w:p>
-    <w:p>
-      <w:pPr>
-        <w:pBdr>
-          <w:bottom w:val="single" w:color="185FA5" w:sz="6" w:space="1"/>
-        </w:pBdr>
-        <w:spacing w:after="120" w:before="120"/>
-      </w:pPr>
-    </w:p>
-    <w:p>
-      <w:pPr>
         <w:pStyle w:val="Heading1"/>
         <w:spacing w:after="180" w:before="360"/>
       </w:pPr>
@@ -7311,36 +6568,44 @@
     <w:p>
       <w:pPr>
         <w:pStyle w:val="Heading2"/>
-        <w:spacing w:after="140" w:before="280"/>
+      </w:pPr>
+      <w:r>
+        <w:t xml:space="preserve">Warm path &amp; contact intel — v15.36 CRM sync</w:t>
+      </w:r>
+    </w:p>
+    <w:p>
+      <w:pPr>
+        <w:spacing w:before="80" w:after="80"/>
       </w:pPr>
       <w:r>
         <w:rPr>
-          <w:rFonts w:ascii="Arial" w:cs="Arial" w:eastAsia="Arial" w:hAnsi="Arial"/>
-          <w:b/>
-          <w:bCs/>
-          <w:color w:val="185FA5"/>
-          <w:sz w:val="26"/>
-          <w:szCs w:val="26"/>
+          <w:i/>
+          <w:iCs/>
+          <w:color w:val="6B7280"/>
+          <w:sz w:val="20"/>
+          <w:szCs w:val="20"/>
         </w:rPr>
-        <w:t xml:space="preserve">Warm path — where we stand</w:t>
+        <w:t xml:space="preserve">Top contacts plus warm-path status. 🟢 active warm angle · 🟡 status change to verify · 🟣 team assignment.</w:t>
       </w:r>
     </w:p>
     <w:tbl>
       <w:tblPr>
-        <w:tblW w:type="dxa" w:w="9360"/>
+        <w:tblW w:w="9000" w:type="dxa"/>
         <w:tblBorders>
-          <w:top w:val="single" w:color="auto" w:sz="4"/>
-          <w:left w:val="single" w:color="auto" w:sz="4"/>
-          <w:bottom w:val="single" w:color="auto" w:sz="4"/>
-          <w:right w:val="single" w:color="auto" w:sz="4"/>
-          <w:insideH w:val="single" w:color="auto" w:sz="4"/>
-          <w:insideV w:val="single" w:color="auto" w:sz="4"/>
+          <w:top w:val="single" w:sz="4" w:space="0" w:color="CCCCCC"/>
+          <w:left w:val="single" w:sz="4" w:space="0" w:color="CCCCCC"/>
+          <w:bottom w:val="single" w:sz="4" w:space="0" w:color="CCCCCC"/>
+          <w:right w:val="single" w:sz="4" w:space="0" w:color="CCCCCC"/>
+          <w:insideH w:val="single" w:sz="4" w:space="0" w:color="CCCCCC"/>
+          <w:insideV w:val="single" w:sz="4" w:space="0" w:color="CCCCCC"/>
         </w:tblBorders>
       </w:tblPr>
       <w:tblGrid>
-        <w:gridCol w:w="3000"/>
-        <w:gridCol w:w="3180"/>
-        <w:gridCol w:w="3180"/>
+        <w:gridCol w:w="1700"/>
+        <w:gridCol w:w="1900"/>
+        <w:gridCol w:w="1900"/>
+        <w:gridCol w:w="1700"/>
+        <w:gridCol w:w="1800"/>
       </w:tblGrid>
       <w:tr>
         <w:trPr>
@@ -7348,215 +6613,101 @@
         </w:trPr>
         <w:tc>
           <w:tcPr>
-            <w:tcW w:type="dxa" w:w="3000"/>
-            <w:tcBorders>
-              <w:top w:val="single" w:color="CCCCCC" w:sz="4"/>
-              <w:left w:val="single" w:color="CCCCCC" w:sz="4"/>
-              <w:bottom w:val="single" w:color="CCCCCC" w:sz="4"/>
-              <w:right w:val="single" w:color="CCCCCC" w:sz="4"/>
-            </w:tcBorders>
-            <w:shd w:fill="1A2B3C" w:val="clear"/>
-            <w:tcMar>
-              <w:top w:type="dxa" w:w="80"/>
-              <w:left w:type="dxa" w:w="120"/>
-              <w:bottom w:type="dxa" w:w="80"/>
-              <w:right w:type="dxa" w:w="120"/>
-            </w:tcMar>
-          </w:tcPr>
-          <w:p>
-            <w:pPr>
-              <w:jc w:val="left"/>
-            </w:pPr>
-            <w:r>
-              <w:rPr>
-                <w:rFonts w:ascii="Arial" w:cs="Arial" w:eastAsia="Arial" w:hAnsi="Arial"/>
-                <w:b/>
-                <w:bCs/>
-                <w:i w:val="false"/>
-                <w:iCs w:val="false"/>
+            <w:tcW w:w="1700" w:type="dxa"/>
+            <w:shd w:val="clear" w:color="auto" w:fill="1A2B3C"/>
+          </w:tcPr>
+          <w:p>
+            <w:pPr>
+              <w:spacing w:before="60" w:after="60"/>
+            </w:pPr>
+            <w:r>
+              <w:rPr>
+                <w:b/>
+                <w:bCs/>
                 <w:color w:val="FFFFFF"/>
                 <w:sz w:val="18"/>
-                <w:szCs w:val="18"/>
-              </w:rPr>
-              <w:t xml:space="preserve">Target person</w:t>
-            </w:r>
-          </w:p>
-        </w:tc>
-        <w:tc>
-          <w:tcPr>
-            <w:tcW w:type="dxa" w:w="3180"/>
-            <w:tcBorders>
-              <w:top w:val="single" w:color="CCCCCC" w:sz="4"/>
-              <w:left w:val="single" w:color="CCCCCC" w:sz="4"/>
-              <w:bottom w:val="single" w:color="CCCCCC" w:sz="4"/>
-              <w:right w:val="single" w:color="CCCCCC" w:sz="4"/>
-            </w:tcBorders>
-            <w:shd w:fill="1A2B3C" w:val="clear"/>
-            <w:tcMar>
-              <w:top w:type="dxa" w:w="80"/>
-              <w:left w:type="dxa" w:w="120"/>
-              <w:bottom w:type="dxa" w:w="80"/>
-              <w:right w:type="dxa" w:w="120"/>
-            </w:tcMar>
-          </w:tcPr>
-          <w:p>
-            <w:pPr>
-              <w:jc w:val="left"/>
-            </w:pPr>
-            <w:r>
-              <w:rPr>
-                <w:rFonts w:ascii="Arial" w:cs="Arial" w:eastAsia="Arial" w:hAnsi="Arial"/>
-                <w:b/>
-                <w:bCs/>
-                <w:i w:val="false"/>
-                <w:iCs w:val="false"/>
+              </w:rPr>
+              <w:t>Name</w:t>
+            </w:r>
+          </w:p>
+        </w:tc>
+        <w:tc>
+          <w:tcPr>
+            <w:tcW w:w="1900" w:type="dxa"/>
+            <w:shd w:val="clear" w:color="auto" w:fill="1A2B3C"/>
+          </w:tcPr>
+          <w:p>
+            <w:pPr>
+              <w:spacing w:before="60" w:after="60"/>
+            </w:pPr>
+            <w:r>
+              <w:rPr>
+                <w:b/>
+                <w:bCs/>
                 <w:color w:val="FFFFFF"/>
                 <w:sz w:val="18"/>
-                <w:szCs w:val="18"/>
-              </w:rPr>
-              <w:t xml:space="preserve">Role</w:t>
-            </w:r>
-          </w:p>
-        </w:tc>
-        <w:tc>
-          <w:tcPr>
-            <w:tcW w:type="dxa" w:w="3180"/>
-            <w:tcBorders>
-              <w:top w:val="single" w:color="CCCCCC" w:sz="4"/>
-              <w:left w:val="single" w:color="CCCCCC" w:sz="4"/>
-              <w:bottom w:val="single" w:color="CCCCCC" w:sz="4"/>
-              <w:right w:val="single" w:color="CCCCCC" w:sz="4"/>
-            </w:tcBorders>
-            <w:shd w:fill="1A2B3C" w:val="clear"/>
-            <w:tcMar>
-              <w:top w:type="dxa" w:w="80"/>
-              <w:left w:type="dxa" w:w="120"/>
-              <w:bottom w:type="dxa" w:w="80"/>
-              <w:right w:type="dxa" w:w="120"/>
-            </w:tcMar>
-          </w:tcPr>
-          <w:p>
-            <w:pPr>
-              <w:jc w:val="left"/>
-            </w:pPr>
-            <w:r>
-              <w:rPr>
-                <w:rFonts w:ascii="Arial" w:cs="Arial" w:eastAsia="Arial" w:hAnsi="Arial"/>
-                <w:b/>
-                <w:bCs/>
-                <w:i w:val="false"/>
-                <w:iCs w:val="false"/>
+              </w:rPr>
+              <w:t>Role</w:t>
+            </w:r>
+          </w:p>
+        </w:tc>
+        <w:tc>
+          <w:tcPr>
+            <w:tcW w:w="1900" w:type="dxa"/>
+            <w:shd w:val="clear" w:color="auto" w:fill="1A2B3C"/>
+          </w:tcPr>
+          <w:p>
+            <w:pPr>
+              <w:spacing w:before="60" w:after="60"/>
+            </w:pPr>
+            <w:r>
+              <w:rPr>
+                <w:b/>
+                <w:bCs/>
                 <w:color w:val="FFFFFF"/>
                 <w:sz w:val="18"/>
-                <w:szCs w:val="18"/>
-              </w:rPr>
-              <w:t xml:space="preserve">Warm path</w:t>
-            </w:r>
-          </w:p>
-        </w:tc>
-      </w:tr>
-      <w:tr>
-        <w:tc>
-          <w:tcPr>
-            <w:tcW w:type="dxa" w:w="3000"/>
-            <w:tcBorders>
-              <w:top w:val="single" w:color="CCCCCC" w:sz="4"/>
-              <w:left w:val="single" w:color="CCCCCC" w:sz="4"/>
-              <w:bottom w:val="single" w:color="CCCCCC" w:sz="4"/>
-              <w:right w:val="single" w:color="CCCCCC" w:sz="4"/>
-            </w:tcBorders>
-            <w:tcMar>
-              <w:top w:type="dxa" w:w="80"/>
-              <w:left w:type="dxa" w:w="120"/>
-              <w:bottom w:type="dxa" w:w="80"/>
-              <w:right w:type="dxa" w:w="120"/>
-            </w:tcMar>
-          </w:tcPr>
-          <w:p>
-            <w:pPr>
-              <w:jc w:val="left"/>
-            </w:pPr>
-            <w:r>
-              <w:rPr>
-                <w:rFonts w:ascii="Arial" w:cs="Arial" w:eastAsia="Arial" w:hAnsi="Arial"/>
-                <w:b/>
-                <w:bCs/>
-                <w:i w:val="false"/>
-                <w:iCs w:val="false"/>
-                <w:sz w:val="20"/>
-                <w:szCs w:val="20"/>
-              </w:rPr>
-              <w:t xml:space="preserve">Steven Montgomery</w:t>
-            </w:r>
-          </w:p>
-        </w:tc>
-        <w:tc>
-          <w:tcPr>
-            <w:tcW w:type="dxa" w:w="3180"/>
-            <w:tcBorders>
-              <w:top w:val="single" w:color="CCCCCC" w:sz="4"/>
-              <w:left w:val="single" w:color="CCCCCC" w:sz="4"/>
-              <w:bottom w:val="single" w:color="CCCCCC" w:sz="4"/>
-              <w:right w:val="single" w:color="CCCCCC" w:sz="4"/>
-            </w:tcBorders>
-            <w:tcMar>
-              <w:top w:type="dxa" w:w="80"/>
-              <w:left w:type="dxa" w:w="120"/>
-              <w:bottom w:type="dxa" w:w="80"/>
-              <w:right w:type="dxa" w:w="120"/>
-            </w:tcMar>
-          </w:tcPr>
-          <w:p>
-            <w:pPr>
-              <w:jc w:val="left"/>
-            </w:pPr>
-            <w:r>
-              <w:rPr>
-                <w:rFonts w:ascii="Arial" w:cs="Arial" w:eastAsia="Arial" w:hAnsi="Arial"/>
-                <w:b w:val="false"/>
-                <w:bCs w:val="false"/>
-                <w:i w:val="false"/>
-                <w:iCs w:val="false"/>
-                <w:sz w:val="20"/>
-                <w:szCs w:val="20"/>
-              </w:rPr>
-              <w:t xml:space="preserve">Founder/CEO</w:t>
-            </w:r>
-          </w:p>
-        </w:tc>
-        <w:tc>
-          <w:tcPr>
-            <w:tcW w:type="dxa" w:w="3180"/>
-            <w:tcBorders>
-              <w:top w:val="single" w:color="CCCCCC" w:sz="4"/>
-              <w:left w:val="single" w:color="CCCCCC" w:sz="4"/>
-              <w:bottom w:val="single" w:color="CCCCCC" w:sz="4"/>
-              <w:right w:val="single" w:color="CCCCCC" w:sz="4"/>
-            </w:tcBorders>
-            <w:shd w:fill="FCEBEB" w:val="clear"/>
-            <w:tcMar>
-              <w:top w:type="dxa" w:w="80"/>
-              <w:left w:type="dxa" w:w="120"/>
-              <w:bottom w:type="dxa" w:w="80"/>
-              <w:right w:type="dxa" w:w="120"/>
-            </w:tcMar>
-          </w:tcPr>
-          <w:p>
-            <w:pPr>
-              <w:jc w:val="left"/>
-            </w:pPr>
-            <w:r>
-              <w:rPr>
-                <w:rFonts w:ascii="Arial" w:cs="Arial" w:eastAsia="Arial" w:hAnsi="Arial"/>
-                <w:b/>
-                <w:bCs/>
-                <w:i w:val="false"/>
-                <w:iCs w:val="false"/>
-                <w:color w:val="701010"/>
-                <w:sz w:val="20"/>
-                <w:szCs w:val="20"/>
-              </w:rPr>
-              <w:t xml:space="preserve">None identified — Trivest network needed</w:t>
+              </w:rPr>
+              <w:t>LinkedIn</w:t>
+            </w:r>
+          </w:p>
+        </w:tc>
+        <w:tc>
+          <w:tcPr>
+            <w:tcW w:w="1700" w:type="dxa"/>
+            <w:shd w:val="clear" w:color="auto" w:fill="1A2B3C"/>
+          </w:tcPr>
+          <w:p>
+            <w:pPr>
+              <w:spacing w:before="60" w:after="60"/>
+            </w:pPr>
+            <w:r>
+              <w:rPr>
+                <w:b/>
+                <w:bCs/>
+                <w:color w:val="FFFFFF"/>
+                <w:sz w:val="18"/>
+              </w:rPr>
+              <w:t>School</w:t>
+            </w:r>
+          </w:p>
+        </w:tc>
+        <w:tc>
+          <w:tcPr>
+            <w:tcW w:w="1800" w:type="dxa"/>
+            <w:shd w:val="clear" w:color="auto" w:fill="1A2B3C"/>
+          </w:tcPr>
+          <w:p>
+            <w:pPr>
+              <w:spacing w:before="60" w:after="60"/>
+            </w:pPr>
+            <w:r>
+              <w:rPr>
+                <w:b/>
+                <w:bCs/>
+                <w:color w:val="FFFFFF"/>
+                <w:sz w:val="18"/>
+              </w:rPr>
+              <w:t>Warm-Path Status / Notes</w:t>
             </w:r>
           </w:p>
         </w:tc>
@@ -7564,74 +6715,45 @@
     </w:tbl>
     <w:p>
       <w:pPr>
-        <w:spacing w:after="80" w:before="80"/>
+        <w:pStyle w:val="Heading1"/>
       </w:pPr>
       <w:r>
-        <w:rPr>
-          <w:rFonts w:ascii="Arial" w:cs="Arial" w:eastAsia="Arial" w:hAnsi="Arial"/>
-          <w:sz w:val="22"/>
-          <w:szCs w:val="22"/>
-        </w:rPr>
-        <w:t xml:space="preserve"/>
+        <w:t xml:space="preserve">📞 Outreach plan &amp; sequencing — IN DEVELOPMENT</w:t>
       </w:r>
     </w:p>
     <w:tbl>
       <w:tblPr>
-        <w:tblW w:type="dxa" w:w="9360"/>
+        <w:tblW w:w="9000" w:type="dxa"/>
         <w:tblBorders>
-          <w:top w:val="single" w:color="auto" w:sz="4"/>
-          <w:left w:val="single" w:color="auto" w:sz="4"/>
-          <w:bottom w:val="single" w:color="auto" w:sz="4"/>
-          <w:right w:val="single" w:color="auto" w:sz="4"/>
-          <w:insideH w:val="single" w:color="auto" w:sz="4"/>
-          <w:insideV w:val="single" w:color="auto" w:sz="4"/>
+          <w:top w:val="single" w:sz="4" w:space="0" w:color="D97706"/>
+          <w:left w:val="single" w:sz="4" w:space="0" w:color="D97706"/>
+          <w:bottom w:val="single" w:sz="4" w:space="0" w:color="D97706"/>
+          <w:right w:val="single" w:sz="4" w:space="0" w:color="D97706"/>
         </w:tblBorders>
       </w:tblPr>
       <w:tblGrid>
-        <w:gridCol w:w="9360"/>
+        <w:gridCol w:w="9000"/>
       </w:tblGrid>
       <w:tr>
         <w:tc>
           <w:tcPr>
-            <w:tcW w:type="dxa" w:w="9360"/>
-            <w:tcBorders>
-              <w:top w:val="single" w:color="CCCCCC" w:sz="4"/>
-              <w:left w:val="single" w:color="CCCCCC" w:sz="4"/>
-              <w:bottom w:val="single" w:color="CCCCCC" w:sz="4"/>
-              <w:right w:val="single" w:color="CCCCCC" w:sz="4"/>
-            </w:tcBorders>
-            <w:shd w:fill="FFF8E1" w:val="clear"/>
-            <w:tcMar>
-              <w:top w:type="dxa" w:w="200"/>
-              <w:left w:type="dxa" w:w="240"/>
-              <w:bottom w:type="dxa" w:w="200"/>
-              <w:right w:type="dxa" w:w="240"/>
-            </w:tcMar>
-          </w:tcPr>
-          <w:p>
-            <w:pPr>
-              <w:spacing w:after="120"/>
-            </w:pPr>
-            <w:r>
-              <w:rPr>
-                <w:rFonts w:ascii="Arial" w:cs="Arial" w:eastAsia="Arial" w:hAnsi="Arial"/>
-                <w:b/>
-                <w:bCs/>
-                <w:color w:val="1A2B3C"/>
-                <w:sz w:val="24"/>
-                <w:szCs w:val="24"/>
-              </w:rPr>
-              <w:t xml:space="preserve">⚠ Accel-KKR work — open item</w:t>
-            </w:r>
-          </w:p>
-          <w:p>
-            <w:r>
-              <w:rPr>
-                <w:rFonts w:ascii="Arial" w:cs="Arial" w:eastAsia="Arial" w:hAnsi="Arial"/>
-                <w:sz w:val="22"/>
-                <w:szCs w:val="22"/>
-              </w:rPr>
-              <w:t xml:space="preserve">The Accel-KKR warm-path work remains open pending GPSI team's activation. Specific introduction targets and timing are in discussion. This document will be updated as that path materializes.</w:t>
+            <w:tcW w:w="9000" w:type="dxa"/>
+            <w:shd w:val="clear" w:color="auto" w:fill="FEF3C7"/>
+          </w:tcPr>
+          <w:p>
+            <w:pPr>
+              <w:spacing w:before="80" w:after="80"/>
+            </w:pPr>
+            <w:r>
+              <w:rPr>
+                <w:b/>
+                <w:bCs/>
+                <w:color w:val="92400E"/>
+              </w:rPr>
+              <w:t xml:space="preserve">Status: </w:t>
+            </w:r>
+            <w:r>
+              <w:t xml:space="preserve">Working with Becky (GPS Insight Marketing) on a coordinated warm marketing touch plan that sequences outreach against the contacts above using Alumni Crossover v19 warm anchors. Will populate as deliverables land. Live entries in Master CRM v15.36 Engagement Log (#79–83).</w:t>
             </w:r>
           </w:p>
         </w:tc>
@@ -7639,124 +6761,52 @@
     </w:tbl>
     <w:p>
       <w:pPr>
-        <w:pStyle w:val="Heading2"/>
-        <w:spacing w:after="140" w:before="280"/>
+        <w:spacing w:before="80" w:after="80"/>
       </w:pPr>
       <w:r>
         <w:rPr>
-          <w:rFonts w:ascii="Arial" w:cs="Arial" w:eastAsia="Arial" w:hAnsi="Arial"/>
           <w:b/>
           <w:bCs/>
-          <w:color w:val="185FA5"/>
-          <w:sz w:val="26"/>
-          <w:szCs w:val="26"/>
+          <w:color w:val="1A2B3C"/>
         </w:rPr>
-        <w:t xml:space="preserve">How I see this playing out</w:t>
+        <w:t xml:space="preserve">Inputs needed from GPS Insight team:</w:t>
       </w:r>
     </w:p>
     <w:p>
       <w:pPr>
-        <w:spacing w:after="80" w:before="80"/>
+        <w:spacing w:before="40" w:after="40"/>
+        <w:ind w:left="360" w:hanging="360"/>
       </w:pPr>
       <w:r>
-        <w:rPr>
-          <w:rFonts w:ascii="Arial" w:cs="Arial" w:eastAsia="Arial" w:hAnsi="Arial"/>
-          <w:b/>
-          <w:bCs/>
-          <w:color w:val="185FA5"/>
-          <w:sz w:val="22"/>
-          <w:szCs w:val="22"/>
-        </w:rPr>
-        <w:t xml:space="preserve">Step 1. </w:t>
+        <w:t xml:space="preserve">• </w:t>
       </w:r>
       <w:r>
-        <w:rPr>
-          <w:rFonts w:ascii="Arial" w:cs="Arial" w:eastAsia="Arial" w:hAnsi="Arial"/>
-          <w:sz w:val="22"/>
-          <w:szCs w:val="22"/>
-        </w:rPr>
-        <w:t xml:space="preserve">Find warm path to Montgomery via GPSI team's franchise industry or Trivest operating-partner network.</w:t>
+        <w:t xml:space="preserve">Alumni hits in column J of Alumni Crossover v19 (alma mater matches)</w:t>
       </w:r>
     </w:p>
     <w:p>
       <w:pPr>
-        <w:spacing w:after="80" w:before="80"/>
+        <w:spacing w:before="40" w:after="40"/>
+        <w:ind w:left="360" w:hanging="360"/>
       </w:pPr>
       <w:r>
-        <w:rPr>
-          <w:rFonts w:ascii="Arial" w:cs="Arial" w:eastAsia="Arial" w:hAnsi="Arial"/>
-          <w:b/>
-          <w:bCs/>
-          <w:color w:val="185FA5"/>
-          <w:sz w:val="22"/>
-          <w:szCs w:val="22"/>
-        </w:rPr>
-        <w:t xml:space="preserve">Step 2. </w:t>
+        <w:t xml:space="preserve">• </w:t>
       </w:r>
       <w:r>
-        <w:rPr>
-          <w:rFonts w:ascii="Arial" w:cs="Arial" w:eastAsia="Arial" w:hAnsi="Arial"/>
-          <w:sz w:val="22"/>
-          <w:szCs w:val="22"/>
-        </w:rPr>
-        <w:t xml:space="preserve">Single meeting pitch: ServiceBridge behind ResiConnect for That 1 Painter pilot.</w:t>
+        <w:t xml:space="preserve">LinkedIn 1st-degree mutual connections — click each LinkedIn URL above</w:t>
       </w:r>
     </w:p>
     <w:p>
       <w:pPr>
-        <w:spacing w:after="80" w:before="80"/>
+        <w:spacing w:before="40" w:after="40"/>
+        <w:ind w:left="360" w:hanging="360"/>
       </w:pPr>
       <w:r>
-        <w:rPr>
-          <w:rFonts w:ascii="Arial" w:cs="Arial" w:eastAsia="Arial" w:hAnsi="Arial"/>
-          <w:b/>
-          <w:bCs/>
-          <w:color w:val="185FA5"/>
-          <w:sz w:val="22"/>
-          <w:szCs w:val="22"/>
-        </w:rPr>
-        <w:t xml:space="preserve">Step 3. </w:t>
+        <w:t xml:space="preserve">• </w:t>
       </w:r>
       <w:r>
-        <w:rPr>
-          <w:rFonts w:ascii="Arial" w:cs="Arial" w:eastAsia="Arial" w:hAnsi="Arial"/>
-          <w:sz w:val="22"/>
-          <w:szCs w:val="22"/>
-        </w:rPr>
-        <w:t xml:space="preserve">90-day economic proof.</w:t>
+        <w:t xml:space="preserve">Verification of any flagged status changes before sequencing</w:t>
       </w:r>
-    </w:p>
-    <w:p>
-      <w:pPr>
-        <w:spacing w:after="80" w:before="80"/>
-      </w:pPr>
-      <w:r>
-        <w:rPr>
-          <w:rFonts w:ascii="Arial" w:cs="Arial" w:eastAsia="Arial" w:hAnsi="Arial"/>
-          <w:b/>
-          <w:bCs/>
-          <w:color w:val="185FA5"/>
-          <w:sz w:val="22"/>
-          <w:szCs w:val="22"/>
-        </w:rPr>
-        <w:t xml:space="preserve">Step 4. </w:t>
-      </w:r>
-      <w:r>
-        <w:rPr>
-          <w:rFonts w:ascii="Arial" w:cs="Arial" w:eastAsia="Arial" w:hAnsi="Arial"/>
-          <w:sz w:val="22"/>
-          <w:szCs w:val="22"/>
-        </w:rPr>
-        <w:t xml:space="preserve">Expansion to remaining 4 ResiBrands concepts.</w:t>
-      </w:r>
-    </w:p>
-    <w:p>
-      <w:pPr>
-        <w:pBdr>
-          <w:bottom w:val="single" w:color="185FA5" w:sz="6" w:space="1"/>
-        </w:pBdr>
-        <w:spacing w:after="120" w:before="120"/>
-      </w:pPr>
     </w:p>
     <w:p>
       <w:pPr>
@@ -9397,44 +8447,6 @@
         </w:rPr>
         <w:t xml:space="preserve">Headwind shorthand: LOW = open territory · MEDIUM = displacement effort · HIGH = entrenched specialty · LOCKED = mandated incumbent · HARD CONFLICT = competing against existing GPSI partnership · OPPORTUNITY = potential integration angle · NOT FSM = different category, no conflict · TBD = headwind level not yet determined.</w:t>
       </w:r>
-    </w:p>
-    <w:p>
-      <w:pPr>
-        <w:pStyle w:val="Heading2"/>
-        <w:spacing w:after="140" w:before="280"/>
-      </w:pPr>
-      <w:r>
-        <w:rPr>
-          <w:rFonts w:ascii="Arial" w:cs="Arial" w:eastAsia="Arial" w:hAnsi="Arial"/>
-          <w:b/>
-          <w:bCs/>
-          <w:color w:val="185FA5"/>
-          <w:sz w:val="26"/>
-          <w:szCs w:val="26"/>
-        </w:rPr>
-        <w:t xml:space="preserve">How this shapes our approach</w:t>
-      </w:r>
-    </w:p>
-    <w:p>
-      <w:pPr>
-        <w:spacing w:after="80" w:before="80"/>
-      </w:pPr>
-      <w:r>
-        <w:rPr>
-          <w:rFonts w:ascii="Arial" w:cs="Arial" w:eastAsia="Arial" w:hAnsi="Arial"/>
-          <w:sz w:val="22"/>
-          <w:szCs w:val="22"/>
-        </w:rPr>
-        <w:t xml:space="preserve">The headwind map tells us where to wedge in first. We lead with LOW headwind brands to build proof points, then bring those wins into MEDIUM headwind conversations. We avoid LOCKED brands entirely. HARD CONFLICT items get flagged to figure out together with the team — that's where partnership choreography matters most.</w:t>
-      </w:r>
-    </w:p>
-    <w:p>
-      <w:pPr>
-        <w:pBdr>
-          <w:bottom w:val="single" w:color="185FA5" w:sz="6" w:space="1"/>
-        </w:pBdr>
-        <w:spacing w:after="120" w:before="120"/>
-      </w:pPr>
     </w:p>
     <w:p>
       <w:pPr>
@@ -12154,2422 +11166,6 @@
           <w:sz w:val="32"/>
           <w:szCs w:val="32"/>
         </w:rPr>
-        <w:t xml:space="preserve">📍 Field tracking — who, where, when</w:t>
-      </w:r>
-    </w:p>
-    <w:tbl>
-      <w:tblPr>
-        <w:tblW w:type="dxa" w:w="9360"/>
-        <w:tblBorders>
-          <w:top w:val="single" w:color="auto" w:sz="4"/>
-          <w:left w:val="single" w:color="auto" w:sz="4"/>
-          <w:bottom w:val="single" w:color="auto" w:sz="4"/>
-          <w:right w:val="single" w:color="auto" w:sz="4"/>
-          <w:insideH w:val="single" w:color="auto" w:sz="4"/>
-          <w:insideV w:val="single" w:color="auto" w:sz="4"/>
-        </w:tblBorders>
-      </w:tblPr>
-      <w:tblGrid>
-        <w:gridCol w:w="9360"/>
-      </w:tblGrid>
-      <w:tr>
-        <w:tc>
-          <w:tcPr>
-            <w:tcW w:type="dxa" w:w="9360"/>
-            <w:tcBorders>
-              <w:top w:val="single" w:color="CCCCCC" w:sz="4"/>
-              <w:left w:val="single" w:color="CCCCCC" w:sz="4"/>
-              <w:bottom w:val="single" w:color="CCCCCC" w:sz="4"/>
-              <w:right w:val="single" w:color="CCCCCC" w:sz="4"/>
-            </w:tcBorders>
-            <w:shd w:fill="E8F4F4" w:val="clear"/>
-            <w:tcMar>
-              <w:top w:type="dxa" w:w="200"/>
-              <w:left w:type="dxa" w:w="240"/>
-              <w:bottom w:type="dxa" w:w="200"/>
-              <w:right w:type="dxa" w:w="240"/>
-            </w:tcMar>
-          </w:tcPr>
-          <w:p>
-            <w:pPr>
-              <w:spacing w:after="120"/>
-            </w:pPr>
-            <w:r>
-              <w:rPr>
-                <w:rFonts w:ascii="Arial" w:cs="Arial" w:eastAsia="Arial" w:hAnsi="Arial"/>
-                <w:b/>
-                <w:bCs/>
-                <w:color w:val="1A2B3C"/>
-                <w:sz w:val="24"/>
-                <w:szCs w:val="24"/>
-              </w:rPr>
-              <w:t xml:space="preserve">What this section does</w:t>
-            </w:r>
-          </w:p>
-          <w:p>
-            <w:r>
-              <w:rPr>
-                <w:rFonts w:ascii="Arial" w:cs="Arial" w:eastAsia="Arial" w:hAnsi="Arial"/>
-                <w:sz w:val="22"/>
-                <w:szCs w:val="22"/>
-              </w:rPr>
-              <w:t xml:space="preserve">Three views that turn the engagement plan into something operational. First, where do existing GPSI telematics relationships give us a warm wedge into ResiBrands. Second, which specific named leaders from our intel will be at which events — so we know exactly where to put ourselves alongside them. Third, where the wedge brand franchisees gather — corporate events, vertical-industry events, and brand-specific meetings — so we have multiple entry points beyond just the franchisor.</w:t>
-            </w:r>
-          </w:p>
-        </w:tc>
-      </w:tr>
-    </w:tbl>
-    <w:p>
-      <w:pPr>
-        <w:pStyle w:val="Heading2"/>
-        <w:spacing w:after="140" w:before="280"/>
-      </w:pPr>
-      <w:r>
-        <w:rPr>
-          <w:rFonts w:ascii="Arial" w:cs="Arial" w:eastAsia="Arial" w:hAnsi="Arial"/>
-          <w:b/>
-          <w:bCs/>
-          <w:color w:val="185FA5"/>
-          <w:sz w:val="26"/>
-          <w:szCs w:val="26"/>
-        </w:rPr>
-        <w:t xml:space="preserve">1. GPSI telematics client overlap</w:t>
-      </w:r>
-    </w:p>
-    <w:p>
-      <w:pPr>
-        <w:spacing w:after="80" w:before="80"/>
-      </w:pPr>
-      <w:r>
-        <w:rPr>
-          <w:rFonts w:ascii="Arial" w:cs="Arial" w:eastAsia="Arial" w:hAnsi="Arial"/>
-          <w:sz w:val="22"/>
-          <w:szCs w:val="22"/>
-        </w:rPr>
-        <w:t xml:space="preserve">Existing GPSI customers within this franchisor's franchisee base are our warmest possible wedge — the brand relationship already exists, we extend it to ServiceBridge.</w:t>
-      </w:r>
-    </w:p>
-    <w:tbl>
-      <w:tblPr>
-        <w:tblW w:type="dxa" w:w="9360"/>
-        <w:tblBorders>
-          <w:top w:val="single" w:color="auto" w:sz="4"/>
-          <w:left w:val="single" w:color="auto" w:sz="4"/>
-          <w:bottom w:val="single" w:color="auto" w:sz="4"/>
-          <w:right w:val="single" w:color="auto" w:sz="4"/>
-          <w:insideH w:val="single" w:color="auto" w:sz="4"/>
-          <w:insideV w:val="single" w:color="auto" w:sz="4"/>
-        </w:tblBorders>
-      </w:tblPr>
-      <w:tblGrid>
-        <w:gridCol w:w="9360"/>
-      </w:tblGrid>
-      <w:tr>
-        <w:tc>
-          <w:tcPr>
-            <w:tcW w:type="dxa" w:w="9360"/>
-            <w:tcBorders>
-              <w:top w:val="single" w:color="CCCCCC" w:sz="4"/>
-              <w:left w:val="single" w:color="CCCCCC" w:sz="4"/>
-              <w:bottom w:val="single" w:color="CCCCCC" w:sz="4"/>
-              <w:right w:val="single" w:color="CCCCCC" w:sz="4"/>
-            </w:tcBorders>
-            <w:shd w:fill="FFF8E1" w:val="clear"/>
-            <w:tcMar>
-              <w:top w:type="dxa" w:w="200"/>
-              <w:left w:type="dxa" w:w="240"/>
-              <w:bottom w:type="dxa" w:w="200"/>
-              <w:right w:type="dxa" w:w="240"/>
-            </w:tcMar>
-          </w:tcPr>
-          <w:p>
-            <w:pPr>
-              <w:spacing w:after="120"/>
-            </w:pPr>
-            <w:r>
-              <w:rPr>
-                <w:rFonts w:ascii="Arial" w:cs="Arial" w:eastAsia="Arial" w:hAnsi="Arial"/>
-                <w:b/>
-                <w:bCs/>
-                <w:color w:val="1A2B3C"/>
-                <w:sz w:val="24"/>
-                <w:szCs w:val="24"/>
-              </w:rPr>
-              <w:t xml:space="preserve">My read on GPSI overlap potential here</w:t>
-            </w:r>
-          </w:p>
-          <w:p>
-            <w:r>
-              <w:rPr>
-                <w:rFonts w:ascii="Arial" w:cs="Arial" w:eastAsia="Arial" w:hAnsi="Arial"/>
-                <w:sz w:val="22"/>
-                <w:szCs w:val="22"/>
-              </w:rPr>
-              <w:t xml:space="preserve">Painting brands like That 1 Painter typically don't run as fleet-heavy as plumbing/HVAC, so GPSI overlap may be lower. But some larger That 1 Painter operators (multi-territory) likely have telematics. Worth checking but not the highest-priority list.</w:t>
-            </w:r>
-          </w:p>
-        </w:tc>
-      </w:tr>
-    </w:tbl>
-    <w:p>
-      <w:pPr>
-        <w:spacing w:after="80" w:before="80"/>
-      </w:pPr>
-      <w:r>
-        <w:rPr>
-          <w:rFonts w:ascii="Arial" w:cs="Arial" w:eastAsia="Arial" w:hAnsi="Arial"/>
-          <w:sz w:val="22"/>
-          <w:szCs w:val="22"/>
-        </w:rPr>
-        <w:t xml:space="preserve"/>
-      </w:r>
-    </w:p>
-    <w:p>
-      <w:pPr>
-        <w:spacing w:after="80" w:before="80"/>
-      </w:pPr>
-      <w:r>
-        <w:rPr>
-          <w:rFonts w:ascii="Arial" w:cs="Arial" w:eastAsia="Arial" w:hAnsi="Arial"/>
-          <w:b/>
-          <w:bCs/>
-          <w:sz w:val="22"/>
-          <w:szCs w:val="22"/>
-        </w:rPr>
-        <w:t xml:space="preserve">Open intel request to Marketing teammates:</w:t>
-      </w:r>
-    </w:p>
-    <w:p>
-      <w:pPr>
-        <w:spacing w:after="80" w:before="80"/>
-      </w:pPr>
-      <w:r>
-        <w:rPr>
-          <w:rFonts w:ascii="Arial" w:cs="Arial" w:eastAsia="Arial" w:hAnsi="Arial"/>
-          <w:i/>
-          <w:iCs/>
-          <w:sz w:val="22"/>
-          <w:szCs w:val="22"/>
-        </w:rPr>
-        <w:t xml:space="preserve">Pull GPSI client list filtered to ResiBrands franchisees. Lower expected overlap given painting/window cleaning vertical norms. That 1 Painter multi-territory operators are best bet.</w:t>
-      </w:r>
-    </w:p>
-    <w:p>
-      <w:pPr>
-        <w:spacing w:after="80" w:before="80"/>
-      </w:pPr>
-      <w:r>
-        <w:rPr>
-          <w:rFonts w:ascii="Arial" w:cs="Arial" w:eastAsia="Arial" w:hAnsi="Arial"/>
-          <w:sz w:val="22"/>
-          <w:szCs w:val="22"/>
-        </w:rPr>
-        <w:t xml:space="preserve"/>
-      </w:r>
-    </w:p>
-    <w:p>
-      <w:pPr>
-        <w:spacing w:after="80" w:before="80"/>
-      </w:pPr>
-      <w:r>
-        <w:rPr>
-          <w:rFonts w:ascii="Arial" w:cs="Arial" w:eastAsia="Arial" w:hAnsi="Arial"/>
-          <w:i/>
-          <w:iCs/>
-          <w:color w:val="888780"/>
-          <w:sz w:val="22"/>
-          <w:szCs w:val="22"/>
-        </w:rPr>
-        <w:t xml:space="preserve">Status: pending intel from Marketing teammates. Once received, populated here.</w:t>
-      </w:r>
-    </w:p>
-    <w:p>
-      <w:pPr>
-        <w:pStyle w:val="Heading2"/>
-        <w:spacing w:after="140" w:before="280"/>
-      </w:pPr>
-      <w:r>
-        <w:rPr>
-          <w:rFonts w:ascii="Arial" w:cs="Arial" w:eastAsia="Arial" w:hAnsi="Arial"/>
-          <w:b/>
-          <w:bCs/>
-          <w:color w:val="185FA5"/>
-          <w:sz w:val="26"/>
-          <w:szCs w:val="26"/>
-        </w:rPr>
-        <w:t xml:space="preserve">2. Where the people we want to meet will be</w:t>
-      </w:r>
-    </w:p>
-    <w:p>
-      <w:pPr>
-        <w:spacing w:after="80" w:before="80"/>
-      </w:pPr>
-      <w:r>
-        <w:rPr>
-          <w:rFonts w:ascii="Arial" w:cs="Arial" w:eastAsia="Arial" w:hAnsi="Arial"/>
-          <w:sz w:val="22"/>
-          <w:szCs w:val="22"/>
-        </w:rPr>
-        <w:t xml:space="preserve">Cross-reference of leadership map against upcoming events. This is where the engagement actually happens — when a named target is in the same room we're in.</w:t>
-      </w:r>
-    </w:p>
-    <w:tbl>
-      <w:tblPr>
-        <w:tblW w:type="dxa" w:w="10360"/>
-        <w:tblBorders>
-          <w:top w:val="single" w:color="auto" w:sz="4"/>
-          <w:left w:val="single" w:color="auto" w:sz="4"/>
-          <w:bottom w:val="single" w:color="auto" w:sz="4"/>
-          <w:right w:val="single" w:color="auto" w:sz="4"/>
-          <w:insideH w:val="single" w:color="auto" w:sz="4"/>
-          <w:insideV w:val="single" w:color="auto" w:sz="4"/>
-        </w:tblBorders>
-      </w:tblPr>
-      <w:tblGrid>
-        <w:gridCol w:w="2400"/>
-        <w:gridCol w:w="2700"/>
-        <w:gridCol w:w="2700"/>
-        <w:gridCol w:w="2560"/>
-      </w:tblGrid>
-      <w:tr>
-        <w:trPr>
-          <w:tblHeader/>
-        </w:trPr>
-        <w:tc>
-          <w:tcPr>
-            <w:tcW w:type="dxa" w:w="2400"/>
-            <w:tcBorders>
-              <w:top w:val="single" w:color="CCCCCC" w:sz="4"/>
-              <w:left w:val="single" w:color="CCCCCC" w:sz="4"/>
-              <w:bottom w:val="single" w:color="CCCCCC" w:sz="4"/>
-              <w:right w:val="single" w:color="CCCCCC" w:sz="4"/>
-            </w:tcBorders>
-            <w:shd w:fill="1A2B3C" w:val="clear"/>
-            <w:tcMar>
-              <w:top w:type="dxa" w:w="80"/>
-              <w:left w:type="dxa" w:w="120"/>
-              <w:bottom w:type="dxa" w:w="80"/>
-              <w:right w:type="dxa" w:w="120"/>
-            </w:tcMar>
-          </w:tcPr>
-          <w:p>
-            <w:pPr>
-              <w:jc w:val="left"/>
-            </w:pPr>
-            <w:r>
-              <w:rPr>
-                <w:rFonts w:ascii="Arial" w:cs="Arial" w:eastAsia="Arial" w:hAnsi="Arial"/>
-                <w:b/>
-                <w:bCs/>
-                <w:i w:val="false"/>
-                <w:iCs w:val="false"/>
-                <w:color w:val="FFFFFF"/>
-                <w:sz w:val="18"/>
-                <w:szCs w:val="18"/>
-              </w:rPr>
-              <w:t xml:space="preserve">Person</w:t>
-            </w:r>
-          </w:p>
-        </w:tc>
-        <w:tc>
-          <w:tcPr>
-            <w:tcW w:type="dxa" w:w="2700"/>
-            <w:tcBorders>
-              <w:top w:val="single" w:color="CCCCCC" w:sz="4"/>
-              <w:left w:val="single" w:color="CCCCCC" w:sz="4"/>
-              <w:bottom w:val="single" w:color="CCCCCC" w:sz="4"/>
-              <w:right w:val="single" w:color="CCCCCC" w:sz="4"/>
-            </w:tcBorders>
-            <w:shd w:fill="1A2B3C" w:val="clear"/>
-            <w:tcMar>
-              <w:top w:type="dxa" w:w="80"/>
-              <w:left w:type="dxa" w:w="120"/>
-              <w:bottom w:type="dxa" w:w="80"/>
-              <w:right w:type="dxa" w:w="120"/>
-            </w:tcMar>
-          </w:tcPr>
-          <w:p>
-            <w:pPr>
-              <w:jc w:val="left"/>
-            </w:pPr>
-            <w:r>
-              <w:rPr>
-                <w:rFonts w:ascii="Arial" w:cs="Arial" w:eastAsia="Arial" w:hAnsi="Arial"/>
-                <w:b/>
-                <w:bCs/>
-                <w:i w:val="false"/>
-                <w:iCs w:val="false"/>
-                <w:color w:val="FFFFFF"/>
-                <w:sz w:val="18"/>
-                <w:szCs w:val="18"/>
-              </w:rPr>
-              <w:t xml:space="preserve">Event</w:t>
-            </w:r>
-          </w:p>
-        </w:tc>
-        <w:tc>
-          <w:tcPr>
-            <w:tcW w:type="dxa" w:w="2700"/>
-            <w:tcBorders>
-              <w:top w:val="single" w:color="CCCCCC" w:sz="4"/>
-              <w:left w:val="single" w:color="CCCCCC" w:sz="4"/>
-              <w:bottom w:val="single" w:color="CCCCCC" w:sz="4"/>
-              <w:right w:val="single" w:color="CCCCCC" w:sz="4"/>
-            </w:tcBorders>
-            <w:shd w:fill="1A2B3C" w:val="clear"/>
-            <w:tcMar>
-              <w:top w:type="dxa" w:w="80"/>
-              <w:left w:type="dxa" w:w="120"/>
-              <w:bottom w:type="dxa" w:w="80"/>
-              <w:right w:type="dxa" w:w="120"/>
-            </w:tcMar>
-          </w:tcPr>
-          <w:p>
-            <w:pPr>
-              <w:jc w:val="left"/>
-            </w:pPr>
-            <w:r>
-              <w:rPr>
-                <w:rFonts w:ascii="Arial" w:cs="Arial" w:eastAsia="Arial" w:hAnsi="Arial"/>
-                <w:b/>
-                <w:bCs/>
-                <w:i w:val="false"/>
-                <w:iCs w:val="false"/>
-                <w:color w:val="FFFFFF"/>
-                <w:sz w:val="18"/>
-                <w:szCs w:val="18"/>
-              </w:rPr>
-              <w:t xml:space="preserve">Why they will be there</w:t>
-            </w:r>
-          </w:p>
-        </w:tc>
-        <w:tc>
-          <w:tcPr>
-            <w:tcW w:type="dxa" w:w="2560"/>
-            <w:tcBorders>
-              <w:top w:val="single" w:color="CCCCCC" w:sz="4"/>
-              <w:left w:val="single" w:color="CCCCCC" w:sz="4"/>
-              <w:bottom w:val="single" w:color="CCCCCC" w:sz="4"/>
-              <w:right w:val="single" w:color="CCCCCC" w:sz="4"/>
-            </w:tcBorders>
-            <w:shd w:fill="1A2B3C" w:val="clear"/>
-            <w:tcMar>
-              <w:top w:type="dxa" w:w="80"/>
-              <w:left w:type="dxa" w:w="120"/>
-              <w:bottom w:type="dxa" w:w="80"/>
-              <w:right w:type="dxa" w:w="120"/>
-            </w:tcMar>
-          </w:tcPr>
-          <w:p>
-            <w:pPr>
-              <w:jc w:val="left"/>
-            </w:pPr>
-            <w:r>
-              <w:rPr>
-                <w:rFonts w:ascii="Arial" w:cs="Arial" w:eastAsia="Arial" w:hAnsi="Arial"/>
-                <w:b/>
-                <w:bCs/>
-                <w:i w:val="false"/>
-                <w:iCs w:val="false"/>
-                <w:color w:val="FFFFFF"/>
-                <w:sz w:val="18"/>
-                <w:szCs w:val="18"/>
-              </w:rPr>
-              <w:t xml:space="preserve">How we engage</w:t>
-            </w:r>
-          </w:p>
-        </w:tc>
-      </w:tr>
-      <w:tr>
-        <w:tc>
-          <w:tcPr>
-            <w:tcW w:type="dxa" w:w="2400"/>
-            <w:tcBorders>
-              <w:top w:val="single" w:color="CCCCCC" w:sz="4"/>
-              <w:left w:val="single" w:color="CCCCCC" w:sz="4"/>
-              <w:bottom w:val="single" w:color="CCCCCC" w:sz="4"/>
-              <w:right w:val="single" w:color="CCCCCC" w:sz="4"/>
-            </w:tcBorders>
-            <w:tcMar>
-              <w:top w:type="dxa" w:w="80"/>
-              <w:left w:type="dxa" w:w="120"/>
-              <w:bottom w:type="dxa" w:w="80"/>
-              <w:right w:type="dxa" w:w="120"/>
-            </w:tcMar>
-          </w:tcPr>
-          <w:p>
-            <w:pPr>
-              <w:jc w:val="left"/>
-            </w:pPr>
-            <w:r>
-              <w:rPr>
-                <w:rFonts w:ascii="Arial" w:cs="Arial" w:eastAsia="Arial" w:hAnsi="Arial"/>
-                <w:b/>
-                <w:bCs/>
-                <w:i w:val="false"/>
-                <w:iCs w:val="false"/>
-                <w:sz w:val="17"/>
-                <w:szCs w:val="17"/>
-              </w:rPr>
-              <w:t xml:space="preserve">Steven Montgomery (founder/CEO)</w:t>
-            </w:r>
-          </w:p>
-        </w:tc>
-        <w:tc>
-          <w:tcPr>
-            <w:tcW w:type="dxa" w:w="2700"/>
-            <w:tcBorders>
-              <w:top w:val="single" w:color="CCCCCC" w:sz="4"/>
-              <w:left w:val="single" w:color="CCCCCC" w:sz="4"/>
-              <w:bottom w:val="single" w:color="CCCCCC" w:sz="4"/>
-              <w:right w:val="single" w:color="CCCCCC" w:sz="4"/>
-            </w:tcBorders>
-            <w:tcMar>
-              <w:top w:type="dxa" w:w="80"/>
-              <w:left w:type="dxa" w:w="120"/>
-              <w:bottom w:type="dxa" w:w="80"/>
-              <w:right w:type="dxa" w:w="120"/>
-            </w:tcMar>
-          </w:tcPr>
-          <w:p>
-            <w:pPr>
-              <w:jc w:val="left"/>
-            </w:pPr>
-            <w:r>
-              <w:rPr>
-                <w:rFonts w:ascii="Arial" w:cs="Arial" w:eastAsia="Arial" w:hAnsi="Arial"/>
-                <w:b w:val="false"/>
-                <w:bCs w:val="false"/>
-                <w:i/>
-                <w:iCs/>
-                <w:sz w:val="17"/>
-                <w:szCs w:val="17"/>
-              </w:rPr>
-              <w:t xml:space="preserve">IFA Emerging Franchisor Conference 2026 (Nov 16-18 Nashville)</w:t>
-            </w:r>
-          </w:p>
-        </w:tc>
-        <w:tc>
-          <w:tcPr>
-            <w:tcW w:type="dxa" w:w="2700"/>
-            <w:tcBorders>
-              <w:top w:val="single" w:color="CCCCCC" w:sz="4"/>
-              <w:left w:val="single" w:color="CCCCCC" w:sz="4"/>
-              <w:bottom w:val="single" w:color="CCCCCC" w:sz="4"/>
-              <w:right w:val="single" w:color="CCCCCC" w:sz="4"/>
-            </w:tcBorders>
-            <w:tcMar>
-              <w:top w:type="dxa" w:w="80"/>
-              <w:left w:type="dxa" w:w="120"/>
-              <w:bottom w:type="dxa" w:w="80"/>
-              <w:right w:type="dxa" w:w="120"/>
-            </w:tcMar>
-          </w:tcPr>
-          <w:p>
-            <w:pPr>
-              <w:jc w:val="left"/>
-            </w:pPr>
-            <w:r>
-              <w:rPr>
-                <w:rFonts w:ascii="Arial" w:cs="Arial" w:eastAsia="Arial" w:hAnsi="Arial"/>
-                <w:b w:val="false"/>
-                <w:bCs w:val="false"/>
-                <w:i w:val="false"/>
-                <w:iCs w:val="false"/>
-                <w:sz w:val="17"/>
-                <w:szCs w:val="17"/>
-              </w:rPr>
-              <w:t xml:space="preserve">ResiBrands fits emerging franchisor profile perfectly. Sutton (Empower CDO) chairs.</w:t>
-            </w:r>
-          </w:p>
-        </w:tc>
-        <w:tc>
-          <w:tcPr>
-            <w:tcW w:type="dxa" w:w="2560"/>
-            <w:tcBorders>
-              <w:top w:val="single" w:color="CCCCCC" w:sz="4"/>
-              <w:left w:val="single" w:color="CCCCCC" w:sz="4"/>
-              <w:bottom w:val="single" w:color="CCCCCC" w:sz="4"/>
-              <w:right w:val="single" w:color="CCCCCC" w:sz="4"/>
-            </w:tcBorders>
-            <w:shd w:fill="F5F5F5" w:val="clear"/>
-            <w:tcMar>
-              <w:top w:type="dxa" w:w="80"/>
-              <w:left w:type="dxa" w:w="120"/>
-              <w:bottom w:type="dxa" w:w="80"/>
-              <w:right w:type="dxa" w:w="120"/>
-            </w:tcMar>
-          </w:tcPr>
-          <w:p>
-            <w:pPr>
-              <w:jc w:val="left"/>
-            </w:pPr>
-            <w:r>
-              <w:rPr>
-                <w:rFonts w:ascii="Arial" w:cs="Arial" w:eastAsia="Arial" w:hAnsi="Arial"/>
-                <w:b w:val="false"/>
-                <w:bCs w:val="false"/>
-                <w:i w:val="false"/>
-                <w:iCs w:val="false"/>
-                <w:sz w:val="17"/>
-                <w:szCs w:val="17"/>
-              </w:rPr>
-              <w:t xml:space="preserve">Single-decision authority + chair-overlap with Sutton = high-leverage</w:t>
-            </w:r>
-          </w:p>
-        </w:tc>
-      </w:tr>
-      <w:tr>
-        <w:tc>
-          <w:tcPr>
-            <w:tcW w:type="dxa" w:w="2400"/>
-            <w:tcBorders>
-              <w:top w:val="single" w:color="CCCCCC" w:sz="4"/>
-              <w:left w:val="single" w:color="CCCCCC" w:sz="4"/>
-              <w:bottom w:val="single" w:color="CCCCCC" w:sz="4"/>
-              <w:right w:val="single" w:color="CCCCCC" w:sz="4"/>
-            </w:tcBorders>
-            <w:tcMar>
-              <w:top w:type="dxa" w:w="80"/>
-              <w:left w:type="dxa" w:w="120"/>
-              <w:bottom w:type="dxa" w:w="80"/>
-              <w:right w:type="dxa" w:w="120"/>
-            </w:tcMar>
-          </w:tcPr>
-          <w:p>
-            <w:pPr>
-              <w:jc w:val="left"/>
-            </w:pPr>
-            <w:r>
-              <w:rPr>
-                <w:rFonts w:ascii="Arial" w:cs="Arial" w:eastAsia="Arial" w:hAnsi="Arial"/>
-                <w:b/>
-                <w:bCs/>
-                <w:i w:val="false"/>
-                <w:iCs w:val="false"/>
-                <w:sz w:val="17"/>
-                <w:szCs w:val="17"/>
-              </w:rPr>
-              <w:t xml:space="preserve">Steven Montgomery (founder/CEO)</w:t>
-            </w:r>
-          </w:p>
-        </w:tc>
-        <w:tc>
-          <w:tcPr>
-            <w:tcW w:type="dxa" w:w="2700"/>
-            <w:tcBorders>
-              <w:top w:val="single" w:color="CCCCCC" w:sz="4"/>
-              <w:left w:val="single" w:color="CCCCCC" w:sz="4"/>
-              <w:bottom w:val="single" w:color="CCCCCC" w:sz="4"/>
-              <w:right w:val="single" w:color="CCCCCC" w:sz="4"/>
-            </w:tcBorders>
-            <w:tcMar>
-              <w:top w:type="dxa" w:w="80"/>
-              <w:left w:type="dxa" w:w="120"/>
-              <w:bottom w:type="dxa" w:w="80"/>
-              <w:right w:type="dxa" w:w="120"/>
-            </w:tcMar>
-          </w:tcPr>
-          <w:p>
-            <w:pPr>
-              <w:jc w:val="left"/>
-            </w:pPr>
-            <w:r>
-              <w:rPr>
-                <w:rFonts w:ascii="Arial" w:cs="Arial" w:eastAsia="Arial" w:hAnsi="Arial"/>
-                <w:b w:val="false"/>
-                <w:bCs w:val="false"/>
-                <w:i/>
-                <w:iCs/>
-                <w:sz w:val="17"/>
-                <w:szCs w:val="17"/>
-              </w:rPr>
-              <w:t xml:space="preserve">IFA Annual 2027 (Feb 22-24 Vegas)</w:t>
-            </w:r>
-          </w:p>
-        </w:tc>
-        <w:tc>
-          <w:tcPr>
-            <w:tcW w:type="dxa" w:w="2700"/>
-            <w:tcBorders>
-              <w:top w:val="single" w:color="CCCCCC" w:sz="4"/>
-              <w:left w:val="single" w:color="CCCCCC" w:sz="4"/>
-              <w:bottom w:val="single" w:color="CCCCCC" w:sz="4"/>
-              <w:right w:val="single" w:color="CCCCCC" w:sz="4"/>
-            </w:tcBorders>
-            <w:tcMar>
-              <w:top w:type="dxa" w:w="80"/>
-              <w:left w:type="dxa" w:w="120"/>
-              <w:bottom w:type="dxa" w:w="80"/>
-              <w:right w:type="dxa" w:w="120"/>
-            </w:tcMar>
-          </w:tcPr>
-          <w:p>
-            <w:pPr>
-              <w:jc w:val="left"/>
-            </w:pPr>
-            <w:r>
-              <w:rPr>
-                <w:rFonts w:ascii="Arial" w:cs="Arial" w:eastAsia="Arial" w:hAnsi="Arial"/>
-                <w:b w:val="false"/>
-                <w:bCs w:val="false"/>
-                <w:i w:val="false"/>
-                <w:iCs w:val="false"/>
-                <w:sz w:val="17"/>
-                <w:szCs w:val="17"/>
-              </w:rPr>
-              <w:t xml:space="preserve">Growing IFA visibility as ResiBrands scales</w:t>
-            </w:r>
-          </w:p>
-        </w:tc>
-        <w:tc>
-          <w:tcPr>
-            <w:tcW w:type="dxa" w:w="2560"/>
-            <w:tcBorders>
-              <w:top w:val="single" w:color="CCCCCC" w:sz="4"/>
-              <w:left w:val="single" w:color="CCCCCC" w:sz="4"/>
-              <w:bottom w:val="single" w:color="CCCCCC" w:sz="4"/>
-              <w:right w:val="single" w:color="CCCCCC" w:sz="4"/>
-            </w:tcBorders>
-            <w:shd w:fill="F5F5F5" w:val="clear"/>
-            <w:tcMar>
-              <w:top w:type="dxa" w:w="80"/>
-              <w:left w:type="dxa" w:w="120"/>
-              <w:bottom w:type="dxa" w:w="80"/>
-              <w:right w:type="dxa" w:w="120"/>
-            </w:tcMar>
-          </w:tcPr>
-          <w:p>
-            <w:pPr>
-              <w:jc w:val="left"/>
-            </w:pPr>
-            <w:r>
-              <w:rPr>
-                <w:rFonts w:ascii="Arial" w:cs="Arial" w:eastAsia="Arial" w:hAnsi="Arial"/>
-                <w:b w:val="false"/>
-                <w:bCs w:val="false"/>
-                <w:i w:val="false"/>
-                <w:iCs w:val="false"/>
-                <w:sz w:val="17"/>
-                <w:szCs w:val="17"/>
-              </w:rPr>
-              <w:t xml:space="preserve">Direct CEO touchpoint</w:t>
-            </w:r>
-          </w:p>
-        </w:tc>
-      </w:tr>
-      <w:tr>
-        <w:tc>
-          <w:tcPr>
-            <w:tcW w:type="dxa" w:w="2400"/>
-            <w:tcBorders>
-              <w:top w:val="single" w:color="CCCCCC" w:sz="4"/>
-              <w:left w:val="single" w:color="CCCCCC" w:sz="4"/>
-              <w:bottom w:val="single" w:color="CCCCCC" w:sz="4"/>
-              <w:right w:val="single" w:color="CCCCCC" w:sz="4"/>
-            </w:tcBorders>
-            <w:tcMar>
-              <w:top w:type="dxa" w:w="80"/>
-              <w:left w:type="dxa" w:w="120"/>
-              <w:bottom w:type="dxa" w:w="80"/>
-              <w:right w:type="dxa" w:w="120"/>
-            </w:tcMar>
-          </w:tcPr>
-          <w:p>
-            <w:pPr>
-              <w:jc w:val="left"/>
-            </w:pPr>
-            <w:r>
-              <w:rPr>
-                <w:rFonts w:ascii="Arial" w:cs="Arial" w:eastAsia="Arial" w:hAnsi="Arial"/>
-                <w:b/>
-                <w:bCs/>
-                <w:i w:val="false"/>
-                <w:iCs w:val="false"/>
-                <w:sz w:val="17"/>
-                <w:szCs w:val="17"/>
-              </w:rPr>
-              <w:t xml:space="preserve">Steven Montgomery (founder/CEO)</w:t>
-            </w:r>
-          </w:p>
-        </w:tc>
-        <w:tc>
-          <w:tcPr>
-            <w:tcW w:type="dxa" w:w="2700"/>
-            <w:tcBorders>
-              <w:top w:val="single" w:color="CCCCCC" w:sz="4"/>
-              <w:left w:val="single" w:color="CCCCCC" w:sz="4"/>
-              <w:bottom w:val="single" w:color="CCCCCC" w:sz="4"/>
-              <w:right w:val="single" w:color="CCCCCC" w:sz="4"/>
-            </w:tcBorders>
-            <w:tcMar>
-              <w:top w:type="dxa" w:w="80"/>
-              <w:left w:type="dxa" w:w="120"/>
-              <w:bottom w:type="dxa" w:w="80"/>
-              <w:right w:type="dxa" w:w="120"/>
-            </w:tcMar>
-          </w:tcPr>
-          <w:p>
-            <w:pPr>
-              <w:jc w:val="left"/>
-            </w:pPr>
-            <w:r>
-              <w:rPr>
-                <w:rFonts w:ascii="Arial" w:cs="Arial" w:eastAsia="Arial" w:hAnsi="Arial"/>
-                <w:b w:val="false"/>
-                <w:bCs w:val="false"/>
-                <w:i/>
-                <w:iCs/>
-                <w:sz w:val="17"/>
-                <w:szCs w:val="17"/>
-              </w:rPr>
-              <w:t xml:space="preserve">IFA Emerging Franchisor Conference 2027 (Nov 15-17 Nashville)</w:t>
-            </w:r>
-          </w:p>
-        </w:tc>
-        <w:tc>
-          <w:tcPr>
-            <w:tcW w:type="dxa" w:w="2700"/>
-            <w:tcBorders>
-              <w:top w:val="single" w:color="CCCCCC" w:sz="4"/>
-              <w:left w:val="single" w:color="CCCCCC" w:sz="4"/>
-              <w:bottom w:val="single" w:color="CCCCCC" w:sz="4"/>
-              <w:right w:val="single" w:color="CCCCCC" w:sz="4"/>
-            </w:tcBorders>
-            <w:tcMar>
-              <w:top w:type="dxa" w:w="80"/>
-              <w:left w:type="dxa" w:w="120"/>
-              <w:bottom w:type="dxa" w:w="80"/>
-              <w:right w:type="dxa" w:w="120"/>
-            </w:tcMar>
-          </w:tcPr>
-          <w:p>
-            <w:pPr>
-              <w:jc w:val="left"/>
-            </w:pPr>
-            <w:r>
-              <w:rPr>
-                <w:rFonts w:ascii="Arial" w:cs="Arial" w:eastAsia="Arial" w:hAnsi="Arial"/>
-                <w:b w:val="false"/>
-                <w:bCs w:val="false"/>
-                <w:i w:val="false"/>
-                <w:iCs w:val="false"/>
-                <w:sz w:val="17"/>
-                <w:szCs w:val="17"/>
-              </w:rPr>
-              <w:t xml:space="preserve">Continued chair-overlap opportunity</w:t>
-            </w:r>
-          </w:p>
-        </w:tc>
-        <w:tc>
-          <w:tcPr>
-            <w:tcW w:type="dxa" w:w="2560"/>
-            <w:tcBorders>
-              <w:top w:val="single" w:color="CCCCCC" w:sz="4"/>
-              <w:left w:val="single" w:color="CCCCCC" w:sz="4"/>
-              <w:bottom w:val="single" w:color="CCCCCC" w:sz="4"/>
-              <w:right w:val="single" w:color="CCCCCC" w:sz="4"/>
-            </w:tcBorders>
-            <w:shd w:fill="F5F5F5" w:val="clear"/>
-            <w:tcMar>
-              <w:top w:type="dxa" w:w="80"/>
-              <w:left w:type="dxa" w:w="120"/>
-              <w:bottom w:type="dxa" w:w="80"/>
-              <w:right w:type="dxa" w:w="120"/>
-            </w:tcMar>
-          </w:tcPr>
-          <w:p>
-            <w:pPr>
-              <w:jc w:val="left"/>
-            </w:pPr>
-            <w:r>
-              <w:rPr>
-                <w:rFonts w:ascii="Arial" w:cs="Arial" w:eastAsia="Arial" w:hAnsi="Arial"/>
-                <w:b w:val="false"/>
-                <w:bCs w:val="false"/>
-                <w:i w:val="false"/>
-                <w:iCs w:val="false"/>
-                <w:sz w:val="17"/>
-                <w:szCs w:val="17"/>
-              </w:rPr>
-              <w:t xml:space="preserve">12-month locked-in target</w:t>
-            </w:r>
-          </w:p>
-        </w:tc>
-      </w:tr>
-      <w:tr>
-        <w:tc>
-          <w:tcPr>
-            <w:tcW w:type="dxa" w:w="2400"/>
-            <w:tcBorders>
-              <w:top w:val="single" w:color="CCCCCC" w:sz="4"/>
-              <w:left w:val="single" w:color="CCCCCC" w:sz="4"/>
-              <w:bottom w:val="single" w:color="CCCCCC" w:sz="4"/>
-              <w:right w:val="single" w:color="CCCCCC" w:sz="4"/>
-            </w:tcBorders>
-            <w:tcMar>
-              <w:top w:type="dxa" w:w="80"/>
-              <w:left w:type="dxa" w:w="120"/>
-              <w:bottom w:type="dxa" w:w="80"/>
-              <w:right w:type="dxa" w:w="120"/>
-            </w:tcMar>
-          </w:tcPr>
-          <w:p>
-            <w:pPr>
-              <w:jc w:val="left"/>
-            </w:pPr>
-            <w:r>
-              <w:rPr>
-                <w:rFonts w:ascii="Arial" w:cs="Arial" w:eastAsia="Arial" w:hAnsi="Arial"/>
-                <w:b/>
-                <w:bCs/>
-                <w:i w:val="false"/>
-                <w:iCs w:val="false"/>
-                <w:sz w:val="17"/>
-                <w:szCs w:val="17"/>
-              </w:rPr>
-              <w:t xml:space="preserve">That 1 Painter operators</w:t>
-            </w:r>
-          </w:p>
-        </w:tc>
-        <w:tc>
-          <w:tcPr>
-            <w:tcW w:type="dxa" w:w="2700"/>
-            <w:tcBorders>
-              <w:top w:val="single" w:color="CCCCCC" w:sz="4"/>
-              <w:left w:val="single" w:color="CCCCCC" w:sz="4"/>
-              <w:bottom w:val="single" w:color="CCCCCC" w:sz="4"/>
-              <w:right w:val="single" w:color="CCCCCC" w:sz="4"/>
-            </w:tcBorders>
-            <w:tcMar>
-              <w:top w:type="dxa" w:w="80"/>
-              <w:left w:type="dxa" w:w="120"/>
-              <w:bottom w:type="dxa" w:w="80"/>
-              <w:right w:type="dxa" w:w="120"/>
-            </w:tcMar>
-          </w:tcPr>
-          <w:p>
-            <w:pPr>
-              <w:jc w:val="left"/>
-            </w:pPr>
-            <w:r>
-              <w:rPr>
-                <w:rFonts w:ascii="Arial" w:cs="Arial" w:eastAsia="Arial" w:hAnsi="Arial"/>
-                <w:b w:val="false"/>
-                <w:bCs w:val="false"/>
-                <w:i/>
-                <w:iCs/>
-                <w:sz w:val="17"/>
-                <w:szCs w:val="17"/>
-              </w:rPr>
-              <w:t xml:space="preserve">PCA EXPO 2027 (Feb 16-20 New Orleans)</w:t>
-            </w:r>
-          </w:p>
-        </w:tc>
-        <w:tc>
-          <w:tcPr>
-            <w:tcW w:type="dxa" w:w="2700"/>
-            <w:tcBorders>
-              <w:top w:val="single" w:color="CCCCCC" w:sz="4"/>
-              <w:left w:val="single" w:color="CCCCCC" w:sz="4"/>
-              <w:bottom w:val="single" w:color="CCCCCC" w:sz="4"/>
-              <w:right w:val="single" w:color="CCCCCC" w:sz="4"/>
-            </w:tcBorders>
-            <w:tcMar>
-              <w:top w:type="dxa" w:w="80"/>
-              <w:left w:type="dxa" w:w="120"/>
-              <w:bottom w:type="dxa" w:w="80"/>
-              <w:right w:type="dxa" w:w="120"/>
-            </w:tcMar>
-          </w:tcPr>
-          <w:p>
-            <w:pPr>
-              <w:jc w:val="left"/>
-            </w:pPr>
-            <w:r>
-              <w:rPr>
-                <w:rFonts w:ascii="Arial" w:cs="Arial" w:eastAsia="Arial" w:hAnsi="Arial"/>
-                <w:b w:val="false"/>
-                <w:bCs w:val="false"/>
-                <w:i w:val="false"/>
-                <w:iCs w:val="false"/>
-                <w:sz w:val="17"/>
-                <w:szCs w:val="17"/>
-              </w:rPr>
-              <w:t xml:space="preserve">Painting-vertical channel</w:t>
-            </w:r>
-          </w:p>
-        </w:tc>
-        <w:tc>
-          <w:tcPr>
-            <w:tcW w:type="dxa" w:w="2560"/>
-            <w:tcBorders>
-              <w:top w:val="single" w:color="CCCCCC" w:sz="4"/>
-              <w:left w:val="single" w:color="CCCCCC" w:sz="4"/>
-              <w:bottom w:val="single" w:color="CCCCCC" w:sz="4"/>
-              <w:right w:val="single" w:color="CCCCCC" w:sz="4"/>
-            </w:tcBorders>
-            <w:shd w:fill="F5F5F5" w:val="clear"/>
-            <w:tcMar>
-              <w:top w:type="dxa" w:w="80"/>
-              <w:left w:type="dxa" w:w="120"/>
-              <w:bottom w:type="dxa" w:w="80"/>
-              <w:right w:type="dxa" w:w="120"/>
-            </w:tcMar>
-          </w:tcPr>
-          <w:p>
-            <w:pPr>
-              <w:jc w:val="left"/>
-            </w:pPr>
-            <w:r>
-              <w:rPr>
-                <w:rFonts w:ascii="Arial" w:cs="Arial" w:eastAsia="Arial" w:hAnsi="Arial"/>
-                <w:b w:val="false"/>
-                <w:bCs w:val="false"/>
-                <w:i w:val="false"/>
-                <w:iCs w:val="false"/>
-                <w:sz w:val="17"/>
-                <w:szCs w:val="17"/>
-              </w:rPr>
-              <w:t xml:space="preserve">PRIMARY franchisee event for ResiBrands</w:t>
-            </w:r>
-          </w:p>
-        </w:tc>
-      </w:tr>
-      <w:tr>
-        <w:tc>
-          <w:tcPr>
-            <w:tcW w:type="dxa" w:w="2400"/>
-            <w:tcBorders>
-              <w:top w:val="single" w:color="CCCCCC" w:sz="4"/>
-              <w:left w:val="single" w:color="CCCCCC" w:sz="4"/>
-              <w:bottom w:val="single" w:color="CCCCCC" w:sz="4"/>
-              <w:right w:val="single" w:color="CCCCCC" w:sz="4"/>
-            </w:tcBorders>
-            <w:tcMar>
-              <w:top w:type="dxa" w:w="80"/>
-              <w:left w:type="dxa" w:w="120"/>
-              <w:bottom w:type="dxa" w:w="80"/>
-              <w:right w:type="dxa" w:w="120"/>
-            </w:tcMar>
-          </w:tcPr>
-          <w:p>
-            <w:pPr>
-              <w:jc w:val="left"/>
-            </w:pPr>
-            <w:r>
-              <w:rPr>
-                <w:rFonts w:ascii="Arial" w:cs="Arial" w:eastAsia="Arial" w:hAnsi="Arial"/>
-                <w:b/>
-                <w:bCs/>
-                <w:i w:val="false"/>
-                <w:iCs w:val="false"/>
-                <w:sz w:val="17"/>
-                <w:szCs w:val="17"/>
-              </w:rPr>
-              <w:t xml:space="preserve">That 1 Painter operators</w:t>
-            </w:r>
-          </w:p>
-        </w:tc>
-        <w:tc>
-          <w:tcPr>
-            <w:tcW w:type="dxa" w:w="2700"/>
-            <w:tcBorders>
-              <w:top w:val="single" w:color="CCCCCC" w:sz="4"/>
-              <w:left w:val="single" w:color="CCCCCC" w:sz="4"/>
-              <w:bottom w:val="single" w:color="CCCCCC" w:sz="4"/>
-              <w:right w:val="single" w:color="CCCCCC" w:sz="4"/>
-            </w:tcBorders>
-            <w:tcMar>
-              <w:top w:type="dxa" w:w="80"/>
-              <w:left w:type="dxa" w:w="120"/>
-              <w:bottom w:type="dxa" w:w="80"/>
-              <w:right w:type="dxa" w:w="120"/>
-            </w:tcMar>
-          </w:tcPr>
-          <w:p>
-            <w:pPr>
-              <w:jc w:val="left"/>
-            </w:pPr>
-            <w:r>
-              <w:rPr>
-                <w:rFonts w:ascii="Arial" w:cs="Arial" w:eastAsia="Arial" w:hAnsi="Arial"/>
-                <w:b w:val="false"/>
-                <w:bCs w:val="false"/>
-                <w:i/>
-                <w:iCs/>
-                <w:sz w:val="17"/>
-                <w:szCs w:val="17"/>
-              </w:rPr>
-              <w:t xml:space="preserve">MUFC 2027 (Apr 26-29 Vegas)</w:t>
-            </w:r>
-          </w:p>
-        </w:tc>
-        <w:tc>
-          <w:tcPr>
-            <w:tcW w:type="dxa" w:w="2700"/>
-            <w:tcBorders>
-              <w:top w:val="single" w:color="CCCCCC" w:sz="4"/>
-              <w:left w:val="single" w:color="CCCCCC" w:sz="4"/>
-              <w:bottom w:val="single" w:color="CCCCCC" w:sz="4"/>
-              <w:right w:val="single" w:color="CCCCCC" w:sz="4"/>
-            </w:tcBorders>
-            <w:tcMar>
-              <w:top w:type="dxa" w:w="80"/>
-              <w:left w:type="dxa" w:w="120"/>
-              <w:bottom w:type="dxa" w:w="80"/>
-              <w:right w:type="dxa" w:w="120"/>
-            </w:tcMar>
-          </w:tcPr>
-          <w:p>
-            <w:pPr>
-              <w:jc w:val="left"/>
-            </w:pPr>
-            <w:r>
-              <w:rPr>
-                <w:rFonts w:ascii="Arial" w:cs="Arial" w:eastAsia="Arial" w:hAnsi="Arial"/>
-                <w:b w:val="false"/>
-                <w:bCs w:val="false"/>
-                <w:i w:val="false"/>
-                <w:iCs w:val="false"/>
-                <w:sz w:val="17"/>
-                <w:szCs w:val="17"/>
-              </w:rPr>
-              <w:t xml:space="preserve">Multi-unit operators</w:t>
-            </w:r>
-          </w:p>
-        </w:tc>
-        <w:tc>
-          <w:tcPr>
-            <w:tcW w:type="dxa" w:w="2560"/>
-            <w:tcBorders>
-              <w:top w:val="single" w:color="CCCCCC" w:sz="4"/>
-              <w:left w:val="single" w:color="CCCCCC" w:sz="4"/>
-              <w:bottom w:val="single" w:color="CCCCCC" w:sz="4"/>
-              <w:right w:val="single" w:color="CCCCCC" w:sz="4"/>
-            </w:tcBorders>
-            <w:shd w:fill="F5F5F5" w:val="clear"/>
-            <w:tcMar>
-              <w:top w:type="dxa" w:w="80"/>
-              <w:left w:type="dxa" w:w="120"/>
-              <w:bottom w:type="dxa" w:w="80"/>
-              <w:right w:type="dxa" w:w="120"/>
-            </w:tcMar>
-          </w:tcPr>
-          <w:p>
-            <w:pPr>
-              <w:jc w:val="left"/>
-            </w:pPr>
-            <w:r>
-              <w:rPr>
-                <w:rFonts w:ascii="Arial" w:cs="Arial" w:eastAsia="Arial" w:hAnsi="Arial"/>
-                <w:b w:val="false"/>
-                <w:bCs w:val="false"/>
-                <w:i w:val="false"/>
-                <w:iCs w:val="false"/>
-                <w:sz w:val="17"/>
-                <w:szCs w:val="17"/>
-              </w:rPr>
-              <w:t xml:space="preserve">Volume franchisee touchpoint</w:t>
-            </w:r>
-          </w:p>
-        </w:tc>
-      </w:tr>
-    </w:tbl>
-    <w:p>
-      <w:pPr>
-        <w:pStyle w:val="Heading2"/>
-        <w:spacing w:after="140" w:before="280"/>
-      </w:pPr>
-      <w:r>
-        <w:rPr>
-          <w:rFonts w:ascii="Arial" w:cs="Arial" w:eastAsia="Arial" w:hAnsi="Arial"/>
-          <w:b/>
-          <w:bCs/>
-          <w:color w:val="185FA5"/>
-          <w:sz w:val="26"/>
-          <w:szCs w:val="26"/>
-        </w:rPr>
-        <w:t xml:space="preserve">3. Wedge brand field tracking</w:t>
-      </w:r>
-    </w:p>
-    <w:p>
-      <w:pPr>
-        <w:spacing w:after="80" w:before="80"/>
-      </w:pPr>
-      <w:r>
-        <w:rPr>
-          <w:rFonts w:ascii="Arial" w:cs="Arial" w:eastAsia="Arial" w:hAnsi="Arial"/>
-          <w:sz w:val="22"/>
-          <w:szCs w:val="22"/>
-        </w:rPr>
-        <w:t xml:space="preserve">If the wedge brand is where we land first, then we need to know exactly where their franchisees and corporate teams gather. Three layers per brand: corporate events, franchisee gatherings, and vertical-industry events.</w:t>
-      </w:r>
-    </w:p>
-    <w:p>
-      <w:pPr>
-        <w:spacing w:after="100" w:before="200"/>
-      </w:pPr>
-      <w:r>
-        <w:rPr>
-          <w:rFonts w:ascii="Arial" w:cs="Arial" w:eastAsia="Arial" w:hAnsi="Arial"/>
-          <w:b/>
-          <w:bCs/>
-          <w:color w:val="1A2B3C"/>
-          <w:sz w:val="22"/>
-          <w:szCs w:val="22"/>
-        </w:rPr>
-        <w:t xml:space="preserve">That 1 Painter (~380 units — primary wedge)</w:t>
-      </w:r>
-    </w:p>
-    <w:tbl>
-      <w:tblPr>
-        <w:tblW w:type="dxa" w:w="10360"/>
-        <w:tblBorders>
-          <w:top w:val="single" w:color="auto" w:sz="4"/>
-          <w:left w:val="single" w:color="auto" w:sz="4"/>
-          <w:bottom w:val="single" w:color="auto" w:sz="4"/>
-          <w:right w:val="single" w:color="auto" w:sz="4"/>
-          <w:insideH w:val="single" w:color="auto" w:sz="4"/>
-          <w:insideV w:val="single" w:color="auto" w:sz="4"/>
-        </w:tblBorders>
-      </w:tblPr>
-      <w:tblGrid>
-        <w:gridCol w:w="2400"/>
-        <w:gridCol w:w="7960"/>
-      </w:tblGrid>
-      <w:tr>
-        <w:tc>
-          <w:tcPr>
-            <w:tcW w:type="dxa" w:w="2400"/>
-            <w:tcBorders>
-              <w:top w:val="single" w:color="CCCCCC" w:sz="4"/>
-              <w:left w:val="single" w:color="CCCCCC" w:sz="4"/>
-              <w:bottom w:val="single" w:color="CCCCCC" w:sz="4"/>
-              <w:right w:val="single" w:color="CCCCCC" w:sz="4"/>
-            </w:tcBorders>
-            <w:shd w:fill="1A2B3C" w:val="clear"/>
-            <w:tcMar>
-              <w:top w:type="dxa" w:w="80"/>
-              <w:left w:type="dxa" w:w="120"/>
-              <w:bottom w:type="dxa" w:w="80"/>
-              <w:right w:type="dxa" w:w="120"/>
-            </w:tcMar>
-          </w:tcPr>
-          <w:p>
-            <w:pPr>
-              <w:jc w:val="left"/>
-            </w:pPr>
-            <w:r>
-              <w:rPr>
-                <w:rFonts w:ascii="Arial" w:cs="Arial" w:eastAsia="Arial" w:hAnsi="Arial"/>
-                <w:b/>
-                <w:bCs/>
-                <w:i w:val="false"/>
-                <w:iCs w:val="false"/>
-                <w:color w:val="FFFFFF"/>
-                <w:sz w:val="17"/>
-                <w:szCs w:val="17"/>
-              </w:rPr>
-              <w:t xml:space="preserve">Where corporate is</w:t>
-            </w:r>
-          </w:p>
-        </w:tc>
-        <w:tc>
-          <w:tcPr>
-            <w:tcW w:type="dxa" w:w="7960"/>
-            <w:tcBorders>
-              <w:top w:val="single" w:color="CCCCCC" w:sz="4"/>
-              <w:left w:val="single" w:color="CCCCCC" w:sz="4"/>
-              <w:bottom w:val="single" w:color="CCCCCC" w:sz="4"/>
-              <w:right w:val="single" w:color="CCCCCC" w:sz="4"/>
-            </w:tcBorders>
-            <w:tcMar>
-              <w:top w:type="dxa" w:w="80"/>
-              <w:left w:type="dxa" w:w="120"/>
-              <w:bottom w:type="dxa" w:w="80"/>
-              <w:right w:type="dxa" w:w="120"/>
-            </w:tcMar>
-          </w:tcPr>
-          <w:p>
-            <w:pPr>
-              <w:jc w:val="left"/>
-            </w:pPr>
-            <w:r>
-              <w:rPr>
-                <w:rFonts w:ascii="Arial" w:cs="Arial" w:eastAsia="Arial" w:hAnsi="Arial"/>
-                <w:b w:val="false"/>
-                <w:bCs w:val="false"/>
-                <w:i w:val="false"/>
-                <w:iCs w:val="false"/>
-                <w:sz w:val="17"/>
-                <w:szCs w:val="17"/>
-              </w:rPr>
-              <w:t xml:space="preserve">ResiBrands annual event (date TBD — Marketing teammates to confirm)</w:t>
-            </w:r>
-          </w:p>
-        </w:tc>
-      </w:tr>
-      <w:tr>
-        <w:tc>
-          <w:tcPr>
-            <w:tcW w:type="dxa" w:w="2400"/>
-            <w:tcBorders>
-              <w:top w:val="single" w:color="CCCCCC" w:sz="4"/>
-              <w:left w:val="single" w:color="CCCCCC" w:sz="4"/>
-              <w:bottom w:val="single" w:color="CCCCCC" w:sz="4"/>
-              <w:right w:val="single" w:color="CCCCCC" w:sz="4"/>
-            </w:tcBorders>
-            <w:shd w:fill="1A2B3C" w:val="clear"/>
-            <w:tcMar>
-              <w:top w:type="dxa" w:w="80"/>
-              <w:left w:type="dxa" w:w="120"/>
-              <w:bottom w:type="dxa" w:w="80"/>
-              <w:right w:type="dxa" w:w="120"/>
-            </w:tcMar>
-          </w:tcPr>
-          <w:p>
-            <w:pPr>
-              <w:jc w:val="left"/>
-            </w:pPr>
-            <w:r>
-              <w:rPr>
-                <w:rFonts w:ascii="Arial" w:cs="Arial" w:eastAsia="Arial" w:hAnsi="Arial"/>
-                <w:b/>
-                <w:bCs/>
-                <w:i w:val="false"/>
-                <w:iCs w:val="false"/>
-                <w:color w:val="FFFFFF"/>
-                <w:sz w:val="17"/>
-                <w:szCs w:val="17"/>
-              </w:rPr>
-              <w:t xml:space="preserve">Where franchisees gather</w:t>
-            </w:r>
-          </w:p>
-        </w:tc>
-        <w:tc>
-          <w:tcPr>
-            <w:tcW w:type="dxa" w:w="7960"/>
-            <w:tcBorders>
-              <w:top w:val="single" w:color="CCCCCC" w:sz="4"/>
-              <w:left w:val="single" w:color="CCCCCC" w:sz="4"/>
-              <w:bottom w:val="single" w:color="CCCCCC" w:sz="4"/>
-              <w:right w:val="single" w:color="CCCCCC" w:sz="4"/>
-            </w:tcBorders>
-            <w:tcMar>
-              <w:top w:type="dxa" w:w="80"/>
-              <w:left w:type="dxa" w:w="120"/>
-              <w:bottom w:type="dxa" w:w="80"/>
-              <w:right w:type="dxa" w:w="120"/>
-            </w:tcMar>
-          </w:tcPr>
-          <w:p>
-            <w:pPr>
-              <w:jc w:val="left"/>
-            </w:pPr>
-            <w:r>
-              <w:rPr>
-                <w:rFonts w:ascii="Arial" w:cs="Arial" w:eastAsia="Arial" w:hAnsi="Arial"/>
-                <w:b w:val="false"/>
-                <w:bCs w:val="false"/>
-                <w:i w:val="false"/>
-                <w:iCs w:val="false"/>
-                <w:sz w:val="17"/>
-                <w:szCs w:val="17"/>
-              </w:rPr>
-              <w:t xml:space="preserve">PCA EXPO 2027 (Feb 16-20 New Orleans) · MUFC 2027</w:t>
-            </w:r>
-          </w:p>
-        </w:tc>
-      </w:tr>
-      <w:tr>
-        <w:tc>
-          <w:tcPr>
-            <w:tcW w:type="dxa" w:w="2400"/>
-            <w:tcBorders>
-              <w:top w:val="single" w:color="CCCCCC" w:sz="4"/>
-              <w:left w:val="single" w:color="CCCCCC" w:sz="4"/>
-              <w:bottom w:val="single" w:color="CCCCCC" w:sz="4"/>
-              <w:right w:val="single" w:color="CCCCCC" w:sz="4"/>
-            </w:tcBorders>
-            <w:shd w:fill="1A2B3C" w:val="clear"/>
-            <w:tcMar>
-              <w:top w:type="dxa" w:w="80"/>
-              <w:left w:type="dxa" w:w="120"/>
-              <w:bottom w:type="dxa" w:w="80"/>
-              <w:right w:type="dxa" w:w="120"/>
-            </w:tcMar>
-          </w:tcPr>
-          <w:p>
-            <w:pPr>
-              <w:jc w:val="left"/>
-            </w:pPr>
-            <w:r>
-              <w:rPr>
-                <w:rFonts w:ascii="Arial" w:cs="Arial" w:eastAsia="Arial" w:hAnsi="Arial"/>
-                <w:b/>
-                <w:bCs/>
-                <w:i w:val="false"/>
-                <w:iCs w:val="false"/>
-                <w:color w:val="FFFFFF"/>
-                <w:sz w:val="17"/>
-                <w:szCs w:val="17"/>
-              </w:rPr>
-              <w:t xml:space="preserve">Vertical industry events</w:t>
-            </w:r>
-          </w:p>
-        </w:tc>
-        <w:tc>
-          <w:tcPr>
-            <w:tcW w:type="dxa" w:w="7960"/>
-            <w:tcBorders>
-              <w:top w:val="single" w:color="CCCCCC" w:sz="4"/>
-              <w:left w:val="single" w:color="CCCCCC" w:sz="4"/>
-              <w:bottom w:val="single" w:color="CCCCCC" w:sz="4"/>
-              <w:right w:val="single" w:color="CCCCCC" w:sz="4"/>
-            </w:tcBorders>
-            <w:tcMar>
-              <w:top w:type="dxa" w:w="80"/>
-              <w:left w:type="dxa" w:w="120"/>
-              <w:bottom w:type="dxa" w:w="80"/>
-              <w:right w:type="dxa" w:w="120"/>
-            </w:tcMar>
-          </w:tcPr>
-          <w:p>
-            <w:pPr>
-              <w:jc w:val="left"/>
-            </w:pPr>
-            <w:r>
-              <w:rPr>
-                <w:rFonts w:ascii="Arial" w:cs="Arial" w:eastAsia="Arial" w:hAnsi="Arial"/>
-                <w:b w:val="false"/>
-                <w:bCs w:val="false"/>
-                <w:i w:val="false"/>
-                <w:iCs w:val="false"/>
-                <w:sz w:val="17"/>
-                <w:szCs w:val="17"/>
-              </w:rPr>
-              <w:t xml:space="preserve">PCA EXPO · PCA Commercial Contractors Conference (Nov annually)</w:t>
-            </w:r>
-          </w:p>
-        </w:tc>
-      </w:tr>
-      <w:tr>
-        <w:tc>
-          <w:tcPr>
-            <w:tcW w:type="dxa" w:w="2400"/>
-            <w:tcBorders>
-              <w:top w:val="single" w:color="CCCCCC" w:sz="4"/>
-              <w:left w:val="single" w:color="CCCCCC" w:sz="4"/>
-              <w:bottom w:val="single" w:color="CCCCCC" w:sz="4"/>
-              <w:right w:val="single" w:color="CCCCCC" w:sz="4"/>
-            </w:tcBorders>
-            <w:shd w:fill="EAF3DE" w:val="clear"/>
-            <w:tcMar>
-              <w:top w:type="dxa" w:w="80"/>
-              <w:left w:type="dxa" w:w="120"/>
-              <w:bottom w:type="dxa" w:w="80"/>
-              <w:right w:type="dxa" w:w="120"/>
-            </w:tcMar>
-          </w:tcPr>
-          <w:p>
-            <w:pPr>
-              <w:jc w:val="left"/>
-            </w:pPr>
-            <w:r>
-              <w:rPr>
-                <w:rFonts w:ascii="Arial" w:cs="Arial" w:eastAsia="Arial" w:hAnsi="Arial"/>
-                <w:b/>
-                <w:bCs/>
-                <w:i w:val="false"/>
-                <w:iCs w:val="false"/>
-                <w:color w:val="27500A"/>
-                <w:sz w:val="17"/>
-                <w:szCs w:val="17"/>
-              </w:rPr>
-              <w:t xml:space="preserve">Specific intel targets</w:t>
-            </w:r>
-          </w:p>
-        </w:tc>
-        <w:tc>
-          <w:tcPr>
-            <w:tcW w:type="dxa" w:w="7960"/>
-            <w:tcBorders>
-              <w:top w:val="single" w:color="CCCCCC" w:sz="4"/>
-              <w:left w:val="single" w:color="CCCCCC" w:sz="4"/>
-              <w:bottom w:val="single" w:color="CCCCCC" w:sz="4"/>
-              <w:right w:val="single" w:color="CCCCCC" w:sz="4"/>
-            </w:tcBorders>
-            <w:shd w:fill="EAF3DE" w:val="clear"/>
-            <w:tcMar>
-              <w:top w:type="dxa" w:w="80"/>
-              <w:left w:type="dxa" w:w="120"/>
-              <w:bottom w:type="dxa" w:w="80"/>
-              <w:right w:type="dxa" w:w="120"/>
-            </w:tcMar>
-          </w:tcPr>
-          <w:p>
-            <w:pPr>
-              <w:jc w:val="left"/>
-            </w:pPr>
-            <w:r>
-              <w:rPr>
-                <w:rFonts w:ascii="Arial" w:cs="Arial" w:eastAsia="Arial" w:hAnsi="Arial"/>
-                <w:b w:val="false"/>
-                <w:bCs w:val="false"/>
-                <w:i w:val="false"/>
-                <w:iCs w:val="false"/>
-                <w:sz w:val="17"/>
-                <w:szCs w:val="17"/>
-              </w:rPr>
-              <w:t xml:space="preserve">Top That 1 Painter operators by territory count</w:t>
-            </w:r>
-          </w:p>
-        </w:tc>
-      </w:tr>
-    </w:tbl>
-    <w:p>
-      <w:pPr>
-        <w:spacing w:after="80" w:before="80"/>
-      </w:pPr>
-      <w:r>
-        <w:rPr>
-          <w:rFonts w:ascii="Arial" w:cs="Arial" w:eastAsia="Arial" w:hAnsi="Arial"/>
-          <w:sz w:val="22"/>
-          <w:szCs w:val="22"/>
-        </w:rPr>
-        <w:t xml:space="preserve"/>
-      </w:r>
-    </w:p>
-    <w:tbl>
-      <w:tblPr>
-        <w:tblW w:type="dxa" w:w="9360"/>
-        <w:tblBorders>
-          <w:top w:val="single" w:color="auto" w:sz="4"/>
-          <w:left w:val="single" w:color="auto" w:sz="4"/>
-          <w:bottom w:val="single" w:color="auto" w:sz="4"/>
-          <w:right w:val="single" w:color="auto" w:sz="4"/>
-          <w:insideH w:val="single" w:color="auto" w:sz="4"/>
-          <w:insideV w:val="single" w:color="auto" w:sz="4"/>
-        </w:tblBorders>
-      </w:tblPr>
-      <w:tblGrid>
-        <w:gridCol w:w="9360"/>
-      </w:tblGrid>
-      <w:tr>
-        <w:tc>
-          <w:tcPr>
-            <w:tcW w:type="dxa" w:w="9360"/>
-            <w:tcBorders>
-              <w:top w:val="single" w:color="CCCCCC" w:sz="4"/>
-              <w:left w:val="single" w:color="CCCCCC" w:sz="4"/>
-              <w:bottom w:val="single" w:color="CCCCCC" w:sz="4"/>
-              <w:right w:val="single" w:color="CCCCCC" w:sz="4"/>
-            </w:tcBorders>
-            <w:shd w:fill="E8F4F4" w:val="clear"/>
-            <w:tcMar>
-              <w:top w:type="dxa" w:w="200"/>
-              <w:left w:type="dxa" w:w="240"/>
-              <w:bottom w:type="dxa" w:w="200"/>
-              <w:right w:type="dxa" w:w="240"/>
-            </w:tcMar>
-          </w:tcPr>
-          <w:p>
-            <w:pPr>
-              <w:spacing w:after="120"/>
-            </w:pPr>
-            <w:r>
-              <w:rPr>
-                <w:rFonts w:ascii="Arial" w:cs="Arial" w:eastAsia="Arial" w:hAnsi="Arial"/>
-                <w:b/>
-                <w:bCs/>
-                <w:color w:val="1A2B3C"/>
-                <w:sz w:val="24"/>
-                <w:szCs w:val="24"/>
-              </w:rPr>
-              <w:t xml:space="preserve">How we use this section</w:t>
-            </w:r>
-          </w:p>
-          <w:p>
-            <w:r>
-              <w:rPr>
-                <w:rFonts w:ascii="Arial" w:cs="Arial" w:eastAsia="Arial" w:hAnsi="Arial"/>
-                <w:sz w:val="22"/>
-                <w:szCs w:val="22"/>
-              </w:rPr>
-              <w:t xml:space="preserve">This is the operational layer of the engagement plan. The named-person event map drives who we book meetings with and where we put ourselves. The GPSI overlap tells us which franchisees walk into the conversation already trusting the brand. The wedge brand tracking gives us multiple entry points beyond the franchisor — vertical events, brand meetings, regional gatherings. We update this section as Marketing teammates feeds intel and as event agendas get published.</w:t>
-            </w:r>
-          </w:p>
-        </w:tc>
-      </w:tr>
-    </w:tbl>
-    <w:p>
-      <w:pPr>
-        <w:pBdr>
-          <w:bottom w:val="single" w:color="185FA5" w:sz="6" w:space="1"/>
-        </w:pBdr>
-        <w:spacing w:after="120" w:before="120"/>
-      </w:pPr>
-    </w:p>
-    <w:p>
-      <w:pPr>
-        <w:pStyle w:val="Heading1"/>
-        <w:spacing w:after="180" w:before="360"/>
-      </w:pPr>
-      <w:r>
-        <w:rPr>
-          <w:rFonts w:ascii="Arial" w:cs="Arial" w:eastAsia="Arial" w:hAnsi="Arial"/>
-          <w:b/>
-          <w:bCs/>
-          <w:color w:val="1A2B3C"/>
-          <w:sz w:val="32"/>
-          <w:szCs w:val="32"/>
-        </w:rPr>
-        <w:t xml:space="preserve">🎯 Where Marketing teammates have unique line of sight</w:t>
-      </w:r>
-    </w:p>
-    <w:tbl>
-      <w:tblPr>
-        <w:tblW w:type="dxa" w:w="9360"/>
-        <w:tblBorders>
-          <w:top w:val="single" w:color="auto" w:sz="4"/>
-          <w:left w:val="single" w:color="auto" w:sz="4"/>
-          <w:bottom w:val="single" w:color="auto" w:sz="4"/>
-          <w:right w:val="single" w:color="auto" w:sz="4"/>
-          <w:insideH w:val="single" w:color="auto" w:sz="4"/>
-          <w:insideV w:val="single" w:color="auto" w:sz="4"/>
-        </w:tblBorders>
-      </w:tblPr>
-      <w:tblGrid>
-        <w:gridCol w:w="9360"/>
-      </w:tblGrid>
-      <w:tr>
-        <w:tc>
-          <w:tcPr>
-            <w:tcW w:type="dxa" w:w="9360"/>
-            <w:tcBorders>
-              <w:top w:val="single" w:color="CCCCCC" w:sz="4"/>
-              <w:left w:val="single" w:color="CCCCCC" w:sz="4"/>
-              <w:bottom w:val="single" w:color="CCCCCC" w:sz="4"/>
-              <w:right w:val="single" w:color="CCCCCC" w:sz="4"/>
-            </w:tcBorders>
-            <w:shd w:fill="EAF3DE" w:val="clear"/>
-            <w:tcMar>
-              <w:top w:type="dxa" w:w="200"/>
-              <w:left w:type="dxa" w:w="240"/>
-              <w:bottom w:type="dxa" w:w="200"/>
-              <w:right w:type="dxa" w:w="240"/>
-            </w:tcMar>
-          </w:tcPr>
-          <w:p>
-            <w:pPr>
-              <w:spacing w:after="120"/>
-            </w:pPr>
-            <w:r>
-              <w:rPr>
-                <w:rFonts w:ascii="Arial" w:cs="Arial" w:eastAsia="Arial" w:hAnsi="Arial"/>
-                <w:b/>
-                <w:bCs/>
-                <w:color w:val="1A2B3C"/>
-                <w:sz w:val="24"/>
-                <w:szCs w:val="24"/>
-              </w:rPr>
-              <w:t xml:space="preserve">How we move from where we are to where we want to be</w:t>
-            </w:r>
-          </w:p>
-          <w:p>
-            <w:r>
-              <w:rPr>
-                <w:rFonts w:ascii="Arial" w:cs="Arial" w:eastAsia="Arial" w:hAnsi="Arial"/>
-                <w:sz w:val="22"/>
-                <w:szCs w:val="22"/>
-              </w:rPr>
-              <w:t xml:space="preserve">My read on ResiBrands: there are gaps that public research can\'t close — these are the ones where the team\'s tribal knowledge, existing relationships, and access to internal data unlock our biggest leaps. Listed here as collective gaps, not directives. Marketing teammates are best placed to move these forward.</w:t>
-            </w:r>
-          </w:p>
-        </w:tc>
-      </w:tr>
-    </w:tbl>
-    <w:p>
-      <w:pPr>
-        <w:spacing w:after="80" w:before="80"/>
-      </w:pPr>
-      <w:r>
-        <w:rPr>
-          <w:rFonts w:ascii="Arial" w:cs="Arial" w:eastAsia="Arial" w:hAnsi="Arial"/>
-          <w:sz w:val="22"/>
-          <w:szCs w:val="22"/>
-        </w:rPr>
-        <w:t xml:space="preserve">A few things where Marketing teammates' tribal knowledge would help me move faster. We'll self-assign owners on the call.</w:t>
-      </w:r>
-    </w:p>
-    <w:tbl>
-      <w:tblPr>
-        <w:tblW w:type="dxa" w:w="9360"/>
-        <w:tblBorders>
-          <w:top w:val="single" w:color="auto" w:sz="4"/>
-          <w:left w:val="single" w:color="auto" w:sz="4"/>
-          <w:bottom w:val="single" w:color="auto" w:sz="4"/>
-          <w:right w:val="single" w:color="auto" w:sz="4"/>
-          <w:insideH w:val="single" w:color="auto" w:sz="4"/>
-          <w:insideV w:val="single" w:color="auto" w:sz="4"/>
-        </w:tblBorders>
-      </w:tblPr>
-      <w:tblGrid>
-        <w:gridCol w:w="900"/>
-        <w:gridCol w:w="4100"/>
-        <w:gridCol w:w="2000"/>
-        <w:gridCol w:w="2360"/>
-      </w:tblGrid>
-      <w:tr>
-        <w:trPr>
-          <w:tblHeader/>
-        </w:trPr>
-        <w:tc>
-          <w:tcPr>
-            <w:tcW w:type="dxa" w:w="900"/>
-            <w:tcBorders>
-              <w:top w:val="single" w:color="CCCCCC" w:sz="4"/>
-              <w:left w:val="single" w:color="CCCCCC" w:sz="4"/>
-              <w:bottom w:val="single" w:color="CCCCCC" w:sz="4"/>
-              <w:right w:val="single" w:color="CCCCCC" w:sz="4"/>
-            </w:tcBorders>
-            <w:shd w:fill="1A2B3C" w:val="clear"/>
-            <w:tcMar>
-              <w:top w:type="dxa" w:w="80"/>
-              <w:left w:type="dxa" w:w="120"/>
-              <w:bottom w:type="dxa" w:w="80"/>
-              <w:right w:type="dxa" w:w="120"/>
-            </w:tcMar>
-          </w:tcPr>
-          <w:p>
-            <w:pPr>
-              <w:jc w:val="center"/>
-            </w:pPr>
-            <w:r>
-              <w:rPr>
-                <w:rFonts w:ascii="Arial" w:cs="Arial" w:eastAsia="Arial" w:hAnsi="Arial"/>
-                <w:b/>
-                <w:bCs/>
-                <w:i w:val="false"/>
-                <w:iCs w:val="false"/>
-                <w:color w:val="FFFFFF"/>
-                <w:sz w:val="18"/>
-                <w:szCs w:val="18"/>
-              </w:rPr>
-              <w:t xml:space="preserve">Priority</w:t>
-            </w:r>
-          </w:p>
-        </w:tc>
-        <w:tc>
-          <w:tcPr>
-            <w:tcW w:type="dxa" w:w="4100"/>
-            <w:tcBorders>
-              <w:top w:val="single" w:color="CCCCCC" w:sz="4"/>
-              <w:left w:val="single" w:color="CCCCCC" w:sz="4"/>
-              <w:bottom w:val="single" w:color="CCCCCC" w:sz="4"/>
-              <w:right w:val="single" w:color="CCCCCC" w:sz="4"/>
-            </w:tcBorders>
-            <w:shd w:fill="1A2B3C" w:val="clear"/>
-            <w:tcMar>
-              <w:top w:type="dxa" w:w="80"/>
-              <w:left w:type="dxa" w:w="120"/>
-              <w:bottom w:type="dxa" w:w="80"/>
-              <w:right w:type="dxa" w:w="120"/>
-            </w:tcMar>
-          </w:tcPr>
-          <w:p>
-            <w:pPr>
-              <w:jc w:val="left"/>
-            </w:pPr>
-            <w:r>
-              <w:rPr>
-                <w:rFonts w:ascii="Arial" w:cs="Arial" w:eastAsia="Arial" w:hAnsi="Arial"/>
-                <w:b/>
-                <w:bCs/>
-                <w:i w:val="false"/>
-                <w:iCs w:val="false"/>
-                <w:color w:val="FFFFFF"/>
-                <w:sz w:val="18"/>
-                <w:szCs w:val="18"/>
-              </w:rPr>
-              <w:t xml:space="preserve">What we need to validate</w:t>
-            </w:r>
-          </w:p>
-        </w:tc>
-        <w:tc>
-          <w:tcPr>
-            <w:tcW w:type="dxa" w:w="2000"/>
-            <w:tcBorders>
-              <w:top w:val="single" w:color="CCCCCC" w:sz="4"/>
-              <w:left w:val="single" w:color="CCCCCC" w:sz="4"/>
-              <w:bottom w:val="single" w:color="CCCCCC" w:sz="4"/>
-              <w:right w:val="single" w:color="CCCCCC" w:sz="4"/>
-            </w:tcBorders>
-            <w:shd w:fill="1A2B3C" w:val="clear"/>
-            <w:tcMar>
-              <w:top w:type="dxa" w:w="80"/>
-              <w:left w:type="dxa" w:w="120"/>
-              <w:bottom w:type="dxa" w:w="80"/>
-              <w:right w:type="dxa" w:w="120"/>
-            </w:tcMar>
-          </w:tcPr>
-          <w:p>
-            <w:pPr>
-              <w:jc w:val="left"/>
-            </w:pPr>
-            <w:r>
-              <w:rPr>
-                <w:rFonts w:ascii="Arial" w:cs="Arial" w:eastAsia="Arial" w:hAnsi="Arial"/>
-                <w:b/>
-                <w:bCs/>
-                <w:i w:val="false"/>
-                <w:iCs w:val="false"/>
-                <w:color w:val="FFFFFF"/>
-                <w:sz w:val="18"/>
-                <w:szCs w:val="18"/>
-              </w:rPr>
-              <w:t xml:space="preserve">Current value/guess</w:t>
-            </w:r>
-          </w:p>
-        </w:tc>
-        <w:tc>
-          <w:tcPr>
-            <w:tcW w:type="dxa" w:w="2360"/>
-            <w:tcBorders>
-              <w:top w:val="single" w:color="CCCCCC" w:sz="4"/>
-              <w:left w:val="single" w:color="CCCCCC" w:sz="4"/>
-              <w:bottom w:val="single" w:color="CCCCCC" w:sz="4"/>
-              <w:right w:val="single" w:color="CCCCCC" w:sz="4"/>
-            </w:tcBorders>
-            <w:shd w:fill="1A2B3C" w:val="clear"/>
-            <w:tcMar>
-              <w:top w:type="dxa" w:w="80"/>
-              <w:left w:type="dxa" w:w="120"/>
-              <w:bottom w:type="dxa" w:w="80"/>
-              <w:right w:type="dxa" w:w="120"/>
-            </w:tcMar>
-          </w:tcPr>
-          <w:p>
-            <w:pPr>
-              <w:jc w:val="left"/>
-            </w:pPr>
-            <w:r>
-              <w:rPr>
-                <w:rFonts w:ascii="Arial" w:cs="Arial" w:eastAsia="Arial" w:hAnsi="Arial"/>
-                <w:b/>
-                <w:bCs/>
-                <w:i w:val="false"/>
-                <w:iCs w:val="false"/>
-                <w:color w:val="FFFFFF"/>
-                <w:sz w:val="18"/>
-                <w:szCs w:val="18"/>
-              </w:rPr>
-              <w:t xml:space="preserve">Owner (assign on call)</w:t>
-            </w:r>
-          </w:p>
-        </w:tc>
-      </w:tr>
-      <w:tr>
-        <w:tc>
-          <w:tcPr>
-            <w:tcW w:type="dxa" w:w="900"/>
-            <w:tcBorders>
-              <w:top w:val="single" w:color="CCCCCC" w:sz="4"/>
-              <w:left w:val="single" w:color="CCCCCC" w:sz="4"/>
-              <w:bottom w:val="single" w:color="CCCCCC" w:sz="4"/>
-              <w:right w:val="single" w:color="CCCCCC" w:sz="4"/>
-            </w:tcBorders>
-            <w:shd w:fill="FCEBEB" w:val="clear"/>
-            <w:tcMar>
-              <w:top w:type="dxa" w:w="80"/>
-              <w:left w:type="dxa" w:w="120"/>
-              <w:bottom w:type="dxa" w:w="80"/>
-              <w:right w:type="dxa" w:w="120"/>
-            </w:tcMar>
-          </w:tcPr>
-          <w:p>
-            <w:pPr>
-              <w:jc w:val="center"/>
-            </w:pPr>
-            <w:r>
-              <w:rPr>
-                <w:rFonts w:ascii="Arial" w:cs="Arial" w:eastAsia="Arial" w:hAnsi="Arial"/>
-                <w:b/>
-                <w:bCs/>
-                <w:i w:val="false"/>
-                <w:iCs w:val="false"/>
-                <w:color w:val="701010"/>
-                <w:sz w:val="20"/>
-                <w:szCs w:val="20"/>
-              </w:rPr>
-              <w:t xml:space="preserve">HIGH</w:t>
-            </w:r>
-          </w:p>
-        </w:tc>
-        <w:tc>
-          <w:tcPr>
-            <w:tcW w:type="dxa" w:w="4100"/>
-            <w:tcBorders>
-              <w:top w:val="single" w:color="CCCCCC" w:sz="4"/>
-              <w:left w:val="single" w:color="CCCCCC" w:sz="4"/>
-              <w:bottom w:val="single" w:color="CCCCCC" w:sz="4"/>
-              <w:right w:val="single" w:color="CCCCCC" w:sz="4"/>
-            </w:tcBorders>
-            <w:tcMar>
-              <w:top w:type="dxa" w:w="80"/>
-              <w:left w:type="dxa" w:w="120"/>
-              <w:bottom w:type="dxa" w:w="80"/>
-              <w:right w:type="dxa" w:w="120"/>
-            </w:tcMar>
-          </w:tcPr>
-          <w:p>
-            <w:pPr>
-              <w:jc w:val="left"/>
-            </w:pPr>
-            <w:r>
-              <w:rPr>
-                <w:rFonts w:ascii="Arial" w:cs="Arial" w:eastAsia="Arial" w:hAnsi="Arial"/>
-                <w:b/>
-                <w:bCs/>
-                <w:i w:val="false"/>
-                <w:iCs w:val="false"/>
-                <w:sz w:val="18"/>
-                <w:szCs w:val="18"/>
-              </w:rPr>
-              <w:t xml:space="preserve">FSM backend at ResiBrands — what do franchisees actually run?</w:t>
-            </w:r>
-          </w:p>
-        </w:tc>
-        <w:tc>
-          <w:tcPr>
-            <w:tcW w:type="dxa" w:w="2000"/>
-            <w:tcBorders>
-              <w:top w:val="single" w:color="CCCCCC" w:sz="4"/>
-              <w:left w:val="single" w:color="CCCCCC" w:sz="4"/>
-              <w:bottom w:val="single" w:color="CCCCCC" w:sz="4"/>
-              <w:right w:val="single" w:color="CCCCCC" w:sz="4"/>
-            </w:tcBorders>
-            <w:tcMar>
-              <w:top w:type="dxa" w:w="80"/>
-              <w:left w:type="dxa" w:w="120"/>
-              <w:bottom w:type="dxa" w:w="80"/>
-              <w:right w:type="dxa" w:w="120"/>
-            </w:tcMar>
-          </w:tcPr>
-          <w:p>
-            <w:pPr>
-              <w:jc w:val="left"/>
-            </w:pPr>
-            <w:r>
-              <w:rPr>
-                <w:rFonts w:ascii="Arial" w:cs="Arial" w:eastAsia="Arial" w:hAnsi="Arial"/>
-                <w:b w:val="false"/>
-                <w:bCs w:val="false"/>
-                <w:i/>
-                <w:iCs/>
-                <w:color w:val="888780"/>
-                <w:sz w:val="18"/>
-                <w:szCs w:val="18"/>
-              </w:rPr>
-              <w:t xml:space="preserve">Franchisee-choice est.</w:t>
-            </w:r>
-          </w:p>
-        </w:tc>
-        <w:tc>
-          <w:tcPr>
-            <w:tcW w:type="dxa" w:w="2360"/>
-            <w:tcBorders>
-              <w:top w:val="single" w:color="CCCCCC" w:sz="4"/>
-              <w:left w:val="single" w:color="CCCCCC" w:sz="4"/>
-              <w:bottom w:val="single" w:color="CCCCCC" w:sz="4"/>
-              <w:right w:val="single" w:color="CCCCCC" w:sz="4"/>
-            </w:tcBorders>
-            <w:shd w:fill="DEEBF7" w:val="clear"/>
-            <w:tcMar>
-              <w:top w:type="dxa" w:w="80"/>
-              <w:left w:type="dxa" w:w="120"/>
-              <w:bottom w:type="dxa" w:w="80"/>
-              <w:right w:type="dxa" w:w="120"/>
-            </w:tcMar>
-          </w:tcPr>
-          <w:p>
-            <w:pPr>
-              <w:jc w:val="left"/>
-            </w:pPr>
-            <w:r>
-              <w:rPr>
-                <w:rFonts w:ascii="Arial" w:cs="Arial" w:eastAsia="Arial" w:hAnsi="Arial"/>
-                <w:b w:val="false"/>
-                <w:bCs w:val="false"/>
-                <w:i/>
-                <w:iCs/>
-                <w:color w:val="1F4E79"/>
-                <w:sz w:val="20"/>
-                <w:szCs w:val="20"/>
-              </w:rPr>
-              <w:t xml:space="preserve">Team</w:t>
-            </w:r>
-          </w:p>
-        </w:tc>
-      </w:tr>
-      <w:tr>
-        <w:tc>
-          <w:tcPr>
-            <w:tcW w:type="dxa" w:w="900"/>
-            <w:tcBorders>
-              <w:top w:val="single" w:color="CCCCCC" w:sz="4"/>
-              <w:left w:val="single" w:color="CCCCCC" w:sz="4"/>
-              <w:bottom w:val="single" w:color="CCCCCC" w:sz="4"/>
-              <w:right w:val="single" w:color="CCCCCC" w:sz="4"/>
-            </w:tcBorders>
-            <w:shd w:fill="FCEBEB" w:val="clear"/>
-            <w:tcMar>
-              <w:top w:type="dxa" w:w="80"/>
-              <w:left w:type="dxa" w:w="120"/>
-              <w:bottom w:type="dxa" w:w="80"/>
-              <w:right w:type="dxa" w:w="120"/>
-            </w:tcMar>
-          </w:tcPr>
-          <w:p>
-            <w:pPr>
-              <w:jc w:val="center"/>
-            </w:pPr>
-            <w:r>
-              <w:rPr>
-                <w:rFonts w:ascii="Arial" w:cs="Arial" w:eastAsia="Arial" w:hAnsi="Arial"/>
-                <w:b/>
-                <w:bCs/>
-                <w:i w:val="false"/>
-                <w:iCs w:val="false"/>
-                <w:color w:val="701010"/>
-                <w:sz w:val="20"/>
-                <w:szCs w:val="20"/>
-              </w:rPr>
-              <w:t xml:space="preserve">HIGH</w:t>
-            </w:r>
-          </w:p>
-        </w:tc>
-        <w:tc>
-          <w:tcPr>
-            <w:tcW w:type="dxa" w:w="4100"/>
-            <w:tcBorders>
-              <w:top w:val="single" w:color="CCCCCC" w:sz="4"/>
-              <w:left w:val="single" w:color="CCCCCC" w:sz="4"/>
-              <w:bottom w:val="single" w:color="CCCCCC" w:sz="4"/>
-              <w:right w:val="single" w:color="CCCCCC" w:sz="4"/>
-            </w:tcBorders>
-            <w:tcMar>
-              <w:top w:type="dxa" w:w="80"/>
-              <w:left w:type="dxa" w:w="120"/>
-              <w:bottom w:type="dxa" w:w="80"/>
-              <w:right w:type="dxa" w:w="120"/>
-            </w:tcMar>
-          </w:tcPr>
-          <w:p>
-            <w:pPr>
-              <w:jc w:val="left"/>
-            </w:pPr>
-            <w:r>
-              <w:rPr>
-                <w:rFonts w:ascii="Arial" w:cs="Arial" w:eastAsia="Arial" w:hAnsi="Arial"/>
-                <w:b/>
-                <w:bCs/>
-                <w:i w:val="false"/>
-                <w:iCs w:val="false"/>
-                <w:sz w:val="18"/>
-                <w:szCs w:val="18"/>
-              </w:rPr>
-              <w:t xml:space="preserve">Warm path to Steven Montgomery</w:t>
-            </w:r>
-          </w:p>
-        </w:tc>
-        <w:tc>
-          <w:tcPr>
-            <w:tcW w:type="dxa" w:w="2000"/>
-            <w:tcBorders>
-              <w:top w:val="single" w:color="CCCCCC" w:sz="4"/>
-              <w:left w:val="single" w:color="CCCCCC" w:sz="4"/>
-              <w:bottom w:val="single" w:color="CCCCCC" w:sz="4"/>
-              <w:right w:val="single" w:color="CCCCCC" w:sz="4"/>
-            </w:tcBorders>
-            <w:tcMar>
-              <w:top w:type="dxa" w:w="80"/>
-              <w:left w:type="dxa" w:w="120"/>
-              <w:bottom w:type="dxa" w:w="80"/>
-              <w:right w:type="dxa" w:w="120"/>
-            </w:tcMar>
-          </w:tcPr>
-          <w:p>
-            <w:pPr>
-              <w:jc w:val="left"/>
-            </w:pPr>
-            <w:r>
-              <w:rPr>
-                <w:rFonts w:ascii="Arial" w:cs="Arial" w:eastAsia="Arial" w:hAnsi="Arial"/>
-                <w:b w:val="false"/>
-                <w:bCs w:val="false"/>
-                <w:i/>
-                <w:iCs/>
-                <w:color w:val="888780"/>
-                <w:sz w:val="18"/>
-                <w:szCs w:val="18"/>
-              </w:rPr>
-              <w:t xml:space="preserve">None identified</w:t>
-            </w:r>
-          </w:p>
-        </w:tc>
-        <w:tc>
-          <w:tcPr>
-            <w:tcW w:type="dxa" w:w="2360"/>
-            <w:tcBorders>
-              <w:top w:val="single" w:color="CCCCCC" w:sz="4"/>
-              <w:left w:val="single" w:color="CCCCCC" w:sz="4"/>
-              <w:bottom w:val="single" w:color="CCCCCC" w:sz="4"/>
-              <w:right w:val="single" w:color="CCCCCC" w:sz="4"/>
-            </w:tcBorders>
-            <w:shd w:fill="DEEBF7" w:val="clear"/>
-            <w:tcMar>
-              <w:top w:type="dxa" w:w="80"/>
-              <w:left w:type="dxa" w:w="120"/>
-              <w:bottom w:type="dxa" w:w="80"/>
-              <w:right w:type="dxa" w:w="120"/>
-            </w:tcMar>
-          </w:tcPr>
-          <w:p>
-            <w:pPr>
-              <w:jc w:val="left"/>
-            </w:pPr>
-            <w:r>
-              <w:rPr>
-                <w:rFonts w:ascii="Arial" w:cs="Arial" w:eastAsia="Arial" w:hAnsi="Arial"/>
-                <w:b w:val="false"/>
-                <w:bCs w:val="false"/>
-                <w:i/>
-                <w:iCs/>
-                <w:color w:val="1F4E79"/>
-                <w:sz w:val="20"/>
-                <w:szCs w:val="20"/>
-              </w:rPr>
-              <w:t xml:space="preserve">Team</w:t>
-            </w:r>
-          </w:p>
-        </w:tc>
-      </w:tr>
-      <w:tr>
-        <w:tc>
-          <w:tcPr>
-            <w:tcW w:type="dxa" w:w="900"/>
-            <w:tcBorders>
-              <w:top w:val="single" w:color="CCCCCC" w:sz="4"/>
-              <w:left w:val="single" w:color="CCCCCC" w:sz="4"/>
-              <w:bottom w:val="single" w:color="CCCCCC" w:sz="4"/>
-              <w:right w:val="single" w:color="CCCCCC" w:sz="4"/>
-            </w:tcBorders>
-            <w:shd w:fill="FFF8E1" w:val="clear"/>
-            <w:tcMar>
-              <w:top w:type="dxa" w:w="80"/>
-              <w:left w:type="dxa" w:w="120"/>
-              <w:bottom w:type="dxa" w:w="80"/>
-              <w:right w:type="dxa" w:w="120"/>
-            </w:tcMar>
-          </w:tcPr>
-          <w:p>
-            <w:pPr>
-              <w:jc w:val="center"/>
-            </w:pPr>
-            <w:r>
-              <w:rPr>
-                <w:rFonts w:ascii="Arial" w:cs="Arial" w:eastAsia="Arial" w:hAnsi="Arial"/>
-                <w:b/>
-                <w:bCs/>
-                <w:i w:val="false"/>
-                <w:iCs w:val="false"/>
-                <w:color w:val="6B5500"/>
-                <w:sz w:val="20"/>
-                <w:szCs w:val="20"/>
-              </w:rPr>
-              <w:t xml:space="preserve">MED</w:t>
-            </w:r>
-          </w:p>
-        </w:tc>
-        <w:tc>
-          <w:tcPr>
-            <w:tcW w:type="dxa" w:w="4100"/>
-            <w:tcBorders>
-              <w:top w:val="single" w:color="CCCCCC" w:sz="4"/>
-              <w:left w:val="single" w:color="CCCCCC" w:sz="4"/>
-              <w:bottom w:val="single" w:color="CCCCCC" w:sz="4"/>
-              <w:right w:val="single" w:color="CCCCCC" w:sz="4"/>
-            </w:tcBorders>
-            <w:tcMar>
-              <w:top w:type="dxa" w:w="80"/>
-              <w:left w:type="dxa" w:w="120"/>
-              <w:bottom w:type="dxa" w:w="80"/>
-              <w:right w:type="dxa" w:w="120"/>
-            </w:tcMar>
-          </w:tcPr>
-          <w:p>
-            <w:pPr>
-              <w:jc w:val="left"/>
-            </w:pPr>
-            <w:r>
-              <w:rPr>
-                <w:rFonts w:ascii="Arial" w:cs="Arial" w:eastAsia="Arial" w:hAnsi="Arial"/>
-                <w:b w:val="false"/>
-                <w:bCs w:val="false"/>
-                <w:i w:val="false"/>
-                <w:iCs w:val="false"/>
-                <w:sz w:val="18"/>
-                <w:szCs w:val="18"/>
-              </w:rPr>
-              <w:t xml:space="preserve">Tech count validation</w:t>
-            </w:r>
-          </w:p>
-        </w:tc>
-        <w:tc>
-          <w:tcPr>
-            <w:tcW w:type="dxa" w:w="2000"/>
-            <w:tcBorders>
-              <w:top w:val="single" w:color="CCCCCC" w:sz="4"/>
-              <w:left w:val="single" w:color="CCCCCC" w:sz="4"/>
-              <w:bottom w:val="single" w:color="CCCCCC" w:sz="4"/>
-              <w:right w:val="single" w:color="CCCCCC" w:sz="4"/>
-            </w:tcBorders>
-            <w:tcMar>
-              <w:top w:type="dxa" w:w="80"/>
-              <w:left w:type="dxa" w:w="120"/>
-              <w:bottom w:type="dxa" w:w="80"/>
-              <w:right w:type="dxa" w:w="120"/>
-            </w:tcMar>
-          </w:tcPr>
-          <w:p>
-            <w:pPr>
-              <w:jc w:val="left"/>
-            </w:pPr>
-            <w:r>
-              <w:rPr>
-                <w:rFonts w:ascii="Arial" w:cs="Arial" w:eastAsia="Arial" w:hAnsi="Arial"/>
-                <w:b w:val="false"/>
-                <w:bCs w:val="false"/>
-                <w:i/>
-                <w:iCs/>
-                <w:color w:val="888780"/>
-                <w:sz w:val="18"/>
-                <w:szCs w:val="18"/>
-              </w:rPr>
-              <w:t xml:space="preserve">2,550</w:t>
-            </w:r>
-          </w:p>
-        </w:tc>
-        <w:tc>
-          <w:tcPr>
-            <w:tcW w:type="dxa" w:w="2360"/>
-            <w:tcBorders>
-              <w:top w:val="single" w:color="CCCCCC" w:sz="4"/>
-              <w:left w:val="single" w:color="CCCCCC" w:sz="4"/>
-              <w:bottom w:val="single" w:color="CCCCCC" w:sz="4"/>
-              <w:right w:val="single" w:color="CCCCCC" w:sz="4"/>
-            </w:tcBorders>
-            <w:shd w:fill="DEEBF7" w:val="clear"/>
-            <w:tcMar>
-              <w:top w:type="dxa" w:w="80"/>
-              <w:left w:type="dxa" w:w="120"/>
-              <w:bottom w:type="dxa" w:w="80"/>
-              <w:right w:type="dxa" w:w="120"/>
-            </w:tcMar>
-          </w:tcPr>
-          <w:p>
-            <w:pPr>
-              <w:jc w:val="left"/>
-            </w:pPr>
-            <w:r>
-              <w:rPr>
-                <w:rFonts w:ascii="Arial" w:cs="Arial" w:eastAsia="Arial" w:hAnsi="Arial"/>
-                <w:b w:val="false"/>
-                <w:bCs w:val="false"/>
-                <w:i/>
-                <w:iCs/>
-                <w:color w:val="1F4E79"/>
-                <w:sz w:val="20"/>
-                <w:szCs w:val="20"/>
-              </w:rPr>
-              <w:t xml:space="preserve">Team</w:t>
-            </w:r>
-          </w:p>
-        </w:tc>
-      </w:tr>
-      <w:tr>
-        <w:tc>
-          <w:tcPr>
-            <w:tcW w:type="dxa" w:w="900"/>
-            <w:tcBorders>
-              <w:top w:val="single" w:color="CCCCCC" w:sz="4"/>
-              <w:left w:val="single" w:color="CCCCCC" w:sz="4"/>
-              <w:bottom w:val="single" w:color="CCCCCC" w:sz="4"/>
-              <w:right w:val="single" w:color="CCCCCC" w:sz="4"/>
-            </w:tcBorders>
-            <w:shd w:fill="FFF8E1" w:val="clear"/>
-            <w:tcMar>
-              <w:top w:type="dxa" w:w="80"/>
-              <w:left w:type="dxa" w:w="120"/>
-              <w:bottom w:type="dxa" w:w="80"/>
-              <w:right w:type="dxa" w:w="120"/>
-            </w:tcMar>
-          </w:tcPr>
-          <w:p>
-            <w:pPr>
-              <w:jc w:val="center"/>
-            </w:pPr>
-            <w:r>
-              <w:rPr>
-                <w:rFonts w:ascii="Arial" w:cs="Arial" w:eastAsia="Arial" w:hAnsi="Arial"/>
-                <w:b/>
-                <w:bCs/>
-                <w:i w:val="false"/>
-                <w:iCs w:val="false"/>
-                <w:color w:val="6B5500"/>
-                <w:sz w:val="20"/>
-                <w:szCs w:val="20"/>
-              </w:rPr>
-              <w:t xml:space="preserve">MED</w:t>
-            </w:r>
-          </w:p>
-        </w:tc>
-        <w:tc>
-          <w:tcPr>
-            <w:tcW w:type="dxa" w:w="4100"/>
-            <w:tcBorders>
-              <w:top w:val="single" w:color="CCCCCC" w:sz="4"/>
-              <w:left w:val="single" w:color="CCCCCC" w:sz="4"/>
-              <w:bottom w:val="single" w:color="CCCCCC" w:sz="4"/>
-              <w:right w:val="single" w:color="CCCCCC" w:sz="4"/>
-            </w:tcBorders>
-            <w:tcMar>
-              <w:top w:type="dxa" w:w="80"/>
-              <w:left w:type="dxa" w:w="120"/>
-              <w:bottom w:type="dxa" w:w="80"/>
-              <w:right w:type="dxa" w:w="120"/>
-            </w:tcMar>
-          </w:tcPr>
-          <w:p>
-            <w:pPr>
-              <w:jc w:val="left"/>
-            </w:pPr>
-            <w:r>
-              <w:rPr>
-                <w:rFonts w:ascii="Arial" w:cs="Arial" w:eastAsia="Arial" w:hAnsi="Arial"/>
-                <w:b w:val="false"/>
-                <w:bCs w:val="false"/>
-                <w:i w:val="false"/>
-                <w:iCs w:val="false"/>
-                <w:sz w:val="18"/>
-                <w:szCs w:val="18"/>
-              </w:rPr>
-              <w:t xml:space="preserve">Trivest exit timing signals</w:t>
-            </w:r>
-          </w:p>
-        </w:tc>
-        <w:tc>
-          <w:tcPr>
-            <w:tcW w:type="dxa" w:w="2000"/>
-            <w:tcBorders>
-              <w:top w:val="single" w:color="CCCCCC" w:sz="4"/>
-              <w:left w:val="single" w:color="CCCCCC" w:sz="4"/>
-              <w:bottom w:val="single" w:color="CCCCCC" w:sz="4"/>
-              <w:right w:val="single" w:color="CCCCCC" w:sz="4"/>
-            </w:tcBorders>
-            <w:tcMar>
-              <w:top w:type="dxa" w:w="80"/>
-              <w:left w:type="dxa" w:w="120"/>
-              <w:bottom w:type="dxa" w:w="80"/>
-              <w:right w:type="dxa" w:w="120"/>
-            </w:tcMar>
-          </w:tcPr>
-          <w:p>
-            <w:pPr>
-              <w:jc w:val="left"/>
-            </w:pPr>
-            <w:r>
-              <w:rPr>
-                <w:rFonts w:ascii="Arial" w:cs="Arial" w:eastAsia="Arial" w:hAnsi="Arial"/>
-                <w:b w:val="false"/>
-                <w:bCs w:val="false"/>
-                <w:i/>
-                <w:iCs/>
-                <w:color w:val="888780"/>
-                <w:sz w:val="18"/>
-                <w:szCs w:val="18"/>
-              </w:rPr>
-              <w:t xml:space="preserve">Unknown</w:t>
-            </w:r>
-          </w:p>
-        </w:tc>
-        <w:tc>
-          <w:tcPr>
-            <w:tcW w:type="dxa" w:w="2360"/>
-            <w:tcBorders>
-              <w:top w:val="single" w:color="CCCCCC" w:sz="4"/>
-              <w:left w:val="single" w:color="CCCCCC" w:sz="4"/>
-              <w:bottom w:val="single" w:color="CCCCCC" w:sz="4"/>
-              <w:right w:val="single" w:color="CCCCCC" w:sz="4"/>
-            </w:tcBorders>
-            <w:shd w:fill="DEEBF7" w:val="clear"/>
-            <w:tcMar>
-              <w:top w:type="dxa" w:w="80"/>
-              <w:left w:type="dxa" w:w="120"/>
-              <w:bottom w:type="dxa" w:w="80"/>
-              <w:right w:type="dxa" w:w="120"/>
-            </w:tcMar>
-          </w:tcPr>
-          <w:p>
-            <w:pPr>
-              <w:jc w:val="left"/>
-            </w:pPr>
-            <w:r>
-              <w:rPr>
-                <w:rFonts w:ascii="Arial" w:cs="Arial" w:eastAsia="Arial" w:hAnsi="Arial"/>
-                <w:b w:val="false"/>
-                <w:bCs w:val="false"/>
-                <w:i/>
-                <w:iCs/>
-                <w:color w:val="1F4E79"/>
-                <w:sz w:val="20"/>
-                <w:szCs w:val="20"/>
-              </w:rPr>
-              <w:t xml:space="preserve">Team</w:t>
-            </w:r>
-          </w:p>
-        </w:tc>
-      </w:tr>
-    </w:tbl>
-    <w:p>
-      <w:pPr>
-        <w:pBdr>
-          <w:bottom w:val="single" w:color="185FA5" w:sz="6" w:space="1"/>
-        </w:pBdr>
-        <w:spacing w:after="120" w:before="120"/>
-      </w:pPr>
-    </w:p>
-    <w:p>
-      <w:r>
-        <w:br w:type="page"/>
-      </w:r>
-    </w:p>
-    <w:p>
-      <w:pPr>
-        <w:pStyle w:val="Heading1"/>
-        <w:spacing w:after="180" w:before="360"/>
-      </w:pPr>
-      <w:r>
-        <w:rPr>
-          <w:rFonts w:ascii="Arial" w:cs="Arial" w:eastAsia="Arial" w:hAnsi="Arial"/>
-          <w:b/>
-          <w:bCs/>
-          <w:color w:val="1A2B3C"/>
-          <w:sz w:val="32"/>
-          <w:szCs w:val="32"/>
-        </w:rPr>
         <w:t xml:space="preserve">📊 Engagement scorecard — what we're learning</w:t>
       </w:r>
     </w:p>
@@ -14635,2769 +11231,6 @@
         </w:tc>
       </w:tr>
     </w:tbl>
-    <w:p>
-      <w:pPr>
-        <w:pStyle w:val="Heading2"/>
-        <w:spacing w:after="140" w:before="280"/>
-      </w:pPr>
-      <w:r>
-        <w:rPr>
-          <w:rFonts w:ascii="Arial" w:cs="Arial" w:eastAsia="Arial" w:hAnsi="Arial"/>
-          <w:b/>
-          <w:bCs/>
-          <w:color w:val="185FA5"/>
-          <w:sz w:val="26"/>
-          <w:szCs w:val="26"/>
-        </w:rPr>
-        <w:t xml:space="preserve">Engagement log</w:t>
-      </w:r>
-    </w:p>
-    <w:p>
-      <w:pPr>
-        <w:spacing w:after="80" w:before="80"/>
-      </w:pPr>
-      <w:r>
-        <w:rPr>
-          <w:rFonts w:ascii="Arial" w:cs="Arial" w:eastAsia="Arial" w:hAnsi="Arial"/>
-          <w:sz w:val="22"/>
-          <w:szCs w:val="22"/>
-        </w:rPr>
-        <w:t xml:space="preserve">One row per meaningful interaction. Keep entries short — 30 seconds to add after a call.</w:t>
-      </w:r>
-    </w:p>
-    <w:tbl>
-      <w:tblPr>
-        <w:tblW w:type="dxa" w:w="10780"/>
-        <w:tblBorders>
-          <w:top w:val="single" w:color="auto" w:sz="4"/>
-          <w:left w:val="single" w:color="auto" w:sz="4"/>
-          <w:bottom w:val="single" w:color="auto" w:sz="4"/>
-          <w:right w:val="single" w:color="auto" w:sz="4"/>
-          <w:insideH w:val="single" w:color="auto" w:sz="4"/>
-          <w:insideV w:val="single" w:color="auto" w:sz="4"/>
-        </w:tblBorders>
-      </w:tblPr>
-      <w:tblGrid>
-        <w:gridCol w:w="1100"/>
-        <w:gridCol w:w="1500"/>
-        <w:gridCol w:w="1700"/>
-        <w:gridCol w:w="2400"/>
-        <w:gridCol w:w="1200"/>
-        <w:gridCol w:w="2880"/>
-      </w:tblGrid>
-      <w:tr>
-        <w:trPr>
-          <w:tblHeader/>
-        </w:trPr>
-        <w:tc>
-          <w:tcPr>
-            <w:tcW w:type="dxa" w:w="1100"/>
-            <w:tcBorders>
-              <w:top w:val="single" w:color="CCCCCC" w:sz="4"/>
-              <w:left w:val="single" w:color="CCCCCC" w:sz="4"/>
-              <w:bottom w:val="single" w:color="CCCCCC" w:sz="4"/>
-              <w:right w:val="single" w:color="CCCCCC" w:sz="4"/>
-            </w:tcBorders>
-            <w:shd w:fill="1A2B3C" w:val="clear"/>
-            <w:tcMar>
-              <w:top w:type="dxa" w:w="80"/>
-              <w:left w:type="dxa" w:w="120"/>
-              <w:bottom w:type="dxa" w:w="80"/>
-              <w:right w:type="dxa" w:w="120"/>
-            </w:tcMar>
-          </w:tcPr>
-          <w:p>
-            <w:pPr>
-              <w:jc w:val="left"/>
-            </w:pPr>
-            <w:r>
-              <w:rPr>
-                <w:rFonts w:ascii="Arial" w:cs="Arial" w:eastAsia="Arial" w:hAnsi="Arial"/>
-                <w:b/>
-                <w:bCs/>
-                <w:i w:val="false"/>
-                <w:iCs w:val="false"/>
-                <w:color w:val="FFFFFF"/>
-                <w:sz w:val="18"/>
-                <w:szCs w:val="18"/>
-              </w:rPr>
-              <w:t xml:space="preserve">Date</w:t>
-            </w:r>
-          </w:p>
-        </w:tc>
-        <w:tc>
-          <w:tcPr>
-            <w:tcW w:type="dxa" w:w="1500"/>
-            <w:tcBorders>
-              <w:top w:val="single" w:color="CCCCCC" w:sz="4"/>
-              <w:left w:val="single" w:color="CCCCCC" w:sz="4"/>
-              <w:bottom w:val="single" w:color="CCCCCC" w:sz="4"/>
-              <w:right w:val="single" w:color="CCCCCC" w:sz="4"/>
-            </w:tcBorders>
-            <w:shd w:fill="1A2B3C" w:val="clear"/>
-            <w:tcMar>
-              <w:top w:type="dxa" w:w="80"/>
-              <w:left w:type="dxa" w:w="120"/>
-              <w:bottom w:type="dxa" w:w="80"/>
-              <w:right w:type="dxa" w:w="120"/>
-            </w:tcMar>
-          </w:tcPr>
-          <w:p>
-            <w:pPr>
-              <w:jc w:val="left"/>
-            </w:pPr>
-            <w:r>
-              <w:rPr>
-                <w:rFonts w:ascii="Arial" w:cs="Arial" w:eastAsia="Arial" w:hAnsi="Arial"/>
-                <w:b/>
-                <w:bCs/>
-                <w:i w:val="false"/>
-                <w:iCs w:val="false"/>
-                <w:color w:val="FFFFFF"/>
-                <w:sz w:val="18"/>
-                <w:szCs w:val="18"/>
-              </w:rPr>
-              <w:t xml:space="preserve">Channel</w:t>
-            </w:r>
-          </w:p>
-        </w:tc>
-        <w:tc>
-          <w:tcPr>
-            <w:tcW w:type="dxa" w:w="1700"/>
-            <w:tcBorders>
-              <w:top w:val="single" w:color="CCCCCC" w:sz="4"/>
-              <w:left w:val="single" w:color="CCCCCC" w:sz="4"/>
-              <w:bottom w:val="single" w:color="CCCCCC" w:sz="4"/>
-              <w:right w:val="single" w:color="CCCCCC" w:sz="4"/>
-            </w:tcBorders>
-            <w:shd w:fill="1A2B3C" w:val="clear"/>
-            <w:tcMar>
-              <w:top w:type="dxa" w:w="80"/>
-              <w:left w:type="dxa" w:w="120"/>
-              <w:bottom w:type="dxa" w:w="80"/>
-              <w:right w:type="dxa" w:w="120"/>
-            </w:tcMar>
-          </w:tcPr>
-          <w:p>
-            <w:pPr>
-              <w:jc w:val="left"/>
-            </w:pPr>
-            <w:r>
-              <w:rPr>
-                <w:rFonts w:ascii="Arial" w:cs="Arial" w:eastAsia="Arial" w:hAnsi="Arial"/>
-                <w:b/>
-                <w:bCs/>
-                <w:i w:val="false"/>
-                <w:iCs w:val="false"/>
-                <w:color w:val="FFFFFF"/>
-                <w:sz w:val="18"/>
-                <w:szCs w:val="18"/>
-              </w:rPr>
-              <w:t xml:space="preserve">Who</w:t>
-            </w:r>
-          </w:p>
-        </w:tc>
-        <w:tc>
-          <w:tcPr>
-            <w:tcW w:type="dxa" w:w="2400"/>
-            <w:tcBorders>
-              <w:top w:val="single" w:color="CCCCCC" w:sz="4"/>
-              <w:left w:val="single" w:color="CCCCCC" w:sz="4"/>
-              <w:bottom w:val="single" w:color="CCCCCC" w:sz="4"/>
-              <w:right w:val="single" w:color="CCCCCC" w:sz="4"/>
-            </w:tcBorders>
-            <w:shd w:fill="1A2B3C" w:val="clear"/>
-            <w:tcMar>
-              <w:top w:type="dxa" w:w="80"/>
-              <w:left w:type="dxa" w:w="120"/>
-              <w:bottom w:type="dxa" w:w="80"/>
-              <w:right w:type="dxa" w:w="120"/>
-            </w:tcMar>
-          </w:tcPr>
-          <w:p>
-            <w:pPr>
-              <w:jc w:val="left"/>
-            </w:pPr>
-            <w:r>
-              <w:rPr>
-                <w:rFonts w:ascii="Arial" w:cs="Arial" w:eastAsia="Arial" w:hAnsi="Arial"/>
-                <w:b/>
-                <w:bCs/>
-                <w:i w:val="false"/>
-                <w:iCs w:val="false"/>
-                <w:color w:val="FFFFFF"/>
-                <w:sz w:val="18"/>
-                <w:szCs w:val="18"/>
-              </w:rPr>
-              <w:t xml:space="preserve">What we tried</w:t>
-            </w:r>
-          </w:p>
-        </w:tc>
-        <w:tc>
-          <w:tcPr>
-            <w:tcW w:type="dxa" w:w="1200"/>
-            <w:tcBorders>
-              <w:top w:val="single" w:color="CCCCCC" w:sz="4"/>
-              <w:left w:val="single" w:color="CCCCCC" w:sz="4"/>
-              <w:bottom w:val="single" w:color="CCCCCC" w:sz="4"/>
-              <w:right w:val="single" w:color="CCCCCC" w:sz="4"/>
-            </w:tcBorders>
-            <w:shd w:fill="1A2B3C" w:val="clear"/>
-            <w:tcMar>
-              <w:top w:type="dxa" w:w="80"/>
-              <w:left w:type="dxa" w:w="120"/>
-              <w:bottom w:type="dxa" w:w="80"/>
-              <w:right w:type="dxa" w:w="120"/>
-            </w:tcMar>
-          </w:tcPr>
-          <w:p>
-            <w:pPr>
-              <w:jc w:val="center"/>
-            </w:pPr>
-            <w:r>
-              <w:rPr>
-                <w:rFonts w:ascii="Arial" w:cs="Arial" w:eastAsia="Arial" w:hAnsi="Arial"/>
-                <w:b/>
-                <w:bCs/>
-                <w:i w:val="false"/>
-                <w:iCs w:val="false"/>
-                <w:color w:val="FFFFFF"/>
-                <w:sz w:val="18"/>
-                <w:szCs w:val="18"/>
-              </w:rPr>
-              <w:t xml:space="preserve">Signal</w:t>
-            </w:r>
-          </w:p>
-        </w:tc>
-        <w:tc>
-          <w:tcPr>
-            <w:tcW w:type="dxa" w:w="2880"/>
-            <w:tcBorders>
-              <w:top w:val="single" w:color="CCCCCC" w:sz="4"/>
-              <w:left w:val="single" w:color="CCCCCC" w:sz="4"/>
-              <w:bottom w:val="single" w:color="CCCCCC" w:sz="4"/>
-              <w:right w:val="single" w:color="CCCCCC" w:sz="4"/>
-            </w:tcBorders>
-            <w:shd w:fill="1A2B3C" w:val="clear"/>
-            <w:tcMar>
-              <w:top w:type="dxa" w:w="80"/>
-              <w:left w:type="dxa" w:w="120"/>
-              <w:bottom w:type="dxa" w:w="80"/>
-              <w:right w:type="dxa" w:w="120"/>
-            </w:tcMar>
-          </w:tcPr>
-          <w:p>
-            <w:pPr>
-              <w:jc w:val="left"/>
-            </w:pPr>
-            <w:r>
-              <w:rPr>
-                <w:rFonts w:ascii="Arial" w:cs="Arial" w:eastAsia="Arial" w:hAnsi="Arial"/>
-                <w:b/>
-                <w:bCs/>
-                <w:i w:val="false"/>
-                <w:iCs w:val="false"/>
-                <w:color w:val="FFFFFF"/>
-                <w:sz w:val="18"/>
-                <w:szCs w:val="18"/>
-              </w:rPr>
-              <w:t xml:space="preserve">What we learned / next move</w:t>
-            </w:r>
-          </w:p>
-        </w:tc>
-      </w:tr>
-      <w:tr>
-        <w:tc>
-          <w:tcPr>
-            <w:tcW w:type="dxa" w:w="1100"/>
-            <w:tcBorders>
-              <w:top w:val="single" w:color="CCCCCC" w:sz="4"/>
-              <w:left w:val="single" w:color="CCCCCC" w:sz="4"/>
-              <w:bottom w:val="single" w:color="CCCCCC" w:sz="4"/>
-              <w:right w:val="single" w:color="CCCCCC" w:sz="4"/>
-            </w:tcBorders>
-            <w:tcMar>
-              <w:top w:type="dxa" w:w="80"/>
-              <w:left w:type="dxa" w:w="120"/>
-              <w:bottom w:type="dxa" w:w="80"/>
-              <w:right w:type="dxa" w:w="120"/>
-            </w:tcMar>
-          </w:tcPr>
-          <w:p>
-            <w:pPr>
-              <w:jc w:val="left"/>
-            </w:pPr>
-            <w:r>
-              <w:rPr>
-                <w:rFonts w:ascii="Arial" w:cs="Arial" w:eastAsia="Arial" w:hAnsi="Arial"/>
-                <w:b w:val="false"/>
-                <w:bCs w:val="false"/>
-                <w:i w:val="false"/>
-                <w:iCs w:val="false"/>
-                <w:sz w:val="18"/>
-                <w:szCs w:val="18"/>
-              </w:rPr>
-              <w:t xml:space="preserve"> </w:t>
-            </w:r>
-          </w:p>
-        </w:tc>
-        <w:tc>
-          <w:tcPr>
-            <w:tcW w:type="dxa" w:w="1500"/>
-            <w:tcBorders>
-              <w:top w:val="single" w:color="CCCCCC" w:sz="4"/>
-              <w:left w:val="single" w:color="CCCCCC" w:sz="4"/>
-              <w:bottom w:val="single" w:color="CCCCCC" w:sz="4"/>
-              <w:right w:val="single" w:color="CCCCCC" w:sz="4"/>
-            </w:tcBorders>
-            <w:tcMar>
-              <w:top w:type="dxa" w:w="80"/>
-              <w:left w:type="dxa" w:w="120"/>
-              <w:bottom w:type="dxa" w:w="80"/>
-              <w:right w:type="dxa" w:w="120"/>
-            </w:tcMar>
-          </w:tcPr>
-          <w:p>
-            <w:pPr>
-              <w:jc w:val="left"/>
-            </w:pPr>
-            <w:r>
-              <w:rPr>
-                <w:rFonts w:ascii="Arial" w:cs="Arial" w:eastAsia="Arial" w:hAnsi="Arial"/>
-                <w:b w:val="false"/>
-                <w:bCs w:val="false"/>
-                <w:i w:val="false"/>
-                <w:iCs w:val="false"/>
-                <w:sz w:val="18"/>
-                <w:szCs w:val="18"/>
-              </w:rPr>
-              <w:t xml:space="preserve"> </w:t>
-            </w:r>
-          </w:p>
-        </w:tc>
-        <w:tc>
-          <w:tcPr>
-            <w:tcW w:type="dxa" w:w="1700"/>
-            <w:tcBorders>
-              <w:top w:val="single" w:color="CCCCCC" w:sz="4"/>
-              <w:left w:val="single" w:color="CCCCCC" w:sz="4"/>
-              <w:bottom w:val="single" w:color="CCCCCC" w:sz="4"/>
-              <w:right w:val="single" w:color="CCCCCC" w:sz="4"/>
-            </w:tcBorders>
-            <w:tcMar>
-              <w:top w:type="dxa" w:w="80"/>
-              <w:left w:type="dxa" w:w="120"/>
-              <w:bottom w:type="dxa" w:w="80"/>
-              <w:right w:type="dxa" w:w="120"/>
-            </w:tcMar>
-          </w:tcPr>
-          <w:p>
-            <w:pPr>
-              <w:jc w:val="left"/>
-            </w:pPr>
-            <w:r>
-              <w:rPr>
-                <w:rFonts w:ascii="Arial" w:cs="Arial" w:eastAsia="Arial" w:hAnsi="Arial"/>
-                <w:b w:val="false"/>
-                <w:bCs w:val="false"/>
-                <w:i w:val="false"/>
-                <w:iCs w:val="false"/>
-                <w:sz w:val="18"/>
-                <w:szCs w:val="18"/>
-              </w:rPr>
-              <w:t xml:space="preserve"> </w:t>
-            </w:r>
-          </w:p>
-        </w:tc>
-        <w:tc>
-          <w:tcPr>
-            <w:tcW w:type="dxa" w:w="2400"/>
-            <w:tcBorders>
-              <w:top w:val="single" w:color="CCCCCC" w:sz="4"/>
-              <w:left w:val="single" w:color="CCCCCC" w:sz="4"/>
-              <w:bottom w:val="single" w:color="CCCCCC" w:sz="4"/>
-              <w:right w:val="single" w:color="CCCCCC" w:sz="4"/>
-            </w:tcBorders>
-            <w:tcMar>
-              <w:top w:type="dxa" w:w="80"/>
-              <w:left w:type="dxa" w:w="120"/>
-              <w:bottom w:type="dxa" w:w="80"/>
-              <w:right w:type="dxa" w:w="120"/>
-            </w:tcMar>
-          </w:tcPr>
-          <w:p>
-            <w:pPr>
-              <w:jc w:val="left"/>
-            </w:pPr>
-            <w:r>
-              <w:rPr>
-                <w:rFonts w:ascii="Arial" w:cs="Arial" w:eastAsia="Arial" w:hAnsi="Arial"/>
-                <w:b w:val="false"/>
-                <w:bCs w:val="false"/>
-                <w:i w:val="false"/>
-                <w:iCs w:val="false"/>
-                <w:sz w:val="18"/>
-                <w:szCs w:val="18"/>
-              </w:rPr>
-              <w:t xml:space="preserve"> </w:t>
-            </w:r>
-          </w:p>
-        </w:tc>
-        <w:tc>
-          <w:tcPr>
-            <w:tcW w:type="dxa" w:w="1200"/>
-            <w:tcBorders>
-              <w:top w:val="single" w:color="CCCCCC" w:sz="4"/>
-              <w:left w:val="single" w:color="CCCCCC" w:sz="4"/>
-              <w:bottom w:val="single" w:color="CCCCCC" w:sz="4"/>
-              <w:right w:val="single" w:color="CCCCCC" w:sz="4"/>
-            </w:tcBorders>
-            <w:tcMar>
-              <w:top w:type="dxa" w:w="80"/>
-              <w:left w:type="dxa" w:w="120"/>
-              <w:bottom w:type="dxa" w:w="80"/>
-              <w:right w:type="dxa" w:w="120"/>
-            </w:tcMar>
-          </w:tcPr>
-          <w:p>
-            <w:pPr>
-              <w:jc w:val="center"/>
-            </w:pPr>
-            <w:r>
-              <w:rPr>
-                <w:rFonts w:ascii="Arial" w:cs="Arial" w:eastAsia="Arial" w:hAnsi="Arial"/>
-                <w:b w:val="false"/>
-                <w:bCs w:val="false"/>
-                <w:i w:val="false"/>
-                <w:iCs w:val="false"/>
-                <w:sz w:val="18"/>
-                <w:szCs w:val="18"/>
-              </w:rPr>
-              <w:t xml:space="preserve"> </w:t>
-            </w:r>
-          </w:p>
-        </w:tc>
-        <w:tc>
-          <w:tcPr>
-            <w:tcW w:type="dxa" w:w="2880"/>
-            <w:tcBorders>
-              <w:top w:val="single" w:color="CCCCCC" w:sz="4"/>
-              <w:left w:val="single" w:color="CCCCCC" w:sz="4"/>
-              <w:bottom w:val="single" w:color="CCCCCC" w:sz="4"/>
-              <w:right w:val="single" w:color="CCCCCC" w:sz="4"/>
-            </w:tcBorders>
-            <w:tcMar>
-              <w:top w:type="dxa" w:w="80"/>
-              <w:left w:type="dxa" w:w="120"/>
-              <w:bottom w:type="dxa" w:w="80"/>
-              <w:right w:type="dxa" w:w="120"/>
-            </w:tcMar>
-          </w:tcPr>
-          <w:p>
-            <w:pPr>
-              <w:jc w:val="left"/>
-            </w:pPr>
-            <w:r>
-              <w:rPr>
-                <w:rFonts w:ascii="Arial" w:cs="Arial" w:eastAsia="Arial" w:hAnsi="Arial"/>
-                <w:b w:val="false"/>
-                <w:bCs w:val="false"/>
-                <w:i w:val="false"/>
-                <w:iCs w:val="false"/>
-                <w:sz w:val="18"/>
-                <w:szCs w:val="18"/>
-              </w:rPr>
-              <w:t xml:space="preserve"> </w:t>
-            </w:r>
-          </w:p>
-        </w:tc>
-      </w:tr>
-      <w:tr>
-        <w:tc>
-          <w:tcPr>
-            <w:tcW w:type="dxa" w:w="1100"/>
-            <w:tcBorders>
-              <w:top w:val="single" w:color="CCCCCC" w:sz="4"/>
-              <w:left w:val="single" w:color="CCCCCC" w:sz="4"/>
-              <w:bottom w:val="single" w:color="CCCCCC" w:sz="4"/>
-              <w:right w:val="single" w:color="CCCCCC" w:sz="4"/>
-            </w:tcBorders>
-            <w:tcMar>
-              <w:top w:type="dxa" w:w="80"/>
-              <w:left w:type="dxa" w:w="120"/>
-              <w:bottom w:type="dxa" w:w="80"/>
-              <w:right w:type="dxa" w:w="120"/>
-            </w:tcMar>
-          </w:tcPr>
-          <w:p>
-            <w:pPr>
-              <w:jc w:val="left"/>
-            </w:pPr>
-            <w:r>
-              <w:rPr>
-                <w:rFonts w:ascii="Arial" w:cs="Arial" w:eastAsia="Arial" w:hAnsi="Arial"/>
-                <w:b w:val="false"/>
-                <w:bCs w:val="false"/>
-                <w:i w:val="false"/>
-                <w:iCs w:val="false"/>
-                <w:sz w:val="18"/>
-                <w:szCs w:val="18"/>
-              </w:rPr>
-              <w:t xml:space="preserve"> </w:t>
-            </w:r>
-          </w:p>
-        </w:tc>
-        <w:tc>
-          <w:tcPr>
-            <w:tcW w:type="dxa" w:w="1500"/>
-            <w:tcBorders>
-              <w:top w:val="single" w:color="CCCCCC" w:sz="4"/>
-              <w:left w:val="single" w:color="CCCCCC" w:sz="4"/>
-              <w:bottom w:val="single" w:color="CCCCCC" w:sz="4"/>
-              <w:right w:val="single" w:color="CCCCCC" w:sz="4"/>
-            </w:tcBorders>
-            <w:tcMar>
-              <w:top w:type="dxa" w:w="80"/>
-              <w:left w:type="dxa" w:w="120"/>
-              <w:bottom w:type="dxa" w:w="80"/>
-              <w:right w:type="dxa" w:w="120"/>
-            </w:tcMar>
-          </w:tcPr>
-          <w:p>
-            <w:pPr>
-              <w:jc w:val="left"/>
-            </w:pPr>
-            <w:r>
-              <w:rPr>
-                <w:rFonts w:ascii="Arial" w:cs="Arial" w:eastAsia="Arial" w:hAnsi="Arial"/>
-                <w:b w:val="false"/>
-                <w:bCs w:val="false"/>
-                <w:i w:val="false"/>
-                <w:iCs w:val="false"/>
-                <w:sz w:val="18"/>
-                <w:szCs w:val="18"/>
-              </w:rPr>
-              <w:t xml:space="preserve"> </w:t>
-            </w:r>
-          </w:p>
-        </w:tc>
-        <w:tc>
-          <w:tcPr>
-            <w:tcW w:type="dxa" w:w="1700"/>
-            <w:tcBorders>
-              <w:top w:val="single" w:color="CCCCCC" w:sz="4"/>
-              <w:left w:val="single" w:color="CCCCCC" w:sz="4"/>
-              <w:bottom w:val="single" w:color="CCCCCC" w:sz="4"/>
-              <w:right w:val="single" w:color="CCCCCC" w:sz="4"/>
-            </w:tcBorders>
-            <w:tcMar>
-              <w:top w:type="dxa" w:w="80"/>
-              <w:left w:type="dxa" w:w="120"/>
-              <w:bottom w:type="dxa" w:w="80"/>
-              <w:right w:type="dxa" w:w="120"/>
-            </w:tcMar>
-          </w:tcPr>
-          <w:p>
-            <w:pPr>
-              <w:jc w:val="left"/>
-            </w:pPr>
-            <w:r>
-              <w:rPr>
-                <w:rFonts w:ascii="Arial" w:cs="Arial" w:eastAsia="Arial" w:hAnsi="Arial"/>
-                <w:b w:val="false"/>
-                <w:bCs w:val="false"/>
-                <w:i w:val="false"/>
-                <w:iCs w:val="false"/>
-                <w:sz w:val="18"/>
-                <w:szCs w:val="18"/>
-              </w:rPr>
-              <w:t xml:space="preserve"> </w:t>
-            </w:r>
-          </w:p>
-        </w:tc>
-        <w:tc>
-          <w:tcPr>
-            <w:tcW w:type="dxa" w:w="2400"/>
-            <w:tcBorders>
-              <w:top w:val="single" w:color="CCCCCC" w:sz="4"/>
-              <w:left w:val="single" w:color="CCCCCC" w:sz="4"/>
-              <w:bottom w:val="single" w:color="CCCCCC" w:sz="4"/>
-              <w:right w:val="single" w:color="CCCCCC" w:sz="4"/>
-            </w:tcBorders>
-            <w:tcMar>
-              <w:top w:type="dxa" w:w="80"/>
-              <w:left w:type="dxa" w:w="120"/>
-              <w:bottom w:type="dxa" w:w="80"/>
-              <w:right w:type="dxa" w:w="120"/>
-            </w:tcMar>
-          </w:tcPr>
-          <w:p>
-            <w:pPr>
-              <w:jc w:val="left"/>
-            </w:pPr>
-            <w:r>
-              <w:rPr>
-                <w:rFonts w:ascii="Arial" w:cs="Arial" w:eastAsia="Arial" w:hAnsi="Arial"/>
-                <w:b w:val="false"/>
-                <w:bCs w:val="false"/>
-                <w:i w:val="false"/>
-                <w:iCs w:val="false"/>
-                <w:sz w:val="18"/>
-                <w:szCs w:val="18"/>
-              </w:rPr>
-              <w:t xml:space="preserve"> </w:t>
-            </w:r>
-          </w:p>
-        </w:tc>
-        <w:tc>
-          <w:tcPr>
-            <w:tcW w:type="dxa" w:w="1200"/>
-            <w:tcBorders>
-              <w:top w:val="single" w:color="CCCCCC" w:sz="4"/>
-              <w:left w:val="single" w:color="CCCCCC" w:sz="4"/>
-              <w:bottom w:val="single" w:color="CCCCCC" w:sz="4"/>
-              <w:right w:val="single" w:color="CCCCCC" w:sz="4"/>
-            </w:tcBorders>
-            <w:tcMar>
-              <w:top w:type="dxa" w:w="80"/>
-              <w:left w:type="dxa" w:w="120"/>
-              <w:bottom w:type="dxa" w:w="80"/>
-              <w:right w:type="dxa" w:w="120"/>
-            </w:tcMar>
-          </w:tcPr>
-          <w:p>
-            <w:pPr>
-              <w:jc w:val="center"/>
-            </w:pPr>
-            <w:r>
-              <w:rPr>
-                <w:rFonts w:ascii="Arial" w:cs="Arial" w:eastAsia="Arial" w:hAnsi="Arial"/>
-                <w:b w:val="false"/>
-                <w:bCs w:val="false"/>
-                <w:i w:val="false"/>
-                <w:iCs w:val="false"/>
-                <w:sz w:val="18"/>
-                <w:szCs w:val="18"/>
-              </w:rPr>
-              <w:t xml:space="preserve"> </w:t>
-            </w:r>
-          </w:p>
-        </w:tc>
-        <w:tc>
-          <w:tcPr>
-            <w:tcW w:type="dxa" w:w="2880"/>
-            <w:tcBorders>
-              <w:top w:val="single" w:color="CCCCCC" w:sz="4"/>
-              <w:left w:val="single" w:color="CCCCCC" w:sz="4"/>
-              <w:bottom w:val="single" w:color="CCCCCC" w:sz="4"/>
-              <w:right w:val="single" w:color="CCCCCC" w:sz="4"/>
-            </w:tcBorders>
-            <w:tcMar>
-              <w:top w:type="dxa" w:w="80"/>
-              <w:left w:type="dxa" w:w="120"/>
-              <w:bottom w:type="dxa" w:w="80"/>
-              <w:right w:type="dxa" w:w="120"/>
-            </w:tcMar>
-          </w:tcPr>
-          <w:p>
-            <w:pPr>
-              <w:jc w:val="left"/>
-            </w:pPr>
-            <w:r>
-              <w:rPr>
-                <w:rFonts w:ascii="Arial" w:cs="Arial" w:eastAsia="Arial" w:hAnsi="Arial"/>
-                <w:b w:val="false"/>
-                <w:bCs w:val="false"/>
-                <w:i w:val="false"/>
-                <w:iCs w:val="false"/>
-                <w:sz w:val="18"/>
-                <w:szCs w:val="18"/>
-              </w:rPr>
-              <w:t xml:space="preserve"> </w:t>
-            </w:r>
-          </w:p>
-        </w:tc>
-      </w:tr>
-      <w:tr>
-        <w:tc>
-          <w:tcPr>
-            <w:tcW w:type="dxa" w:w="1100"/>
-            <w:tcBorders>
-              <w:top w:val="single" w:color="CCCCCC" w:sz="4"/>
-              <w:left w:val="single" w:color="CCCCCC" w:sz="4"/>
-              <w:bottom w:val="single" w:color="CCCCCC" w:sz="4"/>
-              <w:right w:val="single" w:color="CCCCCC" w:sz="4"/>
-            </w:tcBorders>
-            <w:tcMar>
-              <w:top w:type="dxa" w:w="80"/>
-              <w:left w:type="dxa" w:w="120"/>
-              <w:bottom w:type="dxa" w:w="80"/>
-              <w:right w:type="dxa" w:w="120"/>
-            </w:tcMar>
-          </w:tcPr>
-          <w:p>
-            <w:pPr>
-              <w:jc w:val="left"/>
-            </w:pPr>
-            <w:r>
-              <w:rPr>
-                <w:rFonts w:ascii="Arial" w:cs="Arial" w:eastAsia="Arial" w:hAnsi="Arial"/>
-                <w:b w:val="false"/>
-                <w:bCs w:val="false"/>
-                <w:i w:val="false"/>
-                <w:iCs w:val="false"/>
-                <w:sz w:val="18"/>
-                <w:szCs w:val="18"/>
-              </w:rPr>
-              <w:t xml:space="preserve"> </w:t>
-            </w:r>
-          </w:p>
-        </w:tc>
-        <w:tc>
-          <w:tcPr>
-            <w:tcW w:type="dxa" w:w="1500"/>
-            <w:tcBorders>
-              <w:top w:val="single" w:color="CCCCCC" w:sz="4"/>
-              <w:left w:val="single" w:color="CCCCCC" w:sz="4"/>
-              <w:bottom w:val="single" w:color="CCCCCC" w:sz="4"/>
-              <w:right w:val="single" w:color="CCCCCC" w:sz="4"/>
-            </w:tcBorders>
-            <w:tcMar>
-              <w:top w:type="dxa" w:w="80"/>
-              <w:left w:type="dxa" w:w="120"/>
-              <w:bottom w:type="dxa" w:w="80"/>
-              <w:right w:type="dxa" w:w="120"/>
-            </w:tcMar>
-          </w:tcPr>
-          <w:p>
-            <w:pPr>
-              <w:jc w:val="left"/>
-            </w:pPr>
-            <w:r>
-              <w:rPr>
-                <w:rFonts w:ascii="Arial" w:cs="Arial" w:eastAsia="Arial" w:hAnsi="Arial"/>
-                <w:b w:val="false"/>
-                <w:bCs w:val="false"/>
-                <w:i w:val="false"/>
-                <w:iCs w:val="false"/>
-                <w:sz w:val="18"/>
-                <w:szCs w:val="18"/>
-              </w:rPr>
-              <w:t xml:space="preserve"> </w:t>
-            </w:r>
-          </w:p>
-        </w:tc>
-        <w:tc>
-          <w:tcPr>
-            <w:tcW w:type="dxa" w:w="1700"/>
-            <w:tcBorders>
-              <w:top w:val="single" w:color="CCCCCC" w:sz="4"/>
-              <w:left w:val="single" w:color="CCCCCC" w:sz="4"/>
-              <w:bottom w:val="single" w:color="CCCCCC" w:sz="4"/>
-              <w:right w:val="single" w:color="CCCCCC" w:sz="4"/>
-            </w:tcBorders>
-            <w:tcMar>
-              <w:top w:type="dxa" w:w="80"/>
-              <w:left w:type="dxa" w:w="120"/>
-              <w:bottom w:type="dxa" w:w="80"/>
-              <w:right w:type="dxa" w:w="120"/>
-            </w:tcMar>
-          </w:tcPr>
-          <w:p>
-            <w:pPr>
-              <w:jc w:val="left"/>
-            </w:pPr>
-            <w:r>
-              <w:rPr>
-                <w:rFonts w:ascii="Arial" w:cs="Arial" w:eastAsia="Arial" w:hAnsi="Arial"/>
-                <w:b w:val="false"/>
-                <w:bCs w:val="false"/>
-                <w:i w:val="false"/>
-                <w:iCs w:val="false"/>
-                <w:sz w:val="18"/>
-                <w:szCs w:val="18"/>
-              </w:rPr>
-              <w:t xml:space="preserve"> </w:t>
-            </w:r>
-          </w:p>
-        </w:tc>
-        <w:tc>
-          <w:tcPr>
-            <w:tcW w:type="dxa" w:w="2400"/>
-            <w:tcBorders>
-              <w:top w:val="single" w:color="CCCCCC" w:sz="4"/>
-              <w:left w:val="single" w:color="CCCCCC" w:sz="4"/>
-              <w:bottom w:val="single" w:color="CCCCCC" w:sz="4"/>
-              <w:right w:val="single" w:color="CCCCCC" w:sz="4"/>
-            </w:tcBorders>
-            <w:tcMar>
-              <w:top w:type="dxa" w:w="80"/>
-              <w:left w:type="dxa" w:w="120"/>
-              <w:bottom w:type="dxa" w:w="80"/>
-              <w:right w:type="dxa" w:w="120"/>
-            </w:tcMar>
-          </w:tcPr>
-          <w:p>
-            <w:pPr>
-              <w:jc w:val="left"/>
-            </w:pPr>
-            <w:r>
-              <w:rPr>
-                <w:rFonts w:ascii="Arial" w:cs="Arial" w:eastAsia="Arial" w:hAnsi="Arial"/>
-                <w:b w:val="false"/>
-                <w:bCs w:val="false"/>
-                <w:i w:val="false"/>
-                <w:iCs w:val="false"/>
-                <w:sz w:val="18"/>
-                <w:szCs w:val="18"/>
-              </w:rPr>
-              <w:t xml:space="preserve"> </w:t>
-            </w:r>
-          </w:p>
-        </w:tc>
-        <w:tc>
-          <w:tcPr>
-            <w:tcW w:type="dxa" w:w="1200"/>
-            <w:tcBorders>
-              <w:top w:val="single" w:color="CCCCCC" w:sz="4"/>
-              <w:left w:val="single" w:color="CCCCCC" w:sz="4"/>
-              <w:bottom w:val="single" w:color="CCCCCC" w:sz="4"/>
-              <w:right w:val="single" w:color="CCCCCC" w:sz="4"/>
-            </w:tcBorders>
-            <w:tcMar>
-              <w:top w:type="dxa" w:w="80"/>
-              <w:left w:type="dxa" w:w="120"/>
-              <w:bottom w:type="dxa" w:w="80"/>
-              <w:right w:type="dxa" w:w="120"/>
-            </w:tcMar>
-          </w:tcPr>
-          <w:p>
-            <w:pPr>
-              <w:jc w:val="center"/>
-            </w:pPr>
-            <w:r>
-              <w:rPr>
-                <w:rFonts w:ascii="Arial" w:cs="Arial" w:eastAsia="Arial" w:hAnsi="Arial"/>
-                <w:b w:val="false"/>
-                <w:bCs w:val="false"/>
-                <w:i w:val="false"/>
-                <w:iCs w:val="false"/>
-                <w:sz w:val="18"/>
-                <w:szCs w:val="18"/>
-              </w:rPr>
-              <w:t xml:space="preserve"> </w:t>
-            </w:r>
-          </w:p>
-        </w:tc>
-        <w:tc>
-          <w:tcPr>
-            <w:tcW w:type="dxa" w:w="2880"/>
-            <w:tcBorders>
-              <w:top w:val="single" w:color="CCCCCC" w:sz="4"/>
-              <w:left w:val="single" w:color="CCCCCC" w:sz="4"/>
-              <w:bottom w:val="single" w:color="CCCCCC" w:sz="4"/>
-              <w:right w:val="single" w:color="CCCCCC" w:sz="4"/>
-            </w:tcBorders>
-            <w:tcMar>
-              <w:top w:type="dxa" w:w="80"/>
-              <w:left w:type="dxa" w:w="120"/>
-              <w:bottom w:type="dxa" w:w="80"/>
-              <w:right w:type="dxa" w:w="120"/>
-            </w:tcMar>
-          </w:tcPr>
-          <w:p>
-            <w:pPr>
-              <w:jc w:val="left"/>
-            </w:pPr>
-            <w:r>
-              <w:rPr>
-                <w:rFonts w:ascii="Arial" w:cs="Arial" w:eastAsia="Arial" w:hAnsi="Arial"/>
-                <w:b w:val="false"/>
-                <w:bCs w:val="false"/>
-                <w:i w:val="false"/>
-                <w:iCs w:val="false"/>
-                <w:sz w:val="18"/>
-                <w:szCs w:val="18"/>
-              </w:rPr>
-              <w:t xml:space="preserve"> </w:t>
-            </w:r>
-          </w:p>
-        </w:tc>
-      </w:tr>
-      <w:tr>
-        <w:tc>
-          <w:tcPr>
-            <w:tcW w:type="dxa" w:w="1100"/>
-            <w:tcBorders>
-              <w:top w:val="single" w:color="CCCCCC" w:sz="4"/>
-              <w:left w:val="single" w:color="CCCCCC" w:sz="4"/>
-              <w:bottom w:val="single" w:color="CCCCCC" w:sz="4"/>
-              <w:right w:val="single" w:color="CCCCCC" w:sz="4"/>
-            </w:tcBorders>
-            <w:tcMar>
-              <w:top w:type="dxa" w:w="80"/>
-              <w:left w:type="dxa" w:w="120"/>
-              <w:bottom w:type="dxa" w:w="80"/>
-              <w:right w:type="dxa" w:w="120"/>
-            </w:tcMar>
-          </w:tcPr>
-          <w:p>
-            <w:pPr>
-              <w:jc w:val="left"/>
-            </w:pPr>
-            <w:r>
-              <w:rPr>
-                <w:rFonts w:ascii="Arial" w:cs="Arial" w:eastAsia="Arial" w:hAnsi="Arial"/>
-                <w:b w:val="false"/>
-                <w:bCs w:val="false"/>
-                <w:i w:val="false"/>
-                <w:iCs w:val="false"/>
-                <w:sz w:val="18"/>
-                <w:szCs w:val="18"/>
-              </w:rPr>
-              <w:t xml:space="preserve"> </w:t>
-            </w:r>
-          </w:p>
-        </w:tc>
-        <w:tc>
-          <w:tcPr>
-            <w:tcW w:type="dxa" w:w="1500"/>
-            <w:tcBorders>
-              <w:top w:val="single" w:color="CCCCCC" w:sz="4"/>
-              <w:left w:val="single" w:color="CCCCCC" w:sz="4"/>
-              <w:bottom w:val="single" w:color="CCCCCC" w:sz="4"/>
-              <w:right w:val="single" w:color="CCCCCC" w:sz="4"/>
-            </w:tcBorders>
-            <w:tcMar>
-              <w:top w:type="dxa" w:w="80"/>
-              <w:left w:type="dxa" w:w="120"/>
-              <w:bottom w:type="dxa" w:w="80"/>
-              <w:right w:type="dxa" w:w="120"/>
-            </w:tcMar>
-          </w:tcPr>
-          <w:p>
-            <w:pPr>
-              <w:jc w:val="left"/>
-            </w:pPr>
-            <w:r>
-              <w:rPr>
-                <w:rFonts w:ascii="Arial" w:cs="Arial" w:eastAsia="Arial" w:hAnsi="Arial"/>
-                <w:b w:val="false"/>
-                <w:bCs w:val="false"/>
-                <w:i w:val="false"/>
-                <w:iCs w:val="false"/>
-                <w:sz w:val="18"/>
-                <w:szCs w:val="18"/>
-              </w:rPr>
-              <w:t xml:space="preserve"> </w:t>
-            </w:r>
-          </w:p>
-        </w:tc>
-        <w:tc>
-          <w:tcPr>
-            <w:tcW w:type="dxa" w:w="1700"/>
-            <w:tcBorders>
-              <w:top w:val="single" w:color="CCCCCC" w:sz="4"/>
-              <w:left w:val="single" w:color="CCCCCC" w:sz="4"/>
-              <w:bottom w:val="single" w:color="CCCCCC" w:sz="4"/>
-              <w:right w:val="single" w:color="CCCCCC" w:sz="4"/>
-            </w:tcBorders>
-            <w:tcMar>
-              <w:top w:type="dxa" w:w="80"/>
-              <w:left w:type="dxa" w:w="120"/>
-              <w:bottom w:type="dxa" w:w="80"/>
-              <w:right w:type="dxa" w:w="120"/>
-            </w:tcMar>
-          </w:tcPr>
-          <w:p>
-            <w:pPr>
-              <w:jc w:val="left"/>
-            </w:pPr>
-            <w:r>
-              <w:rPr>
-                <w:rFonts w:ascii="Arial" w:cs="Arial" w:eastAsia="Arial" w:hAnsi="Arial"/>
-                <w:b w:val="false"/>
-                <w:bCs w:val="false"/>
-                <w:i w:val="false"/>
-                <w:iCs w:val="false"/>
-                <w:sz w:val="18"/>
-                <w:szCs w:val="18"/>
-              </w:rPr>
-              <w:t xml:space="preserve"> </w:t>
-            </w:r>
-          </w:p>
-        </w:tc>
-        <w:tc>
-          <w:tcPr>
-            <w:tcW w:type="dxa" w:w="2400"/>
-            <w:tcBorders>
-              <w:top w:val="single" w:color="CCCCCC" w:sz="4"/>
-              <w:left w:val="single" w:color="CCCCCC" w:sz="4"/>
-              <w:bottom w:val="single" w:color="CCCCCC" w:sz="4"/>
-              <w:right w:val="single" w:color="CCCCCC" w:sz="4"/>
-            </w:tcBorders>
-            <w:tcMar>
-              <w:top w:type="dxa" w:w="80"/>
-              <w:left w:type="dxa" w:w="120"/>
-              <w:bottom w:type="dxa" w:w="80"/>
-              <w:right w:type="dxa" w:w="120"/>
-            </w:tcMar>
-          </w:tcPr>
-          <w:p>
-            <w:pPr>
-              <w:jc w:val="left"/>
-            </w:pPr>
-            <w:r>
-              <w:rPr>
-                <w:rFonts w:ascii="Arial" w:cs="Arial" w:eastAsia="Arial" w:hAnsi="Arial"/>
-                <w:b w:val="false"/>
-                <w:bCs w:val="false"/>
-                <w:i w:val="false"/>
-                <w:iCs w:val="false"/>
-                <w:sz w:val="18"/>
-                <w:szCs w:val="18"/>
-              </w:rPr>
-              <w:t xml:space="preserve"> </w:t>
-            </w:r>
-          </w:p>
-        </w:tc>
-        <w:tc>
-          <w:tcPr>
-            <w:tcW w:type="dxa" w:w="1200"/>
-            <w:tcBorders>
-              <w:top w:val="single" w:color="CCCCCC" w:sz="4"/>
-              <w:left w:val="single" w:color="CCCCCC" w:sz="4"/>
-              <w:bottom w:val="single" w:color="CCCCCC" w:sz="4"/>
-              <w:right w:val="single" w:color="CCCCCC" w:sz="4"/>
-            </w:tcBorders>
-            <w:tcMar>
-              <w:top w:type="dxa" w:w="80"/>
-              <w:left w:type="dxa" w:w="120"/>
-              <w:bottom w:type="dxa" w:w="80"/>
-              <w:right w:type="dxa" w:w="120"/>
-            </w:tcMar>
-          </w:tcPr>
-          <w:p>
-            <w:pPr>
-              <w:jc w:val="center"/>
-            </w:pPr>
-            <w:r>
-              <w:rPr>
-                <w:rFonts w:ascii="Arial" w:cs="Arial" w:eastAsia="Arial" w:hAnsi="Arial"/>
-                <w:b w:val="false"/>
-                <w:bCs w:val="false"/>
-                <w:i w:val="false"/>
-                <w:iCs w:val="false"/>
-                <w:sz w:val="18"/>
-                <w:szCs w:val="18"/>
-              </w:rPr>
-              <w:t xml:space="preserve"> </w:t>
-            </w:r>
-          </w:p>
-        </w:tc>
-        <w:tc>
-          <w:tcPr>
-            <w:tcW w:type="dxa" w:w="2880"/>
-            <w:tcBorders>
-              <w:top w:val="single" w:color="CCCCCC" w:sz="4"/>
-              <w:left w:val="single" w:color="CCCCCC" w:sz="4"/>
-              <w:bottom w:val="single" w:color="CCCCCC" w:sz="4"/>
-              <w:right w:val="single" w:color="CCCCCC" w:sz="4"/>
-            </w:tcBorders>
-            <w:tcMar>
-              <w:top w:type="dxa" w:w="80"/>
-              <w:left w:type="dxa" w:w="120"/>
-              <w:bottom w:type="dxa" w:w="80"/>
-              <w:right w:type="dxa" w:w="120"/>
-            </w:tcMar>
-          </w:tcPr>
-          <w:p>
-            <w:pPr>
-              <w:jc w:val="left"/>
-            </w:pPr>
-            <w:r>
-              <w:rPr>
-                <w:rFonts w:ascii="Arial" w:cs="Arial" w:eastAsia="Arial" w:hAnsi="Arial"/>
-                <w:b w:val="false"/>
-                <w:bCs w:val="false"/>
-                <w:i w:val="false"/>
-                <w:iCs w:val="false"/>
-                <w:sz w:val="18"/>
-                <w:szCs w:val="18"/>
-              </w:rPr>
-              <w:t xml:space="preserve"> </w:t>
-            </w:r>
-          </w:p>
-        </w:tc>
-      </w:tr>
-      <w:tr>
-        <w:tc>
-          <w:tcPr>
-            <w:tcW w:type="dxa" w:w="1100"/>
-            <w:tcBorders>
-              <w:top w:val="single" w:color="CCCCCC" w:sz="4"/>
-              <w:left w:val="single" w:color="CCCCCC" w:sz="4"/>
-              <w:bottom w:val="single" w:color="CCCCCC" w:sz="4"/>
-              <w:right w:val="single" w:color="CCCCCC" w:sz="4"/>
-            </w:tcBorders>
-            <w:tcMar>
-              <w:top w:type="dxa" w:w="80"/>
-              <w:left w:type="dxa" w:w="120"/>
-              <w:bottom w:type="dxa" w:w="80"/>
-              <w:right w:type="dxa" w:w="120"/>
-            </w:tcMar>
-          </w:tcPr>
-          <w:p>
-            <w:pPr>
-              <w:jc w:val="left"/>
-            </w:pPr>
-            <w:r>
-              <w:rPr>
-                <w:rFonts w:ascii="Arial" w:cs="Arial" w:eastAsia="Arial" w:hAnsi="Arial"/>
-                <w:b w:val="false"/>
-                <w:bCs w:val="false"/>
-                <w:i w:val="false"/>
-                <w:iCs w:val="false"/>
-                <w:sz w:val="18"/>
-                <w:szCs w:val="18"/>
-              </w:rPr>
-              <w:t xml:space="preserve"> </w:t>
-            </w:r>
-          </w:p>
-        </w:tc>
-        <w:tc>
-          <w:tcPr>
-            <w:tcW w:type="dxa" w:w="1500"/>
-            <w:tcBorders>
-              <w:top w:val="single" w:color="CCCCCC" w:sz="4"/>
-              <w:left w:val="single" w:color="CCCCCC" w:sz="4"/>
-              <w:bottom w:val="single" w:color="CCCCCC" w:sz="4"/>
-              <w:right w:val="single" w:color="CCCCCC" w:sz="4"/>
-            </w:tcBorders>
-            <w:tcMar>
-              <w:top w:type="dxa" w:w="80"/>
-              <w:left w:type="dxa" w:w="120"/>
-              <w:bottom w:type="dxa" w:w="80"/>
-              <w:right w:type="dxa" w:w="120"/>
-            </w:tcMar>
-          </w:tcPr>
-          <w:p>
-            <w:pPr>
-              <w:jc w:val="left"/>
-            </w:pPr>
-            <w:r>
-              <w:rPr>
-                <w:rFonts w:ascii="Arial" w:cs="Arial" w:eastAsia="Arial" w:hAnsi="Arial"/>
-                <w:b w:val="false"/>
-                <w:bCs w:val="false"/>
-                <w:i w:val="false"/>
-                <w:iCs w:val="false"/>
-                <w:sz w:val="18"/>
-                <w:szCs w:val="18"/>
-              </w:rPr>
-              <w:t xml:space="preserve"> </w:t>
-            </w:r>
-          </w:p>
-        </w:tc>
-        <w:tc>
-          <w:tcPr>
-            <w:tcW w:type="dxa" w:w="1700"/>
-            <w:tcBorders>
-              <w:top w:val="single" w:color="CCCCCC" w:sz="4"/>
-              <w:left w:val="single" w:color="CCCCCC" w:sz="4"/>
-              <w:bottom w:val="single" w:color="CCCCCC" w:sz="4"/>
-              <w:right w:val="single" w:color="CCCCCC" w:sz="4"/>
-            </w:tcBorders>
-            <w:tcMar>
-              <w:top w:type="dxa" w:w="80"/>
-              <w:left w:type="dxa" w:w="120"/>
-              <w:bottom w:type="dxa" w:w="80"/>
-              <w:right w:type="dxa" w:w="120"/>
-            </w:tcMar>
-          </w:tcPr>
-          <w:p>
-            <w:pPr>
-              <w:jc w:val="left"/>
-            </w:pPr>
-            <w:r>
-              <w:rPr>
-                <w:rFonts w:ascii="Arial" w:cs="Arial" w:eastAsia="Arial" w:hAnsi="Arial"/>
-                <w:b w:val="false"/>
-                <w:bCs w:val="false"/>
-                <w:i w:val="false"/>
-                <w:iCs w:val="false"/>
-                <w:sz w:val="18"/>
-                <w:szCs w:val="18"/>
-              </w:rPr>
-              <w:t xml:space="preserve"> </w:t>
-            </w:r>
-          </w:p>
-        </w:tc>
-        <w:tc>
-          <w:tcPr>
-            <w:tcW w:type="dxa" w:w="2400"/>
-            <w:tcBorders>
-              <w:top w:val="single" w:color="CCCCCC" w:sz="4"/>
-              <w:left w:val="single" w:color="CCCCCC" w:sz="4"/>
-              <w:bottom w:val="single" w:color="CCCCCC" w:sz="4"/>
-              <w:right w:val="single" w:color="CCCCCC" w:sz="4"/>
-            </w:tcBorders>
-            <w:tcMar>
-              <w:top w:type="dxa" w:w="80"/>
-              <w:left w:type="dxa" w:w="120"/>
-              <w:bottom w:type="dxa" w:w="80"/>
-              <w:right w:type="dxa" w:w="120"/>
-            </w:tcMar>
-          </w:tcPr>
-          <w:p>
-            <w:pPr>
-              <w:jc w:val="left"/>
-            </w:pPr>
-            <w:r>
-              <w:rPr>
-                <w:rFonts w:ascii="Arial" w:cs="Arial" w:eastAsia="Arial" w:hAnsi="Arial"/>
-                <w:b w:val="false"/>
-                <w:bCs w:val="false"/>
-                <w:i w:val="false"/>
-                <w:iCs w:val="false"/>
-                <w:sz w:val="18"/>
-                <w:szCs w:val="18"/>
-              </w:rPr>
-              <w:t xml:space="preserve"> </w:t>
-            </w:r>
-          </w:p>
-        </w:tc>
-        <w:tc>
-          <w:tcPr>
-            <w:tcW w:type="dxa" w:w="1200"/>
-            <w:tcBorders>
-              <w:top w:val="single" w:color="CCCCCC" w:sz="4"/>
-              <w:left w:val="single" w:color="CCCCCC" w:sz="4"/>
-              <w:bottom w:val="single" w:color="CCCCCC" w:sz="4"/>
-              <w:right w:val="single" w:color="CCCCCC" w:sz="4"/>
-            </w:tcBorders>
-            <w:tcMar>
-              <w:top w:type="dxa" w:w="80"/>
-              <w:left w:type="dxa" w:w="120"/>
-              <w:bottom w:type="dxa" w:w="80"/>
-              <w:right w:type="dxa" w:w="120"/>
-            </w:tcMar>
-          </w:tcPr>
-          <w:p>
-            <w:pPr>
-              <w:jc w:val="center"/>
-            </w:pPr>
-            <w:r>
-              <w:rPr>
-                <w:rFonts w:ascii="Arial" w:cs="Arial" w:eastAsia="Arial" w:hAnsi="Arial"/>
-                <w:b w:val="false"/>
-                <w:bCs w:val="false"/>
-                <w:i w:val="false"/>
-                <w:iCs w:val="false"/>
-                <w:sz w:val="18"/>
-                <w:szCs w:val="18"/>
-              </w:rPr>
-              <w:t xml:space="preserve"> </w:t>
-            </w:r>
-          </w:p>
-        </w:tc>
-        <w:tc>
-          <w:tcPr>
-            <w:tcW w:type="dxa" w:w="2880"/>
-            <w:tcBorders>
-              <w:top w:val="single" w:color="CCCCCC" w:sz="4"/>
-              <w:left w:val="single" w:color="CCCCCC" w:sz="4"/>
-              <w:bottom w:val="single" w:color="CCCCCC" w:sz="4"/>
-              <w:right w:val="single" w:color="CCCCCC" w:sz="4"/>
-            </w:tcBorders>
-            <w:tcMar>
-              <w:top w:type="dxa" w:w="80"/>
-              <w:left w:type="dxa" w:w="120"/>
-              <w:bottom w:type="dxa" w:w="80"/>
-              <w:right w:type="dxa" w:w="120"/>
-            </w:tcMar>
-          </w:tcPr>
-          <w:p>
-            <w:pPr>
-              <w:jc w:val="left"/>
-            </w:pPr>
-            <w:r>
-              <w:rPr>
-                <w:rFonts w:ascii="Arial" w:cs="Arial" w:eastAsia="Arial" w:hAnsi="Arial"/>
-                <w:b w:val="false"/>
-                <w:bCs w:val="false"/>
-                <w:i w:val="false"/>
-                <w:iCs w:val="false"/>
-                <w:sz w:val="18"/>
-                <w:szCs w:val="18"/>
-              </w:rPr>
-              <w:t xml:space="preserve"> </w:t>
-            </w:r>
-          </w:p>
-        </w:tc>
-      </w:tr>
-      <w:tr>
-        <w:tc>
-          <w:tcPr>
-            <w:tcW w:type="dxa" w:w="1100"/>
-            <w:tcBorders>
-              <w:top w:val="single" w:color="CCCCCC" w:sz="4"/>
-              <w:left w:val="single" w:color="CCCCCC" w:sz="4"/>
-              <w:bottom w:val="single" w:color="CCCCCC" w:sz="4"/>
-              <w:right w:val="single" w:color="CCCCCC" w:sz="4"/>
-            </w:tcBorders>
-            <w:tcMar>
-              <w:top w:type="dxa" w:w="80"/>
-              <w:left w:type="dxa" w:w="120"/>
-              <w:bottom w:type="dxa" w:w="80"/>
-              <w:right w:type="dxa" w:w="120"/>
-            </w:tcMar>
-          </w:tcPr>
-          <w:p>
-            <w:pPr>
-              <w:jc w:val="left"/>
-            </w:pPr>
-            <w:r>
-              <w:rPr>
-                <w:rFonts w:ascii="Arial" w:cs="Arial" w:eastAsia="Arial" w:hAnsi="Arial"/>
-                <w:b w:val="false"/>
-                <w:bCs w:val="false"/>
-                <w:i w:val="false"/>
-                <w:iCs w:val="false"/>
-                <w:sz w:val="18"/>
-                <w:szCs w:val="18"/>
-              </w:rPr>
-              <w:t xml:space="preserve"> </w:t>
-            </w:r>
-          </w:p>
-        </w:tc>
-        <w:tc>
-          <w:tcPr>
-            <w:tcW w:type="dxa" w:w="1500"/>
-            <w:tcBorders>
-              <w:top w:val="single" w:color="CCCCCC" w:sz="4"/>
-              <w:left w:val="single" w:color="CCCCCC" w:sz="4"/>
-              <w:bottom w:val="single" w:color="CCCCCC" w:sz="4"/>
-              <w:right w:val="single" w:color="CCCCCC" w:sz="4"/>
-            </w:tcBorders>
-            <w:tcMar>
-              <w:top w:type="dxa" w:w="80"/>
-              <w:left w:type="dxa" w:w="120"/>
-              <w:bottom w:type="dxa" w:w="80"/>
-              <w:right w:type="dxa" w:w="120"/>
-            </w:tcMar>
-          </w:tcPr>
-          <w:p>
-            <w:pPr>
-              <w:jc w:val="left"/>
-            </w:pPr>
-            <w:r>
-              <w:rPr>
-                <w:rFonts w:ascii="Arial" w:cs="Arial" w:eastAsia="Arial" w:hAnsi="Arial"/>
-                <w:b w:val="false"/>
-                <w:bCs w:val="false"/>
-                <w:i w:val="false"/>
-                <w:iCs w:val="false"/>
-                <w:sz w:val="18"/>
-                <w:szCs w:val="18"/>
-              </w:rPr>
-              <w:t xml:space="preserve"> </w:t>
-            </w:r>
-          </w:p>
-        </w:tc>
-        <w:tc>
-          <w:tcPr>
-            <w:tcW w:type="dxa" w:w="1700"/>
-            <w:tcBorders>
-              <w:top w:val="single" w:color="CCCCCC" w:sz="4"/>
-              <w:left w:val="single" w:color="CCCCCC" w:sz="4"/>
-              <w:bottom w:val="single" w:color="CCCCCC" w:sz="4"/>
-              <w:right w:val="single" w:color="CCCCCC" w:sz="4"/>
-            </w:tcBorders>
-            <w:tcMar>
-              <w:top w:type="dxa" w:w="80"/>
-              <w:left w:type="dxa" w:w="120"/>
-              <w:bottom w:type="dxa" w:w="80"/>
-              <w:right w:type="dxa" w:w="120"/>
-            </w:tcMar>
-          </w:tcPr>
-          <w:p>
-            <w:pPr>
-              <w:jc w:val="left"/>
-            </w:pPr>
-            <w:r>
-              <w:rPr>
-                <w:rFonts w:ascii="Arial" w:cs="Arial" w:eastAsia="Arial" w:hAnsi="Arial"/>
-                <w:b w:val="false"/>
-                <w:bCs w:val="false"/>
-                <w:i w:val="false"/>
-                <w:iCs w:val="false"/>
-                <w:sz w:val="18"/>
-                <w:szCs w:val="18"/>
-              </w:rPr>
-              <w:t xml:space="preserve"> </w:t>
-            </w:r>
-          </w:p>
-        </w:tc>
-        <w:tc>
-          <w:tcPr>
-            <w:tcW w:type="dxa" w:w="2400"/>
-            <w:tcBorders>
-              <w:top w:val="single" w:color="CCCCCC" w:sz="4"/>
-              <w:left w:val="single" w:color="CCCCCC" w:sz="4"/>
-              <w:bottom w:val="single" w:color="CCCCCC" w:sz="4"/>
-              <w:right w:val="single" w:color="CCCCCC" w:sz="4"/>
-            </w:tcBorders>
-            <w:tcMar>
-              <w:top w:type="dxa" w:w="80"/>
-              <w:left w:type="dxa" w:w="120"/>
-              <w:bottom w:type="dxa" w:w="80"/>
-              <w:right w:type="dxa" w:w="120"/>
-            </w:tcMar>
-          </w:tcPr>
-          <w:p>
-            <w:pPr>
-              <w:jc w:val="left"/>
-            </w:pPr>
-            <w:r>
-              <w:rPr>
-                <w:rFonts w:ascii="Arial" w:cs="Arial" w:eastAsia="Arial" w:hAnsi="Arial"/>
-                <w:b w:val="false"/>
-                <w:bCs w:val="false"/>
-                <w:i w:val="false"/>
-                <w:iCs w:val="false"/>
-                <w:sz w:val="18"/>
-                <w:szCs w:val="18"/>
-              </w:rPr>
-              <w:t xml:space="preserve"> </w:t>
-            </w:r>
-          </w:p>
-        </w:tc>
-        <w:tc>
-          <w:tcPr>
-            <w:tcW w:type="dxa" w:w="1200"/>
-            <w:tcBorders>
-              <w:top w:val="single" w:color="CCCCCC" w:sz="4"/>
-              <w:left w:val="single" w:color="CCCCCC" w:sz="4"/>
-              <w:bottom w:val="single" w:color="CCCCCC" w:sz="4"/>
-              <w:right w:val="single" w:color="CCCCCC" w:sz="4"/>
-            </w:tcBorders>
-            <w:tcMar>
-              <w:top w:type="dxa" w:w="80"/>
-              <w:left w:type="dxa" w:w="120"/>
-              <w:bottom w:type="dxa" w:w="80"/>
-              <w:right w:type="dxa" w:w="120"/>
-            </w:tcMar>
-          </w:tcPr>
-          <w:p>
-            <w:pPr>
-              <w:jc w:val="center"/>
-            </w:pPr>
-            <w:r>
-              <w:rPr>
-                <w:rFonts w:ascii="Arial" w:cs="Arial" w:eastAsia="Arial" w:hAnsi="Arial"/>
-                <w:b w:val="false"/>
-                <w:bCs w:val="false"/>
-                <w:i w:val="false"/>
-                <w:iCs w:val="false"/>
-                <w:sz w:val="18"/>
-                <w:szCs w:val="18"/>
-              </w:rPr>
-              <w:t xml:space="preserve"> </w:t>
-            </w:r>
-          </w:p>
-        </w:tc>
-        <w:tc>
-          <w:tcPr>
-            <w:tcW w:type="dxa" w:w="2880"/>
-            <w:tcBorders>
-              <w:top w:val="single" w:color="CCCCCC" w:sz="4"/>
-              <w:left w:val="single" w:color="CCCCCC" w:sz="4"/>
-              <w:bottom w:val="single" w:color="CCCCCC" w:sz="4"/>
-              <w:right w:val="single" w:color="CCCCCC" w:sz="4"/>
-            </w:tcBorders>
-            <w:tcMar>
-              <w:top w:type="dxa" w:w="80"/>
-              <w:left w:type="dxa" w:w="120"/>
-              <w:bottom w:type="dxa" w:w="80"/>
-              <w:right w:type="dxa" w:w="120"/>
-            </w:tcMar>
-          </w:tcPr>
-          <w:p>
-            <w:pPr>
-              <w:jc w:val="left"/>
-            </w:pPr>
-            <w:r>
-              <w:rPr>
-                <w:rFonts w:ascii="Arial" w:cs="Arial" w:eastAsia="Arial" w:hAnsi="Arial"/>
-                <w:b w:val="false"/>
-                <w:bCs w:val="false"/>
-                <w:i w:val="false"/>
-                <w:iCs w:val="false"/>
-                <w:sz w:val="18"/>
-                <w:szCs w:val="18"/>
-              </w:rPr>
-              <w:t xml:space="preserve"> </w:t>
-            </w:r>
-          </w:p>
-        </w:tc>
-      </w:tr>
-      <w:tr>
-        <w:tc>
-          <w:tcPr>
-            <w:tcW w:type="dxa" w:w="1100"/>
-            <w:tcBorders>
-              <w:top w:val="single" w:color="CCCCCC" w:sz="4"/>
-              <w:left w:val="single" w:color="CCCCCC" w:sz="4"/>
-              <w:bottom w:val="single" w:color="CCCCCC" w:sz="4"/>
-              <w:right w:val="single" w:color="CCCCCC" w:sz="4"/>
-            </w:tcBorders>
-            <w:tcMar>
-              <w:top w:type="dxa" w:w="80"/>
-              <w:left w:type="dxa" w:w="120"/>
-              <w:bottom w:type="dxa" w:w="80"/>
-              <w:right w:type="dxa" w:w="120"/>
-            </w:tcMar>
-          </w:tcPr>
-          <w:p>
-            <w:pPr>
-              <w:jc w:val="left"/>
-            </w:pPr>
-            <w:r>
-              <w:rPr>
-                <w:rFonts w:ascii="Arial" w:cs="Arial" w:eastAsia="Arial" w:hAnsi="Arial"/>
-                <w:b w:val="false"/>
-                <w:bCs w:val="false"/>
-                <w:i w:val="false"/>
-                <w:iCs w:val="false"/>
-                <w:sz w:val="18"/>
-                <w:szCs w:val="18"/>
-              </w:rPr>
-              <w:t xml:space="preserve"> </w:t>
-            </w:r>
-          </w:p>
-        </w:tc>
-        <w:tc>
-          <w:tcPr>
-            <w:tcW w:type="dxa" w:w="1500"/>
-            <w:tcBorders>
-              <w:top w:val="single" w:color="CCCCCC" w:sz="4"/>
-              <w:left w:val="single" w:color="CCCCCC" w:sz="4"/>
-              <w:bottom w:val="single" w:color="CCCCCC" w:sz="4"/>
-              <w:right w:val="single" w:color="CCCCCC" w:sz="4"/>
-            </w:tcBorders>
-            <w:tcMar>
-              <w:top w:type="dxa" w:w="80"/>
-              <w:left w:type="dxa" w:w="120"/>
-              <w:bottom w:type="dxa" w:w="80"/>
-              <w:right w:type="dxa" w:w="120"/>
-            </w:tcMar>
-          </w:tcPr>
-          <w:p>
-            <w:pPr>
-              <w:jc w:val="left"/>
-            </w:pPr>
-            <w:r>
-              <w:rPr>
-                <w:rFonts w:ascii="Arial" w:cs="Arial" w:eastAsia="Arial" w:hAnsi="Arial"/>
-                <w:b w:val="false"/>
-                <w:bCs w:val="false"/>
-                <w:i w:val="false"/>
-                <w:iCs w:val="false"/>
-                <w:sz w:val="18"/>
-                <w:szCs w:val="18"/>
-              </w:rPr>
-              <w:t xml:space="preserve"> </w:t>
-            </w:r>
-          </w:p>
-        </w:tc>
-        <w:tc>
-          <w:tcPr>
-            <w:tcW w:type="dxa" w:w="1700"/>
-            <w:tcBorders>
-              <w:top w:val="single" w:color="CCCCCC" w:sz="4"/>
-              <w:left w:val="single" w:color="CCCCCC" w:sz="4"/>
-              <w:bottom w:val="single" w:color="CCCCCC" w:sz="4"/>
-              <w:right w:val="single" w:color="CCCCCC" w:sz="4"/>
-            </w:tcBorders>
-            <w:tcMar>
-              <w:top w:type="dxa" w:w="80"/>
-              <w:left w:type="dxa" w:w="120"/>
-              <w:bottom w:type="dxa" w:w="80"/>
-              <w:right w:type="dxa" w:w="120"/>
-            </w:tcMar>
-          </w:tcPr>
-          <w:p>
-            <w:pPr>
-              <w:jc w:val="left"/>
-            </w:pPr>
-            <w:r>
-              <w:rPr>
-                <w:rFonts w:ascii="Arial" w:cs="Arial" w:eastAsia="Arial" w:hAnsi="Arial"/>
-                <w:b w:val="false"/>
-                <w:bCs w:val="false"/>
-                <w:i w:val="false"/>
-                <w:iCs w:val="false"/>
-                <w:sz w:val="18"/>
-                <w:szCs w:val="18"/>
-              </w:rPr>
-              <w:t xml:space="preserve"> </w:t>
-            </w:r>
-          </w:p>
-        </w:tc>
-        <w:tc>
-          <w:tcPr>
-            <w:tcW w:type="dxa" w:w="2400"/>
-            <w:tcBorders>
-              <w:top w:val="single" w:color="CCCCCC" w:sz="4"/>
-              <w:left w:val="single" w:color="CCCCCC" w:sz="4"/>
-              <w:bottom w:val="single" w:color="CCCCCC" w:sz="4"/>
-              <w:right w:val="single" w:color="CCCCCC" w:sz="4"/>
-            </w:tcBorders>
-            <w:tcMar>
-              <w:top w:type="dxa" w:w="80"/>
-              <w:left w:type="dxa" w:w="120"/>
-              <w:bottom w:type="dxa" w:w="80"/>
-              <w:right w:type="dxa" w:w="120"/>
-            </w:tcMar>
-          </w:tcPr>
-          <w:p>
-            <w:pPr>
-              <w:jc w:val="left"/>
-            </w:pPr>
-            <w:r>
-              <w:rPr>
-                <w:rFonts w:ascii="Arial" w:cs="Arial" w:eastAsia="Arial" w:hAnsi="Arial"/>
-                <w:b w:val="false"/>
-                <w:bCs w:val="false"/>
-                <w:i w:val="false"/>
-                <w:iCs w:val="false"/>
-                <w:sz w:val="18"/>
-                <w:szCs w:val="18"/>
-              </w:rPr>
-              <w:t xml:space="preserve"> </w:t>
-            </w:r>
-          </w:p>
-        </w:tc>
-        <w:tc>
-          <w:tcPr>
-            <w:tcW w:type="dxa" w:w="1200"/>
-            <w:tcBorders>
-              <w:top w:val="single" w:color="CCCCCC" w:sz="4"/>
-              <w:left w:val="single" w:color="CCCCCC" w:sz="4"/>
-              <w:bottom w:val="single" w:color="CCCCCC" w:sz="4"/>
-              <w:right w:val="single" w:color="CCCCCC" w:sz="4"/>
-            </w:tcBorders>
-            <w:tcMar>
-              <w:top w:type="dxa" w:w="80"/>
-              <w:left w:type="dxa" w:w="120"/>
-              <w:bottom w:type="dxa" w:w="80"/>
-              <w:right w:type="dxa" w:w="120"/>
-            </w:tcMar>
-          </w:tcPr>
-          <w:p>
-            <w:pPr>
-              <w:jc w:val="center"/>
-            </w:pPr>
-            <w:r>
-              <w:rPr>
-                <w:rFonts w:ascii="Arial" w:cs="Arial" w:eastAsia="Arial" w:hAnsi="Arial"/>
-                <w:b w:val="false"/>
-                <w:bCs w:val="false"/>
-                <w:i w:val="false"/>
-                <w:iCs w:val="false"/>
-                <w:sz w:val="18"/>
-                <w:szCs w:val="18"/>
-              </w:rPr>
-              <w:t xml:space="preserve"> </w:t>
-            </w:r>
-          </w:p>
-        </w:tc>
-        <w:tc>
-          <w:tcPr>
-            <w:tcW w:type="dxa" w:w="2880"/>
-            <w:tcBorders>
-              <w:top w:val="single" w:color="CCCCCC" w:sz="4"/>
-              <w:left w:val="single" w:color="CCCCCC" w:sz="4"/>
-              <w:bottom w:val="single" w:color="CCCCCC" w:sz="4"/>
-              <w:right w:val="single" w:color="CCCCCC" w:sz="4"/>
-            </w:tcBorders>
-            <w:tcMar>
-              <w:top w:type="dxa" w:w="80"/>
-              <w:left w:type="dxa" w:w="120"/>
-              <w:bottom w:type="dxa" w:w="80"/>
-              <w:right w:type="dxa" w:w="120"/>
-            </w:tcMar>
-          </w:tcPr>
-          <w:p>
-            <w:pPr>
-              <w:jc w:val="left"/>
-            </w:pPr>
-            <w:r>
-              <w:rPr>
-                <w:rFonts w:ascii="Arial" w:cs="Arial" w:eastAsia="Arial" w:hAnsi="Arial"/>
-                <w:b w:val="false"/>
-                <w:bCs w:val="false"/>
-                <w:i w:val="false"/>
-                <w:iCs w:val="false"/>
-                <w:sz w:val="18"/>
-                <w:szCs w:val="18"/>
-              </w:rPr>
-              <w:t xml:space="preserve"> </w:t>
-            </w:r>
-          </w:p>
-        </w:tc>
-      </w:tr>
-      <w:tr>
-        <w:tc>
-          <w:tcPr>
-            <w:tcW w:type="dxa" w:w="1100"/>
-            <w:tcBorders>
-              <w:top w:val="single" w:color="CCCCCC" w:sz="4"/>
-              <w:left w:val="single" w:color="CCCCCC" w:sz="4"/>
-              <w:bottom w:val="single" w:color="CCCCCC" w:sz="4"/>
-              <w:right w:val="single" w:color="CCCCCC" w:sz="4"/>
-            </w:tcBorders>
-            <w:tcMar>
-              <w:top w:type="dxa" w:w="80"/>
-              <w:left w:type="dxa" w:w="120"/>
-              <w:bottom w:type="dxa" w:w="80"/>
-              <w:right w:type="dxa" w:w="120"/>
-            </w:tcMar>
-          </w:tcPr>
-          <w:p>
-            <w:pPr>
-              <w:jc w:val="left"/>
-            </w:pPr>
-            <w:r>
-              <w:rPr>
-                <w:rFonts w:ascii="Arial" w:cs="Arial" w:eastAsia="Arial" w:hAnsi="Arial"/>
-                <w:b w:val="false"/>
-                <w:bCs w:val="false"/>
-                <w:i w:val="false"/>
-                <w:iCs w:val="false"/>
-                <w:sz w:val="18"/>
-                <w:szCs w:val="18"/>
-              </w:rPr>
-              <w:t xml:space="preserve"> </w:t>
-            </w:r>
-          </w:p>
-        </w:tc>
-        <w:tc>
-          <w:tcPr>
-            <w:tcW w:type="dxa" w:w="1500"/>
-            <w:tcBorders>
-              <w:top w:val="single" w:color="CCCCCC" w:sz="4"/>
-              <w:left w:val="single" w:color="CCCCCC" w:sz="4"/>
-              <w:bottom w:val="single" w:color="CCCCCC" w:sz="4"/>
-              <w:right w:val="single" w:color="CCCCCC" w:sz="4"/>
-            </w:tcBorders>
-            <w:tcMar>
-              <w:top w:type="dxa" w:w="80"/>
-              <w:left w:type="dxa" w:w="120"/>
-              <w:bottom w:type="dxa" w:w="80"/>
-              <w:right w:type="dxa" w:w="120"/>
-            </w:tcMar>
-          </w:tcPr>
-          <w:p>
-            <w:pPr>
-              <w:jc w:val="left"/>
-            </w:pPr>
-            <w:r>
-              <w:rPr>
-                <w:rFonts w:ascii="Arial" w:cs="Arial" w:eastAsia="Arial" w:hAnsi="Arial"/>
-                <w:b w:val="false"/>
-                <w:bCs w:val="false"/>
-                <w:i w:val="false"/>
-                <w:iCs w:val="false"/>
-                <w:sz w:val="18"/>
-                <w:szCs w:val="18"/>
-              </w:rPr>
-              <w:t xml:space="preserve"> </w:t>
-            </w:r>
-          </w:p>
-        </w:tc>
-        <w:tc>
-          <w:tcPr>
-            <w:tcW w:type="dxa" w:w="1700"/>
-            <w:tcBorders>
-              <w:top w:val="single" w:color="CCCCCC" w:sz="4"/>
-              <w:left w:val="single" w:color="CCCCCC" w:sz="4"/>
-              <w:bottom w:val="single" w:color="CCCCCC" w:sz="4"/>
-              <w:right w:val="single" w:color="CCCCCC" w:sz="4"/>
-            </w:tcBorders>
-            <w:tcMar>
-              <w:top w:type="dxa" w:w="80"/>
-              <w:left w:type="dxa" w:w="120"/>
-              <w:bottom w:type="dxa" w:w="80"/>
-              <w:right w:type="dxa" w:w="120"/>
-            </w:tcMar>
-          </w:tcPr>
-          <w:p>
-            <w:pPr>
-              <w:jc w:val="left"/>
-            </w:pPr>
-            <w:r>
-              <w:rPr>
-                <w:rFonts w:ascii="Arial" w:cs="Arial" w:eastAsia="Arial" w:hAnsi="Arial"/>
-                <w:b w:val="false"/>
-                <w:bCs w:val="false"/>
-                <w:i w:val="false"/>
-                <w:iCs w:val="false"/>
-                <w:sz w:val="18"/>
-                <w:szCs w:val="18"/>
-              </w:rPr>
-              <w:t xml:space="preserve"> </w:t>
-            </w:r>
-          </w:p>
-        </w:tc>
-        <w:tc>
-          <w:tcPr>
-            <w:tcW w:type="dxa" w:w="2400"/>
-            <w:tcBorders>
-              <w:top w:val="single" w:color="CCCCCC" w:sz="4"/>
-              <w:left w:val="single" w:color="CCCCCC" w:sz="4"/>
-              <w:bottom w:val="single" w:color="CCCCCC" w:sz="4"/>
-              <w:right w:val="single" w:color="CCCCCC" w:sz="4"/>
-            </w:tcBorders>
-            <w:tcMar>
-              <w:top w:type="dxa" w:w="80"/>
-              <w:left w:type="dxa" w:w="120"/>
-              <w:bottom w:type="dxa" w:w="80"/>
-              <w:right w:type="dxa" w:w="120"/>
-            </w:tcMar>
-          </w:tcPr>
-          <w:p>
-            <w:pPr>
-              <w:jc w:val="left"/>
-            </w:pPr>
-            <w:r>
-              <w:rPr>
-                <w:rFonts w:ascii="Arial" w:cs="Arial" w:eastAsia="Arial" w:hAnsi="Arial"/>
-                <w:b w:val="false"/>
-                <w:bCs w:val="false"/>
-                <w:i w:val="false"/>
-                <w:iCs w:val="false"/>
-                <w:sz w:val="18"/>
-                <w:szCs w:val="18"/>
-              </w:rPr>
-              <w:t xml:space="preserve"> </w:t>
-            </w:r>
-          </w:p>
-        </w:tc>
-        <w:tc>
-          <w:tcPr>
-            <w:tcW w:type="dxa" w:w="1200"/>
-            <w:tcBorders>
-              <w:top w:val="single" w:color="CCCCCC" w:sz="4"/>
-              <w:left w:val="single" w:color="CCCCCC" w:sz="4"/>
-              <w:bottom w:val="single" w:color="CCCCCC" w:sz="4"/>
-              <w:right w:val="single" w:color="CCCCCC" w:sz="4"/>
-            </w:tcBorders>
-            <w:tcMar>
-              <w:top w:type="dxa" w:w="80"/>
-              <w:left w:type="dxa" w:w="120"/>
-              <w:bottom w:type="dxa" w:w="80"/>
-              <w:right w:type="dxa" w:w="120"/>
-            </w:tcMar>
-          </w:tcPr>
-          <w:p>
-            <w:pPr>
-              <w:jc w:val="center"/>
-            </w:pPr>
-            <w:r>
-              <w:rPr>
-                <w:rFonts w:ascii="Arial" w:cs="Arial" w:eastAsia="Arial" w:hAnsi="Arial"/>
-                <w:b w:val="false"/>
-                <w:bCs w:val="false"/>
-                <w:i w:val="false"/>
-                <w:iCs w:val="false"/>
-                <w:sz w:val="18"/>
-                <w:szCs w:val="18"/>
-              </w:rPr>
-              <w:t xml:space="preserve"> </w:t>
-            </w:r>
-          </w:p>
-        </w:tc>
-        <w:tc>
-          <w:tcPr>
-            <w:tcW w:type="dxa" w:w="2880"/>
-            <w:tcBorders>
-              <w:top w:val="single" w:color="CCCCCC" w:sz="4"/>
-              <w:left w:val="single" w:color="CCCCCC" w:sz="4"/>
-              <w:bottom w:val="single" w:color="CCCCCC" w:sz="4"/>
-              <w:right w:val="single" w:color="CCCCCC" w:sz="4"/>
-            </w:tcBorders>
-            <w:tcMar>
-              <w:top w:type="dxa" w:w="80"/>
-              <w:left w:type="dxa" w:w="120"/>
-              <w:bottom w:type="dxa" w:w="80"/>
-              <w:right w:type="dxa" w:w="120"/>
-            </w:tcMar>
-          </w:tcPr>
-          <w:p>
-            <w:pPr>
-              <w:jc w:val="left"/>
-            </w:pPr>
-            <w:r>
-              <w:rPr>
-                <w:rFonts w:ascii="Arial" w:cs="Arial" w:eastAsia="Arial" w:hAnsi="Arial"/>
-                <w:b w:val="false"/>
-                <w:bCs w:val="false"/>
-                <w:i w:val="false"/>
-                <w:iCs w:val="false"/>
-                <w:sz w:val="18"/>
-                <w:szCs w:val="18"/>
-              </w:rPr>
-              <w:t xml:space="preserve"> </w:t>
-            </w:r>
-          </w:p>
-        </w:tc>
-      </w:tr>
-    </w:tbl>
-    <w:p>
-      <w:pPr>
-        <w:spacing w:after="80" w:before="80"/>
-      </w:pPr>
-      <w:r>
-        <w:rPr>
-          <w:rFonts w:ascii="Arial" w:cs="Arial" w:eastAsia="Arial" w:hAnsi="Arial"/>
-          <w:sz w:val="22"/>
-          <w:szCs w:val="22"/>
-        </w:rPr>
-        <w:t xml:space="preserve"/>
-      </w:r>
-    </w:p>
-    <w:p>
-      <w:pPr>
-        <w:spacing w:after="80" w:before="80"/>
-      </w:pPr>
-      <w:r>
-        <w:rPr>
-          <w:rFonts w:ascii="Arial" w:cs="Arial" w:eastAsia="Arial" w:hAnsi="Arial"/>
-          <w:i/>
-          <w:iCs/>
-          <w:color w:val="888780"/>
-          <w:sz w:val="22"/>
-          <w:szCs w:val="22"/>
-        </w:rPr>
-        <w:t xml:space="preserve">Signal column shorthand: 🟢 strong (warm response, follow-up appetite) · 🟡 mixed (polite but no pull) · 🔴 cold (no response or pushback) · ⚪ pending (waiting on response).</w:t>
-      </w:r>
-    </w:p>
-    <w:p>
-      <w:pPr>
-        <w:pStyle w:val="Heading2"/>
-        <w:spacing w:after="140" w:before="280"/>
-      </w:pPr>
-      <w:r>
-        <w:rPr>
-          <w:rFonts w:ascii="Arial" w:cs="Arial" w:eastAsia="Arial" w:hAnsi="Arial"/>
-          <w:b/>
-          <w:bCs/>
-          <w:color w:val="185FA5"/>
-          <w:sz w:val="26"/>
-          <w:szCs w:val="26"/>
-        </w:rPr>
-        <w:t xml:space="preserve">What's landing — what's not</w:t>
-      </w:r>
-    </w:p>
-    <w:p>
-      <w:pPr>
-        <w:spacing w:after="80" w:before="80"/>
-      </w:pPr>
-      <w:r>
-        <w:rPr>
-          <w:rFonts w:ascii="Arial" w:cs="Arial" w:eastAsia="Arial" w:hAnsi="Arial"/>
-          <w:sz w:val="22"/>
-          <w:szCs w:val="22"/>
-        </w:rPr>
-        <w:t xml:space="preserve">Track which assumptions hold up in the field and which need to be revised. We update the rest of this package based on what we find here.</w:t>
-      </w:r>
-    </w:p>
-    <w:tbl>
-      <w:tblPr>
-        <w:tblW w:type="dxa" w:w="10780"/>
-        <w:tblBorders>
-          <w:top w:val="single" w:color="auto" w:sz="4"/>
-          <w:left w:val="single" w:color="auto" w:sz="4"/>
-          <w:bottom w:val="single" w:color="auto" w:sz="4"/>
-          <w:right w:val="single" w:color="auto" w:sz="4"/>
-          <w:insideH w:val="single" w:color="auto" w:sz="4"/>
-          <w:insideV w:val="single" w:color="auto" w:sz="4"/>
-        </w:tblBorders>
-      </w:tblPr>
-      <w:tblGrid>
-        <w:gridCol w:w="4400"/>
-        <w:gridCol w:w="4400"/>
-        <w:gridCol w:w="1980"/>
-      </w:tblGrid>
-      <w:tr>
-        <w:trPr>
-          <w:tblHeader/>
-        </w:trPr>
-        <w:tc>
-          <w:tcPr>
-            <w:tcW w:type="dxa" w:w="4400"/>
-            <w:tcBorders>
-              <w:top w:val="single" w:color="CCCCCC" w:sz="4"/>
-              <w:left w:val="single" w:color="CCCCCC" w:sz="4"/>
-              <w:bottom w:val="single" w:color="CCCCCC" w:sz="4"/>
-              <w:right w:val="single" w:color="CCCCCC" w:sz="4"/>
-            </w:tcBorders>
-            <w:shd w:fill="1A2B3C" w:val="clear"/>
-            <w:tcMar>
-              <w:top w:type="dxa" w:w="80"/>
-              <w:left w:type="dxa" w:w="120"/>
-              <w:bottom w:type="dxa" w:w="80"/>
-              <w:right w:type="dxa" w:w="120"/>
-            </w:tcMar>
-          </w:tcPr>
-          <w:p>
-            <w:pPr>
-              <w:jc w:val="left"/>
-            </w:pPr>
-            <w:r>
-              <w:rPr>
-                <w:rFonts w:ascii="Arial" w:cs="Arial" w:eastAsia="Arial" w:hAnsi="Arial"/>
-                <w:b/>
-                <w:bCs/>
-                <w:i w:val="false"/>
-                <w:iCs w:val="false"/>
-                <w:color w:val="FFFFFF"/>
-                <w:sz w:val="18"/>
-                <w:szCs w:val="18"/>
-              </w:rPr>
-              <w:t xml:space="preserve">Hypothesis we tested</w:t>
-            </w:r>
-          </w:p>
-        </w:tc>
-        <w:tc>
-          <w:tcPr>
-            <w:tcW w:type="dxa" w:w="4400"/>
-            <w:tcBorders>
-              <w:top w:val="single" w:color="CCCCCC" w:sz="4"/>
-              <w:left w:val="single" w:color="CCCCCC" w:sz="4"/>
-              <w:bottom w:val="single" w:color="CCCCCC" w:sz="4"/>
-              <w:right w:val="single" w:color="CCCCCC" w:sz="4"/>
-            </w:tcBorders>
-            <w:shd w:fill="1A2B3C" w:val="clear"/>
-            <w:tcMar>
-              <w:top w:type="dxa" w:w="80"/>
-              <w:left w:type="dxa" w:w="120"/>
-              <w:bottom w:type="dxa" w:w="80"/>
-              <w:right w:type="dxa" w:w="120"/>
-            </w:tcMar>
-          </w:tcPr>
-          <w:p>
-            <w:pPr>
-              <w:jc w:val="left"/>
-            </w:pPr>
-            <w:r>
-              <w:rPr>
-                <w:rFonts w:ascii="Arial" w:cs="Arial" w:eastAsia="Arial" w:hAnsi="Arial"/>
-                <w:b/>
-                <w:bCs/>
-                <w:i w:val="false"/>
-                <w:iCs w:val="false"/>
-                <w:color w:val="FFFFFF"/>
-                <w:sz w:val="18"/>
-                <w:szCs w:val="18"/>
-              </w:rPr>
-              <w:t xml:space="preserve">How it actually played</w:t>
-            </w:r>
-          </w:p>
-        </w:tc>
-        <w:tc>
-          <w:tcPr>
-            <w:tcW w:type="dxa" w:w="1980"/>
-            <w:tcBorders>
-              <w:top w:val="single" w:color="CCCCCC" w:sz="4"/>
-              <w:left w:val="single" w:color="CCCCCC" w:sz="4"/>
-              <w:bottom w:val="single" w:color="CCCCCC" w:sz="4"/>
-              <w:right w:val="single" w:color="CCCCCC" w:sz="4"/>
-            </w:tcBorders>
-            <w:shd w:fill="1A2B3C" w:val="clear"/>
-            <w:tcMar>
-              <w:top w:type="dxa" w:w="80"/>
-              <w:left w:type="dxa" w:w="120"/>
-              <w:bottom w:type="dxa" w:w="80"/>
-              <w:right w:type="dxa" w:w="120"/>
-            </w:tcMar>
-          </w:tcPr>
-          <w:p>
-            <w:pPr>
-              <w:jc w:val="center"/>
-            </w:pPr>
-            <w:r>
-              <w:rPr>
-                <w:rFonts w:ascii="Arial" w:cs="Arial" w:eastAsia="Arial" w:hAnsi="Arial"/>
-                <w:b/>
-                <w:bCs/>
-                <w:i w:val="false"/>
-                <w:iCs w:val="false"/>
-                <w:color w:val="FFFFFF"/>
-                <w:sz w:val="18"/>
-                <w:szCs w:val="18"/>
-              </w:rPr>
-              <w:t xml:space="preserve">Status</w:t>
-            </w:r>
-          </w:p>
-        </w:tc>
-      </w:tr>
-      <w:tr>
-        <w:tc>
-          <w:tcPr>
-            <w:tcW w:type="dxa" w:w="4400"/>
-            <w:tcBorders>
-              <w:top w:val="single" w:color="CCCCCC" w:sz="4"/>
-              <w:left w:val="single" w:color="CCCCCC" w:sz="4"/>
-              <w:bottom w:val="single" w:color="CCCCCC" w:sz="4"/>
-              <w:right w:val="single" w:color="CCCCCC" w:sz="4"/>
-            </w:tcBorders>
-            <w:tcMar>
-              <w:top w:type="dxa" w:w="80"/>
-              <w:left w:type="dxa" w:w="120"/>
-              <w:bottom w:type="dxa" w:w="80"/>
-              <w:right w:type="dxa" w:w="120"/>
-            </w:tcMar>
-          </w:tcPr>
-          <w:p>
-            <w:pPr>
-              <w:jc w:val="left"/>
-            </w:pPr>
-            <w:r>
-              <w:rPr>
-                <w:rFonts w:ascii="Arial" w:cs="Arial" w:eastAsia="Arial" w:hAnsi="Arial"/>
-                <w:b w:val="false"/>
-                <w:bCs w:val="false"/>
-                <w:i w:val="false"/>
-                <w:iCs w:val="false"/>
-                <w:sz w:val="18"/>
-                <w:szCs w:val="18"/>
-              </w:rPr>
-              <w:t xml:space="preserve">Steven Montgomery single decision authority means fast yes/no cycle</w:t>
-            </w:r>
-          </w:p>
-        </w:tc>
-        <w:tc>
-          <w:tcPr>
-            <w:tcW w:type="dxa" w:w="4400"/>
-            <w:tcBorders>
-              <w:top w:val="single" w:color="CCCCCC" w:sz="4"/>
-              <w:left w:val="single" w:color="CCCCCC" w:sz="4"/>
-              <w:bottom w:val="single" w:color="CCCCCC" w:sz="4"/>
-              <w:right w:val="single" w:color="CCCCCC" w:sz="4"/>
-            </w:tcBorders>
-            <w:tcMar>
-              <w:top w:type="dxa" w:w="80"/>
-              <w:left w:type="dxa" w:w="120"/>
-              <w:bottom w:type="dxa" w:w="80"/>
-              <w:right w:type="dxa" w:w="120"/>
-            </w:tcMar>
-          </w:tcPr>
-          <w:p>
-            <w:pPr>
-              <w:jc w:val="left"/>
-            </w:pPr>
-            <w:r>
-              <w:rPr>
-                <w:rFonts w:ascii="Arial" w:cs="Arial" w:eastAsia="Arial" w:hAnsi="Arial"/>
-                <w:b w:val="false"/>
-                <w:bCs w:val="false"/>
-                <w:i w:val="false"/>
-                <w:iCs w:val="false"/>
-                <w:sz w:val="18"/>
-                <w:szCs w:val="18"/>
-              </w:rPr>
-              <w:t xml:space="preserve"> </w:t>
-            </w:r>
-          </w:p>
-        </w:tc>
-        <w:tc>
-          <w:tcPr>
-            <w:tcW w:type="dxa" w:w="1980"/>
-            <w:tcBorders>
-              <w:top w:val="single" w:color="CCCCCC" w:sz="4"/>
-              <w:left w:val="single" w:color="CCCCCC" w:sz="4"/>
-              <w:bottom w:val="single" w:color="CCCCCC" w:sz="4"/>
-              <w:right w:val="single" w:color="CCCCCC" w:sz="4"/>
-            </w:tcBorders>
-            <w:tcMar>
-              <w:top w:type="dxa" w:w="80"/>
-              <w:left w:type="dxa" w:w="120"/>
-              <w:bottom w:type="dxa" w:w="80"/>
-              <w:right w:type="dxa" w:w="120"/>
-            </w:tcMar>
-          </w:tcPr>
-          <w:p>
-            <w:pPr>
-              <w:jc w:val="center"/>
-            </w:pPr>
-            <w:r>
-              <w:rPr>
-                <w:rFonts w:ascii="Arial" w:cs="Arial" w:eastAsia="Arial" w:hAnsi="Arial"/>
-                <w:b w:val="false"/>
-                <w:bCs w:val="false"/>
-                <w:i w:val="false"/>
-                <w:iCs w:val="false"/>
-                <w:sz w:val="18"/>
-                <w:szCs w:val="18"/>
-              </w:rPr>
-              <w:t xml:space="preserve"> </w:t>
-            </w:r>
-          </w:p>
-        </w:tc>
-      </w:tr>
-      <w:tr>
-        <w:tc>
-          <w:tcPr>
-            <w:tcW w:type="dxa" w:w="4400"/>
-            <w:tcBorders>
-              <w:top w:val="single" w:color="CCCCCC" w:sz="4"/>
-              <w:left w:val="single" w:color="CCCCCC" w:sz="4"/>
-              <w:bottom w:val="single" w:color="CCCCCC" w:sz="4"/>
-              <w:right w:val="single" w:color="CCCCCC" w:sz="4"/>
-            </w:tcBorders>
-            <w:tcMar>
-              <w:top w:type="dxa" w:w="80"/>
-              <w:left w:type="dxa" w:w="120"/>
-              <w:bottom w:type="dxa" w:w="80"/>
-              <w:right w:type="dxa" w:w="120"/>
-            </w:tcMar>
-          </w:tcPr>
-          <w:p>
-            <w:pPr>
-              <w:jc w:val="left"/>
-            </w:pPr>
-            <w:r>
-              <w:rPr>
-                <w:rFonts w:ascii="Arial" w:cs="Arial" w:eastAsia="Arial" w:hAnsi="Arial"/>
-                <w:b w:val="false"/>
-                <w:bCs w:val="false"/>
-                <w:i w:val="false"/>
-                <w:iCs w:val="false"/>
-                <w:sz w:val="18"/>
-                <w:szCs w:val="18"/>
-              </w:rPr>
-              <w:t xml:space="preserve">That 1 Painter (~380 units) is the right wedge brand</w:t>
-            </w:r>
-          </w:p>
-        </w:tc>
-        <w:tc>
-          <w:tcPr>
-            <w:tcW w:type="dxa" w:w="4400"/>
-            <w:tcBorders>
-              <w:top w:val="single" w:color="CCCCCC" w:sz="4"/>
-              <w:left w:val="single" w:color="CCCCCC" w:sz="4"/>
-              <w:bottom w:val="single" w:color="CCCCCC" w:sz="4"/>
-              <w:right w:val="single" w:color="CCCCCC" w:sz="4"/>
-            </w:tcBorders>
-            <w:tcMar>
-              <w:top w:type="dxa" w:w="80"/>
-              <w:left w:type="dxa" w:w="120"/>
-              <w:bottom w:type="dxa" w:w="80"/>
-              <w:right w:type="dxa" w:w="120"/>
-            </w:tcMar>
-          </w:tcPr>
-          <w:p>
-            <w:pPr>
-              <w:jc w:val="left"/>
-            </w:pPr>
-            <w:r>
-              <w:rPr>
-                <w:rFonts w:ascii="Arial" w:cs="Arial" w:eastAsia="Arial" w:hAnsi="Arial"/>
-                <w:b w:val="false"/>
-                <w:bCs w:val="false"/>
-                <w:i w:val="false"/>
-                <w:iCs w:val="false"/>
-                <w:sz w:val="18"/>
-                <w:szCs w:val="18"/>
-              </w:rPr>
-              <w:t xml:space="preserve"> </w:t>
-            </w:r>
-          </w:p>
-        </w:tc>
-        <w:tc>
-          <w:tcPr>
-            <w:tcW w:type="dxa" w:w="1980"/>
-            <w:tcBorders>
-              <w:top w:val="single" w:color="CCCCCC" w:sz="4"/>
-              <w:left w:val="single" w:color="CCCCCC" w:sz="4"/>
-              <w:bottom w:val="single" w:color="CCCCCC" w:sz="4"/>
-              <w:right w:val="single" w:color="CCCCCC" w:sz="4"/>
-            </w:tcBorders>
-            <w:tcMar>
-              <w:top w:type="dxa" w:w="80"/>
-              <w:left w:type="dxa" w:w="120"/>
-              <w:bottom w:type="dxa" w:w="80"/>
-              <w:right w:type="dxa" w:w="120"/>
-            </w:tcMar>
-          </w:tcPr>
-          <w:p>
-            <w:pPr>
-              <w:jc w:val="center"/>
-            </w:pPr>
-            <w:r>
-              <w:rPr>
-                <w:rFonts w:ascii="Arial" w:cs="Arial" w:eastAsia="Arial" w:hAnsi="Arial"/>
-                <w:b w:val="false"/>
-                <w:bCs w:val="false"/>
-                <w:i w:val="false"/>
-                <w:iCs w:val="false"/>
-                <w:sz w:val="18"/>
-                <w:szCs w:val="18"/>
-              </w:rPr>
-              <w:t xml:space="preserve"> </w:t>
-            </w:r>
-          </w:p>
-        </w:tc>
-      </w:tr>
-      <w:tr>
-        <w:tc>
-          <w:tcPr>
-            <w:tcW w:type="dxa" w:w="4400"/>
-            <w:tcBorders>
-              <w:top w:val="single" w:color="CCCCCC" w:sz="4"/>
-              <w:left w:val="single" w:color="CCCCCC" w:sz="4"/>
-              <w:bottom w:val="single" w:color="CCCCCC" w:sz="4"/>
-              <w:right w:val="single" w:color="CCCCCC" w:sz="4"/>
-            </w:tcBorders>
-            <w:tcMar>
-              <w:top w:type="dxa" w:w="80"/>
-              <w:left w:type="dxa" w:w="120"/>
-              <w:bottom w:type="dxa" w:w="80"/>
-              <w:right w:type="dxa" w:w="120"/>
-            </w:tcMar>
-          </w:tcPr>
-          <w:p>
-            <w:pPr>
-              <w:jc w:val="left"/>
-            </w:pPr>
-            <w:r>
-              <w:rPr>
-                <w:rFonts w:ascii="Arial" w:cs="Arial" w:eastAsia="Arial" w:hAnsi="Arial"/>
-                <w:b w:val="false"/>
-                <w:bCs w:val="false"/>
-                <w:i w:val="false"/>
-                <w:iCs w:val="false"/>
-                <w:sz w:val="18"/>
-                <w:szCs w:val="18"/>
-              </w:rPr>
-              <w:t xml:space="preserve">ResiConnect front-end + ServiceBridge backend story works (no displacement fight)</w:t>
-            </w:r>
-          </w:p>
-        </w:tc>
-        <w:tc>
-          <w:tcPr>
-            <w:tcW w:type="dxa" w:w="4400"/>
-            <w:tcBorders>
-              <w:top w:val="single" w:color="CCCCCC" w:sz="4"/>
-              <w:left w:val="single" w:color="CCCCCC" w:sz="4"/>
-              <w:bottom w:val="single" w:color="CCCCCC" w:sz="4"/>
-              <w:right w:val="single" w:color="CCCCCC" w:sz="4"/>
-            </w:tcBorders>
-            <w:tcMar>
-              <w:top w:type="dxa" w:w="80"/>
-              <w:left w:type="dxa" w:w="120"/>
-              <w:bottom w:type="dxa" w:w="80"/>
-              <w:right w:type="dxa" w:w="120"/>
-            </w:tcMar>
-          </w:tcPr>
-          <w:p>
-            <w:pPr>
-              <w:jc w:val="left"/>
-            </w:pPr>
-            <w:r>
-              <w:rPr>
-                <w:rFonts w:ascii="Arial" w:cs="Arial" w:eastAsia="Arial" w:hAnsi="Arial"/>
-                <w:b w:val="false"/>
-                <w:bCs w:val="false"/>
-                <w:i w:val="false"/>
-                <w:iCs w:val="false"/>
-                <w:sz w:val="18"/>
-                <w:szCs w:val="18"/>
-              </w:rPr>
-              <w:t xml:space="preserve"> </w:t>
-            </w:r>
-          </w:p>
-        </w:tc>
-        <w:tc>
-          <w:tcPr>
-            <w:tcW w:type="dxa" w:w="1980"/>
-            <w:tcBorders>
-              <w:top w:val="single" w:color="CCCCCC" w:sz="4"/>
-              <w:left w:val="single" w:color="CCCCCC" w:sz="4"/>
-              <w:bottom w:val="single" w:color="CCCCCC" w:sz="4"/>
-              <w:right w:val="single" w:color="CCCCCC" w:sz="4"/>
-            </w:tcBorders>
-            <w:tcMar>
-              <w:top w:type="dxa" w:w="80"/>
-              <w:left w:type="dxa" w:w="120"/>
-              <w:bottom w:type="dxa" w:w="80"/>
-              <w:right w:type="dxa" w:w="120"/>
-            </w:tcMar>
-          </w:tcPr>
-          <w:p>
-            <w:pPr>
-              <w:jc w:val="center"/>
-            </w:pPr>
-            <w:r>
-              <w:rPr>
-                <w:rFonts w:ascii="Arial" w:cs="Arial" w:eastAsia="Arial" w:hAnsi="Arial"/>
-                <w:b w:val="false"/>
-                <w:bCs w:val="false"/>
-                <w:i w:val="false"/>
-                <w:iCs w:val="false"/>
-                <w:sz w:val="18"/>
-                <w:szCs w:val="18"/>
-              </w:rPr>
-              <w:t xml:space="preserve"> </w:t>
-            </w:r>
-          </w:p>
-        </w:tc>
-      </w:tr>
-      <w:tr>
-        <w:tc>
-          <w:tcPr>
-            <w:tcW w:type="dxa" w:w="4400"/>
-            <w:tcBorders>
-              <w:top w:val="single" w:color="CCCCCC" w:sz="4"/>
-              <w:left w:val="single" w:color="CCCCCC" w:sz="4"/>
-              <w:bottom w:val="single" w:color="CCCCCC" w:sz="4"/>
-              <w:right w:val="single" w:color="CCCCCC" w:sz="4"/>
-            </w:tcBorders>
-            <w:tcMar>
-              <w:top w:type="dxa" w:w="80"/>
-              <w:left w:type="dxa" w:w="120"/>
-              <w:bottom w:type="dxa" w:w="80"/>
-              <w:right w:type="dxa" w:w="120"/>
-            </w:tcMar>
-          </w:tcPr>
-          <w:p>
-            <w:pPr>
-              <w:jc w:val="left"/>
-            </w:pPr>
-            <w:r>
-              <w:rPr>
-                <w:rFonts w:ascii="Arial" w:cs="Arial" w:eastAsia="Arial" w:hAnsi="Arial"/>
-                <w:b w:val="false"/>
-                <w:bCs w:val="false"/>
-                <w:i w:val="false"/>
-                <w:iCs w:val="false"/>
-                <w:sz w:val="18"/>
-                <w:szCs w:val="18"/>
-              </w:rPr>
-              <w:t xml:space="preserve">Trivest network warm path is viable</w:t>
-            </w:r>
-          </w:p>
-        </w:tc>
-        <w:tc>
-          <w:tcPr>
-            <w:tcW w:type="dxa" w:w="4400"/>
-            <w:tcBorders>
-              <w:top w:val="single" w:color="CCCCCC" w:sz="4"/>
-              <w:left w:val="single" w:color="CCCCCC" w:sz="4"/>
-              <w:bottom w:val="single" w:color="CCCCCC" w:sz="4"/>
-              <w:right w:val="single" w:color="CCCCCC" w:sz="4"/>
-            </w:tcBorders>
-            <w:tcMar>
-              <w:top w:type="dxa" w:w="80"/>
-              <w:left w:type="dxa" w:w="120"/>
-              <w:bottom w:type="dxa" w:w="80"/>
-              <w:right w:type="dxa" w:w="120"/>
-            </w:tcMar>
-          </w:tcPr>
-          <w:p>
-            <w:pPr>
-              <w:jc w:val="left"/>
-            </w:pPr>
-            <w:r>
-              <w:rPr>
-                <w:rFonts w:ascii="Arial" w:cs="Arial" w:eastAsia="Arial" w:hAnsi="Arial"/>
-                <w:b w:val="false"/>
-                <w:bCs w:val="false"/>
-                <w:i w:val="false"/>
-                <w:iCs w:val="false"/>
-                <w:sz w:val="18"/>
-                <w:szCs w:val="18"/>
-              </w:rPr>
-              <w:t xml:space="preserve"> </w:t>
-            </w:r>
-          </w:p>
-        </w:tc>
-        <w:tc>
-          <w:tcPr>
-            <w:tcW w:type="dxa" w:w="1980"/>
-            <w:tcBorders>
-              <w:top w:val="single" w:color="CCCCCC" w:sz="4"/>
-              <w:left w:val="single" w:color="CCCCCC" w:sz="4"/>
-              <w:bottom w:val="single" w:color="CCCCCC" w:sz="4"/>
-              <w:right w:val="single" w:color="CCCCCC" w:sz="4"/>
-            </w:tcBorders>
-            <w:tcMar>
-              <w:top w:type="dxa" w:w="80"/>
-              <w:left w:type="dxa" w:w="120"/>
-              <w:bottom w:type="dxa" w:w="80"/>
-              <w:right w:type="dxa" w:w="120"/>
-            </w:tcMar>
-          </w:tcPr>
-          <w:p>
-            <w:pPr>
-              <w:jc w:val="center"/>
-            </w:pPr>
-            <w:r>
-              <w:rPr>
-                <w:rFonts w:ascii="Arial" w:cs="Arial" w:eastAsia="Arial" w:hAnsi="Arial"/>
-                <w:b w:val="false"/>
-                <w:bCs w:val="false"/>
-                <w:i w:val="false"/>
-                <w:iCs w:val="false"/>
-                <w:sz w:val="18"/>
-                <w:szCs w:val="18"/>
-              </w:rPr>
-              <w:t xml:space="preserve"> </w:t>
-            </w:r>
-          </w:p>
-        </w:tc>
-      </w:tr>
-      <w:tr>
-        <w:tc>
-          <w:tcPr>
-            <w:tcW w:type="dxa" w:w="4400"/>
-            <w:tcBorders>
-              <w:top w:val="single" w:color="CCCCCC" w:sz="4"/>
-              <w:left w:val="single" w:color="CCCCCC" w:sz="4"/>
-              <w:bottom w:val="single" w:color="CCCCCC" w:sz="4"/>
-              <w:right w:val="single" w:color="CCCCCC" w:sz="4"/>
-            </w:tcBorders>
-            <w:tcMar>
-              <w:top w:type="dxa" w:w="80"/>
-              <w:left w:type="dxa" w:w="120"/>
-              <w:bottom w:type="dxa" w:w="80"/>
-              <w:right w:type="dxa" w:w="120"/>
-            </w:tcMar>
-          </w:tcPr>
-          <w:p>
-            <w:pPr>
-              <w:jc w:val="left"/>
-            </w:pPr>
-            <w:r>
-              <w:rPr>
-                <w:rFonts w:ascii="Arial" w:cs="Arial" w:eastAsia="Arial" w:hAnsi="Arial"/>
-                <w:b w:val="false"/>
-                <w:bCs w:val="false"/>
-                <w:i w:val="false"/>
-                <w:iCs w:val="false"/>
-                <w:sz w:val="18"/>
-                <w:szCs w:val="18"/>
-              </w:rPr>
-              <w:t xml:space="preserve"> </w:t>
-            </w:r>
-          </w:p>
-        </w:tc>
-        <w:tc>
-          <w:tcPr>
-            <w:tcW w:type="dxa" w:w="4400"/>
-            <w:tcBorders>
-              <w:top w:val="single" w:color="CCCCCC" w:sz="4"/>
-              <w:left w:val="single" w:color="CCCCCC" w:sz="4"/>
-              <w:bottom w:val="single" w:color="CCCCCC" w:sz="4"/>
-              <w:right w:val="single" w:color="CCCCCC" w:sz="4"/>
-            </w:tcBorders>
-            <w:tcMar>
-              <w:top w:type="dxa" w:w="80"/>
-              <w:left w:type="dxa" w:w="120"/>
-              <w:bottom w:type="dxa" w:w="80"/>
-              <w:right w:type="dxa" w:w="120"/>
-            </w:tcMar>
-          </w:tcPr>
-          <w:p>
-            <w:pPr>
-              <w:jc w:val="left"/>
-            </w:pPr>
-            <w:r>
-              <w:rPr>
-                <w:rFonts w:ascii="Arial" w:cs="Arial" w:eastAsia="Arial" w:hAnsi="Arial"/>
-                <w:b w:val="false"/>
-                <w:bCs w:val="false"/>
-                <w:i w:val="false"/>
-                <w:iCs w:val="false"/>
-                <w:sz w:val="18"/>
-                <w:szCs w:val="18"/>
-              </w:rPr>
-              <w:t xml:space="preserve"> </w:t>
-            </w:r>
-          </w:p>
-        </w:tc>
-        <w:tc>
-          <w:tcPr>
-            <w:tcW w:type="dxa" w:w="1980"/>
-            <w:tcBorders>
-              <w:top w:val="single" w:color="CCCCCC" w:sz="4"/>
-              <w:left w:val="single" w:color="CCCCCC" w:sz="4"/>
-              <w:bottom w:val="single" w:color="CCCCCC" w:sz="4"/>
-              <w:right w:val="single" w:color="CCCCCC" w:sz="4"/>
-            </w:tcBorders>
-            <w:tcMar>
-              <w:top w:type="dxa" w:w="80"/>
-              <w:left w:type="dxa" w:w="120"/>
-              <w:bottom w:type="dxa" w:w="80"/>
-              <w:right w:type="dxa" w:w="120"/>
-            </w:tcMar>
-          </w:tcPr>
-          <w:p>
-            <w:pPr>
-              <w:jc w:val="center"/>
-            </w:pPr>
-            <w:r>
-              <w:rPr>
-                <w:rFonts w:ascii="Arial" w:cs="Arial" w:eastAsia="Arial" w:hAnsi="Arial"/>
-                <w:b w:val="false"/>
-                <w:bCs w:val="false"/>
-                <w:i w:val="false"/>
-                <w:iCs w:val="false"/>
-                <w:sz w:val="18"/>
-                <w:szCs w:val="18"/>
-              </w:rPr>
-              <w:t xml:space="preserve"> </w:t>
-            </w:r>
-          </w:p>
-        </w:tc>
-      </w:tr>
-      <w:tr>
-        <w:tc>
-          <w:tcPr>
-            <w:tcW w:type="dxa" w:w="4400"/>
-            <w:tcBorders>
-              <w:top w:val="single" w:color="CCCCCC" w:sz="4"/>
-              <w:left w:val="single" w:color="CCCCCC" w:sz="4"/>
-              <w:bottom w:val="single" w:color="CCCCCC" w:sz="4"/>
-              <w:right w:val="single" w:color="CCCCCC" w:sz="4"/>
-            </w:tcBorders>
-            <w:tcMar>
-              <w:top w:type="dxa" w:w="80"/>
-              <w:left w:type="dxa" w:w="120"/>
-              <w:bottom w:type="dxa" w:w="80"/>
-              <w:right w:type="dxa" w:w="120"/>
-            </w:tcMar>
-          </w:tcPr>
-          <w:p>
-            <w:pPr>
-              <w:jc w:val="left"/>
-            </w:pPr>
-            <w:r>
-              <w:rPr>
-                <w:rFonts w:ascii="Arial" w:cs="Arial" w:eastAsia="Arial" w:hAnsi="Arial"/>
-                <w:b w:val="false"/>
-                <w:bCs w:val="false"/>
-                <w:i w:val="false"/>
-                <w:iCs w:val="false"/>
-                <w:sz w:val="18"/>
-                <w:szCs w:val="18"/>
-              </w:rPr>
-              <w:t xml:space="preserve"> </w:t>
-            </w:r>
-          </w:p>
-        </w:tc>
-        <w:tc>
-          <w:tcPr>
-            <w:tcW w:type="dxa" w:w="4400"/>
-            <w:tcBorders>
-              <w:top w:val="single" w:color="CCCCCC" w:sz="4"/>
-              <w:left w:val="single" w:color="CCCCCC" w:sz="4"/>
-              <w:bottom w:val="single" w:color="CCCCCC" w:sz="4"/>
-              <w:right w:val="single" w:color="CCCCCC" w:sz="4"/>
-            </w:tcBorders>
-            <w:tcMar>
-              <w:top w:type="dxa" w:w="80"/>
-              <w:left w:type="dxa" w:w="120"/>
-              <w:bottom w:type="dxa" w:w="80"/>
-              <w:right w:type="dxa" w:w="120"/>
-            </w:tcMar>
-          </w:tcPr>
-          <w:p>
-            <w:pPr>
-              <w:jc w:val="left"/>
-            </w:pPr>
-            <w:r>
-              <w:rPr>
-                <w:rFonts w:ascii="Arial" w:cs="Arial" w:eastAsia="Arial" w:hAnsi="Arial"/>
-                <w:b w:val="false"/>
-                <w:bCs w:val="false"/>
-                <w:i w:val="false"/>
-                <w:iCs w:val="false"/>
-                <w:sz w:val="18"/>
-                <w:szCs w:val="18"/>
-              </w:rPr>
-              <w:t xml:space="preserve"> </w:t>
-            </w:r>
-          </w:p>
-        </w:tc>
-        <w:tc>
-          <w:tcPr>
-            <w:tcW w:type="dxa" w:w="1980"/>
-            <w:tcBorders>
-              <w:top w:val="single" w:color="CCCCCC" w:sz="4"/>
-              <w:left w:val="single" w:color="CCCCCC" w:sz="4"/>
-              <w:bottom w:val="single" w:color="CCCCCC" w:sz="4"/>
-              <w:right w:val="single" w:color="CCCCCC" w:sz="4"/>
-            </w:tcBorders>
-            <w:tcMar>
-              <w:top w:type="dxa" w:w="80"/>
-              <w:left w:type="dxa" w:w="120"/>
-              <w:bottom w:type="dxa" w:w="80"/>
-              <w:right w:type="dxa" w:w="120"/>
-            </w:tcMar>
-          </w:tcPr>
-          <w:p>
-            <w:pPr>
-              <w:jc w:val="center"/>
-            </w:pPr>
-            <w:r>
-              <w:rPr>
-                <w:rFonts w:ascii="Arial" w:cs="Arial" w:eastAsia="Arial" w:hAnsi="Arial"/>
-                <w:b w:val="false"/>
-                <w:bCs w:val="false"/>
-                <w:i w:val="false"/>
-                <w:iCs w:val="false"/>
-                <w:sz w:val="18"/>
-                <w:szCs w:val="18"/>
-              </w:rPr>
-              <w:t xml:space="preserve"> </w:t>
-            </w:r>
-          </w:p>
-        </w:tc>
-      </w:tr>
-    </w:tbl>
-    <w:p>
-      <w:pPr>
-        <w:spacing w:after="80" w:before="80"/>
-      </w:pPr>
-      <w:r>
-        <w:rPr>
-          <w:rFonts w:ascii="Arial" w:cs="Arial" w:eastAsia="Arial" w:hAnsi="Arial"/>
-          <w:sz w:val="22"/>
-          <w:szCs w:val="22"/>
-        </w:rPr>
-        <w:t xml:space="preserve"/>
-      </w:r>
-    </w:p>
-    <w:p>
-      <w:pPr>
-        <w:spacing w:after="80" w:before="80"/>
-      </w:pPr>
-      <w:r>
-        <w:rPr>
-          <w:rFonts w:ascii="Arial" w:cs="Arial" w:eastAsia="Arial" w:hAnsi="Arial"/>
-          <w:i/>
-          <w:iCs/>
-          <w:color w:val="888780"/>
-          <w:sz w:val="22"/>
-          <w:szCs w:val="22"/>
-        </w:rPr>
-        <w:t xml:space="preserve">Status shorthand: ✓ confirmed · ✗ disproven · ↻ revising · — pending evidence.</w:t>
-      </w:r>
-    </w:p>
     <w:p>
       <w:pPr>
         <w:pStyle w:val="Heading2"/>

--- a/docs/ResiBrands_Readiness_Execution.docx
+++ b/docs/ResiBrands_Readiness_Execution.docx
@@ -6778,10 +6778,7 @@
         <w:ind w:left="360" w:hanging="360"/>
       </w:pPr>
       <w:r>
-        <w:t xml:space="preserve">• </w:t>
-      </w:r>
-      <w:r>
-        <w:t xml:space="preserve">Alumni hits in column J of Alumni Crossover v19 (alma mater matches)</w:t>
+        <w:t>• Alumni hits in column J of Alumni Crossover v19 (alma mater matches)</w:t>
       </w:r>
     </w:p>
     <w:p>
@@ -6790,10 +6787,7 @@
         <w:ind w:left="360" w:hanging="360"/>
       </w:pPr>
       <w:r>
-        <w:t xml:space="preserve">• </w:t>
-      </w:r>
-      <w:r>
-        <w:t xml:space="preserve">LinkedIn 1st-degree mutual connections — click each LinkedIn URL above</w:t>
+        <w:t>• LinkedIn 1st-degree mutual connections — click each LinkedIn URL above</w:t>
       </w:r>
     </w:p>
     <w:p>
@@ -6802,10 +6796,7 @@
         <w:ind w:left="360" w:hanging="360"/>
       </w:pPr>
       <w:r>
-        <w:t xml:space="preserve">• </w:t>
-      </w:r>
-      <w:r>
-        <w:t xml:space="preserve">Verification of any flagged status changes before sequencing</w:t>
+        <w:t>• Verification of any flagged status changes before sequencing</w:t>
       </w:r>
     </w:p>
     <w:p>
@@ -12018,7 +12009,7 @@
           <w:sz w:val="16"/>
           <w:szCs w:val="16"/>
         </w:rPr>
-        <w:t xml:space="preserve">Velocity GTM Co LLC  ·  ResiBrands GTM Engagement Readiness  ·  April 24, 2026</w:t>
+        <w:t xml:space="preserve">Velocity GTM Co LLC  ·  ResiBrands GTM Engagement Readiness  ·  May 4, 2026</w:t>
       </w:r>
     </w:p>
     <w:sectPr>
@@ -12087,7 +12078,7 @@
         <w:sz w:val="16"/>
         <w:szCs w:val="16"/>
       </w:rPr>
-      <w:t xml:space="preserve">Velocity GTM Co LLC  ·  April 24, 2026  ·  Page </w:t>
+      <w:t xml:space="preserve">Velocity GTM Co LLC  ·  May 4, 2026  ·  Page </w:t>
     </w:r>
     <w:r>
       <w:rPr>
